--- a/DevDoc_De_Gouden_Draak_OTAP.docx
+++ b/DevDoc_De_Gouden_Draak_OTAP.docx
@@ -1,6 +1,6 @@
 
 <file path=word/document.xml><?xml version="1.0" encoding="utf-8"?>
-<w:document xmlns:wpc="http://schemas.microsoft.com/office/word/2010/wordprocessingCanvas" xmlns:cx="http://schemas.microsoft.com/office/drawing/2014/chartex" xmlns:cx1="http://schemas.microsoft.com/office/drawing/2015/9/8/chartex" xmlns:cx2="http://schemas.microsoft.com/office/drawing/2015/10/21/chartex" xmlns:cx3="http://schemas.microsoft.com/office/drawing/2016/5/9/chartex" xmlns:cx4="http://schemas.microsoft.com/office/drawing/2016/5/10/chartex" xmlns:cx5="http://schemas.microsoft.com/office/drawing/2016/5/11/chartex" xmlns:cx6="http://schemas.microsoft.com/office/drawing/2016/5/12/chartex" xmlns:cx7="http://schemas.microsoft.com/office/drawing/2016/5/13/chartex" xmlns:cx8="http://schemas.microsoft.com/office/drawing/2016/5/14/chartex" xmlns:mc="http://schemas.openxmlformats.org/markup-compatibility/2006" xmlns:aink="http://schemas.microsoft.com/office/drawing/2016/ink" xmlns:am3d="http://schemas.microsoft.com/office/drawing/2017/model3d" xmlns:o="urn:schemas-microsoft-com:office:office" xmlns:oel="http://schemas.microsoft.com/office/2019/extlst" xmlns:r="http://schemas.openxmlformats.org/officeDocument/2006/relationships" xmlns:m="http://schemas.openxmlformats.org/officeDocument/2006/math" xmlns:v="urn:schemas-microsoft-com:vml" xmlns:wp14="http://schemas.microsoft.com/office/word/2010/wordprocessingDrawing" xmlns:wp="http://schemas.openxmlformats.org/drawingml/2006/wordprocessingDrawing" xmlns:w10="urn:schemas-microsoft-com:office:word" xmlns:w="http://schemas.openxmlformats.org/wordprocessingml/2006/main" xmlns:w14="http://schemas.microsoft.com/office/word/2010/wordml" xmlns:w15="http://schemas.microsoft.com/office/word/2012/wordml" xmlns:w16cex="http://schemas.microsoft.com/office/word/2018/wordml/cex" xmlns:w16cid="http://schemas.microsoft.com/office/word/2016/wordml/cid" xmlns:w16="http://schemas.microsoft.com/office/word/2018/wordml" xmlns:w16du="http://schemas.microsoft.com/office/word/2023/wordml/word16du" xmlns:w16sdtdh="http://schemas.microsoft.com/office/word/2020/wordml/sdtdatahash" xmlns:w16sdtfl="http://schemas.microsoft.com/office/word/2024/wordml/sdtformatlock" xmlns:w16se="http://schemas.microsoft.com/office/word/2015/wordml/symex" xmlns:wpg="http://schemas.microsoft.com/office/word/2010/wordprocessingGroup" xmlns:wpi="http://schemas.microsoft.com/office/word/2010/wordprocessingInk" xmlns:wne="http://schemas.microsoft.com/office/word/2006/wordml" xmlns:wps="http://schemas.microsoft.com/office/word/2010/wordprocessingShape" mc:Ignorable="w14 w15 w16se w16cid w16 w16cex w16sdtdh w16sdtfl w16du wp14">
+<w:document xmlns:wpc="http://schemas.microsoft.com/office/word/2010/wordprocessingCanvas" xmlns:cx="http://schemas.microsoft.com/office/drawing/2014/chartex" xmlns:cx1="http://schemas.microsoft.com/office/drawing/2015/9/8/chartex" xmlns:cx2="http://schemas.microsoft.com/office/drawing/2015/10/21/chartex" xmlns:cx3="http://schemas.microsoft.com/office/drawing/2016/5/9/chartex" xmlns:cx4="http://schemas.microsoft.com/office/drawing/2016/5/10/chartex" xmlns:cx5="http://schemas.microsoft.com/office/drawing/2016/5/11/chartex" xmlns:cx6="http://schemas.microsoft.com/office/drawing/2016/5/12/chartex" xmlns:cx7="http://schemas.microsoft.com/office/drawing/2016/5/13/chartex" xmlns:cx8="http://schemas.microsoft.com/office/drawing/2016/5/14/chartex" xmlns:mc="http://schemas.openxmlformats.org/markup-compatibility/2006" xmlns:m="http://schemas.openxmlformats.org/officeDocument/2006/math" xmlns:aink="http://schemas.microsoft.com/office/drawing/2016/ink" xmlns:am3d="http://schemas.microsoft.com/office/drawing/2017/model3d" xmlns:oel="http://schemas.microsoft.com/office/2019/extlst" xmlns:r="http://schemas.openxmlformats.org/officeDocument/2006/relationships" xmlns:wp14="http://schemas.microsoft.com/office/word/2010/wordprocessingDrawing" xmlns:wp="http://schemas.openxmlformats.org/drawingml/2006/wordprocessingDrawing" xmlns:wpg="http://schemas.microsoft.com/office/word/2010/wordprocessingGroup" xmlns:wpi="http://schemas.microsoft.com/office/word/2010/wordprocessingInk" xmlns:wps="http://schemas.microsoft.com/office/word/2010/wordprocessingShape" xmlns:o="urn:schemas-microsoft-com:office:office" xmlns:v="urn:schemas-microsoft-com:vml" xmlns:w10="urn:schemas-microsoft-com:office:word" xmlns:w="http://schemas.openxmlformats.org/wordprocessingml/2006/main" xmlns:w14="http://schemas.microsoft.com/office/word/2010/wordml" xmlns:w15="http://schemas.microsoft.com/office/word/2012/wordml" xmlns:w16cex="http://schemas.microsoft.com/office/word/2018/wordml/cex" xmlns:w16cid="http://schemas.microsoft.com/office/word/2016/wordml/cid" xmlns:w16="http://schemas.microsoft.com/office/word/2018/wordml" xmlns:w16sdtdh="http://schemas.microsoft.com/office/word/2020/wordml/sdtdatahash" xmlns:w16sdtfl="http://schemas.microsoft.com/office/word/2024/wordml/sdtformatlock" xmlns:w16se="http://schemas.microsoft.com/office/word/2015/wordml/symex" xmlns:w16du="http://schemas.microsoft.com/office/word/2023/wordml/word16du" xmlns:wne="http://schemas.microsoft.com/office/word/2006/wordml" mc:Ignorable="w14 w15 w16se w16cid w16 w16cex w16sdtdh w16sdtfl w16du wp14">
   <w:body>
     <w:p>
       <w:pPr>
@@ -10,7 +10,6 @@
           <w:lang w:val="nl-NL"/>
         </w:rPr>
       </w:pPr>
-      <w:proofErr w:type="spellStart"/>
       <w:r>
         <w:rPr>
           <w:b/>
@@ -20,7 +19,6 @@
         </w:rPr>
         <w:t>DevDoc</w:t>
       </w:r>
-      <w:proofErr w:type="spellEnd"/>
     </w:p>
     <w:p>
       <w:pPr>
@@ -71,7 +69,6 @@
             <w:pPr>
               <w:spacing w:after="0"/>
             </w:pPr>
-            <w:proofErr w:type="spellStart"/>
             <w:r>
               <w:rPr>
                 <w:b/>
@@ -79,7 +76,6 @@
               </w:rPr>
               <w:t>Onderdeel</w:t>
             </w:r>
-            <w:proofErr w:type="spellEnd"/>
           </w:p>
         </w:tc>
         <w:tc>
@@ -158,28 +154,12 @@
             <w:pPr>
               <w:spacing w:after="0"/>
             </w:pPr>
-            <w:proofErr w:type="spellStart"/>
-            <w:r>
-              <w:rPr>
-                <w:sz w:val="18"/>
-              </w:rPr>
-              <w:t>Techniek</w:t>
-            </w:r>
-            <w:proofErr w:type="spellEnd"/>
-            <w:r>
-              <w:rPr>
-                <w:sz w:val="18"/>
-              </w:rPr>
-              <w:t xml:space="preserve"> </w:t>
-            </w:r>
-            <w:proofErr w:type="spellStart"/>
-            <w:r>
-              <w:rPr>
-                <w:sz w:val="18"/>
-              </w:rPr>
-              <w:t>nieuw</w:t>
-            </w:r>
-            <w:proofErr w:type="spellEnd"/>
+            <w:r>
+              <w:rPr>
+                <w:sz w:val="18"/>
+              </w:rPr>
+              <w:t>Techniek nieuw</w:t>
+            </w:r>
           </w:p>
         </w:tc>
         <w:tc>
@@ -217,19 +197,11 @@
             <w:pPr>
               <w:spacing w:after="0"/>
             </w:pPr>
-            <w:proofErr w:type="spellStart"/>
-            <w:r>
-              <w:rPr>
-                <w:sz w:val="18"/>
-              </w:rPr>
-              <w:t>Techniek</w:t>
-            </w:r>
-            <w:proofErr w:type="spellEnd"/>
-            <w:r>
-              <w:rPr>
-                <w:sz w:val="18"/>
-              </w:rPr>
-              <w:t xml:space="preserve"> oud</w:t>
+            <w:r>
+              <w:rPr>
+                <w:sz w:val="18"/>
+              </w:rPr>
+              <w:t>Techniek oud</w:t>
             </w:r>
           </w:p>
         </w:tc>
@@ -268,7 +240,7 @@
               <w:rPr>
                 <w:sz w:val="18"/>
               </w:rPr>
-              <w:t>Datum analyse</w:t>
+              <w:t>Datum</w:t>
             </w:r>
           </w:p>
         </w:tc>
@@ -328,23 +300,7 @@
                 <w:sz w:val="18"/>
                 <w:lang w:val="nl-NL"/>
               </w:rPr>
-              <w:t xml:space="preserve">Onderbouwde technische basis voor bouw, OTAP, </w:t>
-            </w:r>
-            <w:proofErr w:type="spellStart"/>
-            <w:r>
-              <w:rPr>
-                <w:sz w:val="18"/>
-                <w:lang w:val="nl-NL"/>
-              </w:rPr>
-              <w:t>deployment</w:t>
-            </w:r>
-            <w:proofErr w:type="spellEnd"/>
-            <w:r>
-              <w:rPr>
-                <w:sz w:val="18"/>
-                <w:lang w:val="nl-NL"/>
-              </w:rPr>
-              <w:t xml:space="preserve"> en datamigratie</w:t>
+              <w:t>Onderbouwde technische basis voor bouw, OTAP, deployment en datamigratie</w:t>
             </w:r>
           </w:p>
         </w:tc>
@@ -356,21 +312,6 @@
           <w:lang w:val="nl-NL"/>
         </w:rPr>
       </w:pPr>
-    </w:p>
-    <w:p>
-      <w:pPr>
-        <w:jc w:val="center"/>
-        <w:rPr>
-          <w:lang w:val="nl-NL"/>
-        </w:rPr>
-      </w:pPr>
-      <w:r>
-        <w:rPr>
-          <w:i/>
-          <w:lang w:val="nl-NL"/>
-        </w:rPr>
-        <w:t>Status: eerste complete Word-versie voor review en export naar PDF</w:t>
-      </w:r>
     </w:p>
     <w:p>
       <w:pPr>
@@ -410,91 +351,7 @@
         <w:rPr>
           <w:lang w:val="nl-NL"/>
         </w:rPr>
-        <w:t xml:space="preserve">De eigenaar van De Gouden Draak wil de bestaande website moderniseren zonder dat de huidige site tijdens de ontwikkeling offline gaat. De nieuwe oplossing moet overdraagbaar zijn aan zijn zonen, die </w:t>
-      </w:r>
-      <w:proofErr w:type="spellStart"/>
-      <w:r>
-        <w:rPr>
-          <w:lang w:val="nl-NL"/>
-        </w:rPr>
-        <w:t>Laravel</w:t>
-      </w:r>
-      <w:proofErr w:type="spellEnd"/>
-      <w:r>
-        <w:rPr>
-          <w:lang w:val="nl-NL"/>
-        </w:rPr>
-        <w:t xml:space="preserve"> en </w:t>
-      </w:r>
-      <w:proofErr w:type="spellStart"/>
-      <w:r>
-        <w:rPr>
-          <w:lang w:val="nl-NL"/>
-        </w:rPr>
-        <w:t>VueJS</w:t>
-      </w:r>
-      <w:proofErr w:type="spellEnd"/>
-      <w:r>
-        <w:rPr>
-          <w:lang w:val="nl-NL"/>
-        </w:rPr>
-        <w:t xml:space="preserve"> leren. Daarom wordt gekozen voor een </w:t>
-      </w:r>
-      <w:proofErr w:type="spellStart"/>
-      <w:r>
-        <w:rPr>
-          <w:lang w:val="nl-NL"/>
-        </w:rPr>
-        <w:t>Laravel</w:t>
-      </w:r>
-      <w:proofErr w:type="spellEnd"/>
-      <w:r>
-        <w:rPr>
-          <w:lang w:val="nl-NL"/>
-        </w:rPr>
-        <w:t xml:space="preserve">-backend met </w:t>
-      </w:r>
-      <w:proofErr w:type="spellStart"/>
-      <w:r>
-        <w:rPr>
-          <w:lang w:val="nl-NL"/>
-        </w:rPr>
-        <w:t>VueJS-frontend</w:t>
-      </w:r>
-      <w:proofErr w:type="spellEnd"/>
-      <w:r>
-        <w:rPr>
-          <w:lang w:val="nl-NL"/>
-        </w:rPr>
-        <w:t xml:space="preserve">, draaiend op een omgeving die de shared hosting van de huidige provider zo dicht mogelijk nabootst: Apache, PHP en </w:t>
-      </w:r>
-      <w:proofErr w:type="spellStart"/>
-      <w:r>
-        <w:rPr>
-          <w:lang w:val="nl-NL"/>
-        </w:rPr>
-        <w:t>MySQL</w:t>
-      </w:r>
-      <w:proofErr w:type="spellEnd"/>
-      <w:r>
-        <w:rPr>
-          <w:lang w:val="nl-NL"/>
-        </w:rPr>
-        <w:t>/</w:t>
-      </w:r>
-      <w:proofErr w:type="spellStart"/>
-      <w:r>
-        <w:rPr>
-          <w:lang w:val="nl-NL"/>
-        </w:rPr>
-        <w:t>MariaDB</w:t>
-      </w:r>
-      <w:proofErr w:type="spellEnd"/>
-      <w:r>
-        <w:rPr>
-          <w:lang w:val="nl-NL"/>
-        </w:rPr>
-        <w:t>.</w:t>
+        <w:t>De eigenaar van De Gouden Draak wil de bestaande website moderniseren zonder dat de huidige site tijdens de ontwikkeling offline gaat. De nieuwe oplossing moet overdraagbaar zijn aan zijn zonen, die Laravel en VueJS leren. Daarom wordt gekozen voor een Laravel-backend met VueJS-frontend, draaiend op een omgeving die de shared hosting van de huidige provider zo dicht mogelijk nabootst: Apache, PHP en MySQL/MariaDB.</w:t>
       </w:r>
     </w:p>
     <w:p>
@@ -507,21 +364,7 @@
         <w:rPr>
           <w:lang w:val="nl-NL"/>
         </w:rPr>
-        <w:t xml:space="preserve">De belangrijkste ontwerpkeuze is dat de nieuwe site niet als losse pagina-update wordt behandeld, maar als schaalbare applicatie met gescheiden omgevingen, database-migraties, versiebeheer, </w:t>
-      </w:r>
-      <w:proofErr w:type="spellStart"/>
-      <w:r>
-        <w:rPr>
-          <w:lang w:val="nl-NL"/>
-        </w:rPr>
-        <w:t>deploymentafspraken</w:t>
-      </w:r>
-      <w:proofErr w:type="spellEnd"/>
-      <w:r>
-        <w:rPr>
-          <w:lang w:val="nl-NL"/>
-        </w:rPr>
-        <w:t xml:space="preserve"> en een gecontroleerd datamigratieproces. Daardoor kan de bestaande menukaart, kassa-data en toekomstige besteldata beheersbaar worden overgezet.</w:t>
+        <w:t>De belangrijkste ontwerpkeuze is dat de nieuwe site niet als losse pagina-update wordt behandeld, maar als schaalbare applicatie met gescheiden omgevingen, database-migraties, versiebeheer, deploymentafspraken en een gecontroleerd datamigratieproces. Daardoor kan de bestaande menukaart, kassa-data en toekomstige besteldata beheersbaar worden overgezet.</w:t>
       </w:r>
     </w:p>
     <w:p>
@@ -529,23 +372,7 @@
         <w:pStyle w:val="Heading2"/>
       </w:pPr>
       <w:r>
-        <w:t xml:space="preserve">Concrete </w:t>
-      </w:r>
-      <w:proofErr w:type="spellStart"/>
-      <w:r>
-        <w:t>randvoorwaarden</w:t>
-      </w:r>
-      <w:proofErr w:type="spellEnd"/>
-      <w:r>
-        <w:t xml:space="preserve"> </w:t>
-      </w:r>
-      <w:proofErr w:type="spellStart"/>
-      <w:r>
-        <w:t>uit</w:t>
-      </w:r>
-      <w:proofErr w:type="spellEnd"/>
-      <w:r>
-        <w:t xml:space="preserve"> de opdracht</w:t>
+        <w:t>Concrete randvoorwaarden</w:t>
       </w:r>
     </w:p>
     <w:p>
@@ -573,35 +400,7 @@
         <w:rPr>
           <w:lang w:val="nl-NL"/>
         </w:rPr>
-        <w:t xml:space="preserve">De nieuwe applicatie gebruikt </w:t>
-      </w:r>
-      <w:proofErr w:type="spellStart"/>
-      <w:r>
-        <w:rPr>
-          <w:lang w:val="nl-NL"/>
-        </w:rPr>
-        <w:t>Laravel</w:t>
-      </w:r>
-      <w:proofErr w:type="spellEnd"/>
-      <w:r>
-        <w:rPr>
-          <w:lang w:val="nl-NL"/>
-        </w:rPr>
-        <w:t xml:space="preserve"> voor backend, routing, validatie, authenticatie en </w:t>
-      </w:r>
-      <w:proofErr w:type="spellStart"/>
-      <w:r>
-        <w:rPr>
-          <w:lang w:val="nl-NL"/>
-        </w:rPr>
-        <w:t>datalaag</w:t>
-      </w:r>
-      <w:proofErr w:type="spellEnd"/>
-      <w:r>
-        <w:rPr>
-          <w:lang w:val="nl-NL"/>
-        </w:rPr>
-        <w:t>.</w:t>
+        <w:t>De nieuwe applicatie gebruikt Laravel voor backend, routing, validatie, authenticatie en datalaag.</w:t>
       </w:r>
     </w:p>
     <w:p>
@@ -615,49 +414,7 @@
         <w:rPr>
           <w:lang w:val="nl-NL"/>
         </w:rPr>
-        <w:t xml:space="preserve">De </w:t>
-      </w:r>
-      <w:proofErr w:type="spellStart"/>
-      <w:r>
-        <w:rPr>
-          <w:lang w:val="nl-NL"/>
-        </w:rPr>
-        <w:t>frontend</w:t>
-      </w:r>
-      <w:proofErr w:type="spellEnd"/>
-      <w:r>
-        <w:rPr>
-          <w:lang w:val="nl-NL"/>
-        </w:rPr>
-        <w:t xml:space="preserve"> gebruikt </w:t>
-      </w:r>
-      <w:proofErr w:type="spellStart"/>
-      <w:r>
-        <w:rPr>
-          <w:lang w:val="nl-NL"/>
-        </w:rPr>
-        <w:t>VueJS</w:t>
-      </w:r>
-      <w:proofErr w:type="spellEnd"/>
-      <w:r>
-        <w:rPr>
-          <w:lang w:val="nl-NL"/>
-        </w:rPr>
-        <w:t xml:space="preserve"> voor interactieve onderdelen zoals kassa, bestelzuil en </w:t>
-      </w:r>
-      <w:proofErr w:type="spellStart"/>
-      <w:r>
-        <w:rPr>
-          <w:lang w:val="nl-NL"/>
-        </w:rPr>
-        <w:t>menuconfigurator</w:t>
-      </w:r>
-      <w:proofErr w:type="spellEnd"/>
-      <w:r>
-        <w:rPr>
-          <w:lang w:val="nl-NL"/>
-        </w:rPr>
-        <w:t>.</w:t>
+        <w:t>De frontend gebruikt VueJS voor interactieve onderdelen zoals kassa, bestelzuil en menuconfigurator.</w:t>
       </w:r>
     </w:p>
     <w:p>
@@ -671,35 +428,7 @@
         <w:rPr>
           <w:lang w:val="nl-NL"/>
         </w:rPr>
-        <w:t xml:space="preserve">Apache en </w:t>
-      </w:r>
-      <w:proofErr w:type="spellStart"/>
-      <w:r>
-        <w:rPr>
-          <w:lang w:val="nl-NL"/>
-        </w:rPr>
-        <w:t>MySQL</w:t>
-      </w:r>
-      <w:proofErr w:type="spellEnd"/>
-      <w:r>
-        <w:rPr>
-          <w:lang w:val="nl-NL"/>
-        </w:rPr>
-        <w:t>/</w:t>
-      </w:r>
-      <w:proofErr w:type="spellStart"/>
-      <w:r>
-        <w:rPr>
-          <w:lang w:val="nl-NL"/>
-        </w:rPr>
-        <w:t>MariaDB</w:t>
-      </w:r>
-      <w:proofErr w:type="spellEnd"/>
-      <w:r>
-        <w:rPr>
-          <w:lang w:val="nl-NL"/>
-        </w:rPr>
-        <w:t xml:space="preserve"> worden als doelplatform aangehouden, omdat de huidige shared hosting dit aanbiedt.</w:t>
+        <w:t>Apache en MySQL/MariaDB worden als doelplatform aangehouden, omdat de huidige shared hosting dit aanbiedt.</w:t>
       </w:r>
     </w:p>
     <w:p>
@@ -713,49 +442,7 @@
         <w:rPr>
           <w:lang w:val="nl-NL"/>
         </w:rPr>
-        <w:t xml:space="preserve">Er is geen directe SSH-toegang op productie; beheer vindt plaats via hostingpanel, </w:t>
-      </w:r>
-      <w:proofErr w:type="spellStart"/>
-      <w:r>
-        <w:rPr>
-          <w:lang w:val="nl-NL"/>
-        </w:rPr>
-        <w:t>phpMyAdmin</w:t>
-      </w:r>
-      <w:proofErr w:type="spellEnd"/>
-      <w:r>
-        <w:rPr>
-          <w:lang w:val="nl-NL"/>
-        </w:rPr>
-        <w:t xml:space="preserve"> en file </w:t>
-      </w:r>
-      <w:proofErr w:type="gramStart"/>
-      <w:r>
-        <w:rPr>
-          <w:lang w:val="nl-NL"/>
-        </w:rPr>
-        <w:t>upload</w:t>
-      </w:r>
-      <w:proofErr w:type="gramEnd"/>
-      <w:r>
-        <w:rPr>
-          <w:lang w:val="nl-NL"/>
-        </w:rPr>
-        <w:t>/</w:t>
-      </w:r>
-      <w:proofErr w:type="spellStart"/>
-      <w:r>
-        <w:rPr>
-          <w:lang w:val="nl-NL"/>
-        </w:rPr>
-        <w:t>deploy</w:t>
-      </w:r>
-      <w:proofErr w:type="spellEnd"/>
-      <w:r>
-        <w:rPr>
-          <w:lang w:val="nl-NL"/>
-        </w:rPr>
-        <w:t>-export.</w:t>
+        <w:t>Er is geen directe SSH-toegang op productie; beheer vindt plaats via hostingpanel, phpMyAdmin en file upload/deploy-export.</w:t>
       </w:r>
     </w:p>
     <w:p>
@@ -826,7 +513,6 @@
             <w:pPr>
               <w:spacing w:after="0"/>
             </w:pPr>
-            <w:proofErr w:type="spellStart"/>
             <w:r>
               <w:rPr>
                 <w:b/>
@@ -834,7 +520,6 @@
               </w:rPr>
               <w:t>Gebied</w:t>
             </w:r>
-            <w:proofErr w:type="spellEnd"/>
           </w:p>
         </w:tc>
         <w:tc>
@@ -927,19 +612,11 @@
             <w:pPr>
               <w:spacing w:after="0"/>
             </w:pPr>
-            <w:proofErr w:type="spellStart"/>
-            <w:r>
-              <w:rPr>
-                <w:sz w:val="18"/>
-              </w:rPr>
-              <w:t>webfs_old</w:t>
-            </w:r>
-            <w:proofErr w:type="spellEnd"/>
-            <w:r>
-              <w:rPr>
-                <w:sz w:val="18"/>
-              </w:rPr>
-              <w:t>/index.html</w:t>
+            <w:r>
+              <w:rPr>
+                <w:sz w:val="18"/>
+              </w:rPr>
+              <w:t>webfs_old/index.html</w:t>
             </w:r>
           </w:p>
         </w:tc>
@@ -995,33 +672,11 @@
             <w:pPr>
               <w:spacing w:after="0"/>
             </w:pPr>
-            <w:proofErr w:type="spellStart"/>
-            <w:r>
-              <w:rPr>
-                <w:sz w:val="18"/>
-              </w:rPr>
-              <w:t>webfs_old</w:t>
-            </w:r>
-            <w:proofErr w:type="spellEnd"/>
-            <w:r>
-              <w:rPr>
-                <w:sz w:val="18"/>
-              </w:rPr>
-              <w:t>/</w:t>
-            </w:r>
-            <w:proofErr w:type="spellStart"/>
-            <w:r>
-              <w:rPr>
-                <w:sz w:val="18"/>
-              </w:rPr>
-              <w:t>paginas</w:t>
-            </w:r>
-            <w:proofErr w:type="spellEnd"/>
-            <w:r>
-              <w:rPr>
-                <w:sz w:val="18"/>
-              </w:rPr>
-              <w:t>/MENUKAART.html</w:t>
+            <w:r>
+              <w:rPr>
+                <w:sz w:val="18"/>
+              </w:rPr>
+              <w:t>webfs_old/paginas/MENUKAART.html</w:t>
             </w:r>
           </w:p>
         </w:tc>
@@ -1077,33 +732,11 @@
             <w:pPr>
               <w:spacing w:after="0"/>
             </w:pPr>
-            <w:proofErr w:type="spellStart"/>
-            <w:r>
-              <w:rPr>
-                <w:sz w:val="18"/>
-              </w:rPr>
-              <w:t>webfs_old</w:t>
-            </w:r>
-            <w:proofErr w:type="spellEnd"/>
-            <w:r>
-              <w:rPr>
-                <w:sz w:val="18"/>
-              </w:rPr>
-              <w:t>/</w:t>
-            </w:r>
-            <w:proofErr w:type="spellStart"/>
-            <w:r>
-              <w:rPr>
-                <w:sz w:val="18"/>
-              </w:rPr>
-              <w:t>paginas</w:t>
-            </w:r>
-            <w:proofErr w:type="spellEnd"/>
-            <w:r>
-              <w:rPr>
-                <w:sz w:val="18"/>
-              </w:rPr>
-              <w:t>/news.html</w:t>
+            <w:r>
+              <w:rPr>
+                <w:sz w:val="18"/>
+              </w:rPr>
+              <w:t>webfs_old/paginas/news.html</w:t>
             </w:r>
           </w:p>
         </w:tc>
@@ -1146,23 +779,7 @@
                 <w:sz w:val="18"/>
                 <w:lang w:val="nl-NL"/>
               </w:rPr>
-              <w:t xml:space="preserve">Contactpagina met </w:t>
-            </w:r>
-            <w:proofErr w:type="spellStart"/>
-            <w:r>
-              <w:rPr>
-                <w:sz w:val="18"/>
-                <w:lang w:val="nl-NL"/>
-              </w:rPr>
-              <w:t>route-informatie</w:t>
-            </w:r>
-            <w:proofErr w:type="spellEnd"/>
-            <w:r>
-              <w:rPr>
-                <w:sz w:val="18"/>
-                <w:lang w:val="nl-NL"/>
-              </w:rPr>
-              <w:t xml:space="preserve"> en afbeelding.</w:t>
+              <w:t>Contactpagina met route-informatie en afbeelding.</w:t>
             </w:r>
           </w:p>
         </w:tc>
@@ -1175,33 +792,11 @@
             <w:pPr>
               <w:spacing w:after="0"/>
             </w:pPr>
-            <w:proofErr w:type="spellStart"/>
-            <w:r>
-              <w:rPr>
-                <w:sz w:val="18"/>
-              </w:rPr>
-              <w:t>webfs_old</w:t>
-            </w:r>
-            <w:proofErr w:type="spellEnd"/>
-            <w:r>
-              <w:rPr>
-                <w:sz w:val="18"/>
-              </w:rPr>
-              <w:t>/</w:t>
-            </w:r>
-            <w:proofErr w:type="spellStart"/>
-            <w:r>
-              <w:rPr>
-                <w:sz w:val="18"/>
-              </w:rPr>
-              <w:t>paginas</w:t>
-            </w:r>
-            <w:proofErr w:type="spellEnd"/>
-            <w:r>
-              <w:rPr>
-                <w:sz w:val="18"/>
-              </w:rPr>
-              <w:t>/contact.html</w:t>
+            <w:r>
+              <w:rPr>
+                <w:sz w:val="18"/>
+              </w:rPr>
+              <w:t>webfs_old/paginas/contact.html</w:t>
             </w:r>
           </w:p>
         </w:tc>
@@ -1257,42 +852,12 @@
             <w:pPr>
               <w:spacing w:after="0"/>
             </w:pPr>
-            <w:proofErr w:type="spellStart"/>
-            <w:r>
-              <w:rPr>
-                <w:sz w:val="18"/>
-              </w:rPr>
-              <w:t>webfs_old</w:t>
-            </w:r>
-            <w:proofErr w:type="spellEnd"/>
-            <w:r>
-              <w:rPr>
-                <w:sz w:val="18"/>
-              </w:rPr>
-              <w:t>/</w:t>
-            </w:r>
-            <w:proofErr w:type="spellStart"/>
-            <w:r>
-              <w:rPr>
-                <w:sz w:val="18"/>
-              </w:rPr>
-              <w:t>kassa</w:t>
-            </w:r>
-            <w:proofErr w:type="spellEnd"/>
-            <w:r>
-              <w:rPr>
-                <w:sz w:val="18"/>
-              </w:rPr>
-              <w:t>/</w:t>
-            </w:r>
-            <w:proofErr w:type="spellStart"/>
-            <w:r>
-              <w:rPr>
-                <w:sz w:val="18"/>
-              </w:rPr>
-              <w:t>loginRequest.php</w:t>
-            </w:r>
-            <w:proofErr w:type="spellEnd"/>
+            <w:r>
+              <w:rPr>
+                <w:sz w:val="18"/>
+              </w:rPr>
+              <w:t>webfs_old/kassa/loginRequest.php</w:t>
+            </w:r>
           </w:p>
         </w:tc>
       </w:tr>
@@ -1347,70 +912,12 @@
             <w:pPr>
               <w:spacing w:after="0"/>
             </w:pPr>
-            <w:proofErr w:type="spellStart"/>
-            <w:r>
-              <w:rPr>
-                <w:sz w:val="18"/>
-              </w:rPr>
-              <w:t>webfs_old</w:t>
-            </w:r>
-            <w:proofErr w:type="spellEnd"/>
-            <w:r>
-              <w:rPr>
-                <w:sz w:val="18"/>
-              </w:rPr>
-              <w:t>/</w:t>
-            </w:r>
-            <w:proofErr w:type="spellStart"/>
-            <w:r>
-              <w:rPr>
-                <w:sz w:val="18"/>
-              </w:rPr>
-              <w:t>kassa</w:t>
-            </w:r>
-            <w:proofErr w:type="spellEnd"/>
-            <w:r>
-              <w:rPr>
-                <w:sz w:val="18"/>
-              </w:rPr>
-              <w:t>/</w:t>
-            </w:r>
-            <w:proofErr w:type="spellStart"/>
-            <w:r>
-              <w:rPr>
-                <w:sz w:val="18"/>
-              </w:rPr>
-              <w:t>cashDesk.php</w:t>
-            </w:r>
-            <w:proofErr w:type="spellEnd"/>
-            <w:r>
-              <w:rPr>
-                <w:sz w:val="18"/>
-              </w:rPr>
-              <w:t xml:space="preserve"> </w:t>
-            </w:r>
-            <w:proofErr w:type="spellStart"/>
-            <w:r>
-              <w:rPr>
-                <w:sz w:val="18"/>
-              </w:rPr>
-              <w:t>en</w:t>
-            </w:r>
-            <w:proofErr w:type="spellEnd"/>
-            <w:r>
-              <w:rPr>
-                <w:sz w:val="18"/>
-              </w:rPr>
-              <w:t xml:space="preserve"> </w:t>
-            </w:r>
-            <w:proofErr w:type="spellStart"/>
-            <w:r>
-              <w:rPr>
-                <w:sz w:val="18"/>
-              </w:rPr>
-              <w:t>payOrder.php</w:t>
-            </w:r>
-            <w:proofErr w:type="spellEnd"/>
+            <w:r>
+              <w:rPr>
+                <w:sz w:val="18"/>
+              </w:rPr>
+              <w:t>webfs_old/kassa/cashDesk.php en payOrder.php</w:t>
+            </w:r>
           </w:p>
         </w:tc>
       </w:tr>
@@ -1465,70 +972,12 @@
             <w:pPr>
               <w:spacing w:after="0"/>
             </w:pPr>
-            <w:proofErr w:type="spellStart"/>
-            <w:r>
-              <w:rPr>
-                <w:sz w:val="18"/>
-              </w:rPr>
-              <w:t>webfs_old</w:t>
-            </w:r>
-            <w:proofErr w:type="spellEnd"/>
-            <w:r>
-              <w:rPr>
-                <w:sz w:val="18"/>
-              </w:rPr>
-              <w:t>/</w:t>
-            </w:r>
-            <w:proofErr w:type="spellStart"/>
-            <w:r>
-              <w:rPr>
-                <w:sz w:val="18"/>
-              </w:rPr>
-              <w:t>kassa</w:t>
-            </w:r>
-            <w:proofErr w:type="spellEnd"/>
-            <w:r>
-              <w:rPr>
-                <w:sz w:val="18"/>
-              </w:rPr>
-              <w:t>/</w:t>
-            </w:r>
-            <w:proofErr w:type="spellStart"/>
-            <w:r>
-              <w:rPr>
-                <w:sz w:val="18"/>
-              </w:rPr>
-              <w:t>sales.php</w:t>
-            </w:r>
-            <w:proofErr w:type="spellEnd"/>
-            <w:r>
-              <w:rPr>
-                <w:sz w:val="18"/>
-              </w:rPr>
-              <w:t xml:space="preserve"> </w:t>
-            </w:r>
-            <w:proofErr w:type="spellStart"/>
-            <w:r>
-              <w:rPr>
-                <w:sz w:val="18"/>
-              </w:rPr>
-              <w:t>en</w:t>
-            </w:r>
-            <w:proofErr w:type="spellEnd"/>
-            <w:r>
-              <w:rPr>
-                <w:sz w:val="18"/>
-              </w:rPr>
-              <w:t xml:space="preserve"> </w:t>
-            </w:r>
-            <w:proofErr w:type="spellStart"/>
-            <w:r>
-              <w:rPr>
-                <w:sz w:val="18"/>
-              </w:rPr>
-              <w:t>salesOverview.php</w:t>
-            </w:r>
-            <w:proofErr w:type="spellEnd"/>
+            <w:r>
+              <w:rPr>
+                <w:sz w:val="18"/>
+              </w:rPr>
+              <w:t>webfs_old/kassa/sales.php en salesOverview.php</w:t>
+            </w:r>
           </w:p>
         </w:tc>
       </w:tr>
@@ -1801,23 +1250,7 @@
                 <w:sz w:val="18"/>
                 <w:lang w:val="nl-NL"/>
               </w:rPr>
-              <w:t xml:space="preserve">Als bezoeker wil ik nieuws en </w:t>
-            </w:r>
-            <w:proofErr w:type="spellStart"/>
-            <w:r>
-              <w:rPr>
-                <w:sz w:val="18"/>
-                <w:lang w:val="nl-NL"/>
-              </w:rPr>
-              <w:t>openinginformatie</w:t>
-            </w:r>
-            <w:proofErr w:type="spellEnd"/>
-            <w:r>
-              <w:rPr>
-                <w:sz w:val="18"/>
-                <w:lang w:val="nl-NL"/>
-              </w:rPr>
-              <w:t xml:space="preserve"> bekijken, zodat ik weet of het restaurant beschikbaar is.</w:t>
+              <w:t>Als bezoeker wil ik nieuws en openinginformatie bekijken, zodat ik weet of het restaurant beschikbaar is.</w:t>
             </w:r>
           </w:p>
         </w:tc>
@@ -1881,23 +1314,7 @@
                 <w:sz w:val="18"/>
                 <w:lang w:val="nl-NL"/>
               </w:rPr>
-              <w:t xml:space="preserve">Als bezoeker wil ik contact- en </w:t>
-            </w:r>
-            <w:proofErr w:type="spellStart"/>
-            <w:r>
-              <w:rPr>
-                <w:sz w:val="18"/>
-                <w:lang w:val="nl-NL"/>
-              </w:rPr>
-              <w:t>route-informatie</w:t>
-            </w:r>
-            <w:proofErr w:type="spellEnd"/>
-            <w:r>
-              <w:rPr>
-                <w:sz w:val="18"/>
-                <w:lang w:val="nl-NL"/>
-              </w:rPr>
-              <w:t xml:space="preserve"> bekijken, zodat ik het restaurant kan vinden.</w:t>
+              <w:t>Als bezoeker wil ik contact- en route-informatie bekijken, zodat ik het restaurant kan vinden.</w:t>
             </w:r>
           </w:p>
         </w:tc>
@@ -2110,55 +1527,7 @@
                 <w:sz w:val="18"/>
                 <w:lang w:val="nl-NL"/>
               </w:rPr>
-              <w:t xml:space="preserve">Afrekenen schrijft per item een regel naar sales met </w:t>
-            </w:r>
-            <w:proofErr w:type="spellStart"/>
-            <w:r>
-              <w:rPr>
-                <w:sz w:val="18"/>
-                <w:lang w:val="nl-NL"/>
-              </w:rPr>
-              <w:t>itemId</w:t>
-            </w:r>
-            <w:proofErr w:type="spellEnd"/>
-            <w:r>
-              <w:rPr>
-                <w:sz w:val="18"/>
-                <w:lang w:val="nl-NL"/>
-              </w:rPr>
-              <w:t xml:space="preserve">, </w:t>
-            </w:r>
-            <w:proofErr w:type="spellStart"/>
-            <w:r>
-              <w:rPr>
-                <w:sz w:val="18"/>
-                <w:lang w:val="nl-NL"/>
-              </w:rPr>
-              <w:t>amount</w:t>
-            </w:r>
-            <w:proofErr w:type="spellEnd"/>
-            <w:r>
-              <w:rPr>
-                <w:sz w:val="18"/>
-                <w:lang w:val="nl-NL"/>
-              </w:rPr>
-              <w:t xml:space="preserve"> en </w:t>
-            </w:r>
-            <w:proofErr w:type="spellStart"/>
-            <w:r>
-              <w:rPr>
-                <w:sz w:val="18"/>
-                <w:lang w:val="nl-NL"/>
-              </w:rPr>
-              <w:t>saleDate</w:t>
-            </w:r>
-            <w:proofErr w:type="spellEnd"/>
-            <w:r>
-              <w:rPr>
-                <w:sz w:val="18"/>
-                <w:lang w:val="nl-NL"/>
-              </w:rPr>
-              <w:t>.</w:t>
+              <w:t>Afrekenen schrijft per item een regel naar sales met itemId, amount en saleDate.</w:t>
             </w:r>
           </w:p>
         </w:tc>
@@ -2259,49 +1628,7 @@
         <w:rPr>
           <w:lang w:val="nl-NL"/>
         </w:rPr>
-        <w:t xml:space="preserve">De nieuwe functionaliteiten zijn gebaseerd op de omgezette bijlage WEBFS - Nieuwe Functionaliteit v2.xlsx. De bijlage bevat user </w:t>
-      </w:r>
-      <w:proofErr w:type="spellStart"/>
-      <w:r>
-        <w:rPr>
-          <w:lang w:val="nl-NL"/>
-        </w:rPr>
-        <w:t>stories</w:t>
-      </w:r>
-      <w:proofErr w:type="spellEnd"/>
-      <w:r>
-        <w:rPr>
-          <w:lang w:val="nl-NL"/>
-        </w:rPr>
-        <w:t xml:space="preserve"> met acceptatiecriteria en storypoints. De afgesproken scope voor deze opdracht is: US-4, US-6, US-7, US-9, US-10, UC-14, UC-15, UC-19 en UC-20. Deze selectie haalt de </w:t>
-      </w:r>
-      <w:proofErr w:type="spellStart"/>
-      <w:r>
-        <w:rPr>
-          <w:lang w:val="nl-NL"/>
-        </w:rPr>
-        <w:t>knockout</w:t>
-      </w:r>
-      <w:proofErr w:type="spellEnd"/>
-      <w:r>
-        <w:rPr>
-          <w:lang w:val="nl-NL"/>
-        </w:rPr>
-        <w:t xml:space="preserve">-eis, omdat er minimaal twee features uit elke categorie worden gekozen: Restaurant/tablet, Kassa voor afhaal, Website en </w:t>
-      </w:r>
-      <w:proofErr w:type="spellStart"/>
-      <w:r>
-        <w:rPr>
-          <w:lang w:val="nl-NL"/>
-        </w:rPr>
-        <w:t>Admin</w:t>
-      </w:r>
-      <w:proofErr w:type="spellEnd"/>
-      <w:r>
-        <w:rPr>
-          <w:lang w:val="nl-NL"/>
-        </w:rPr>
-        <w:t>.</w:t>
+        <w:t>De nieuwe functionaliteiten zijn gebaseerd op de omgezette bijlage WEBFS - Nieuwe Functionaliteit v2.xlsx. De bijlage bevat user stories met acceptatiecriteria en storypoints. De afgesproken scope voor deze opdracht is: US-4, US-6, US-7, US-9, US-10, UC-14, UC-15, UC-19 en UC-20.</w:t>
       </w:r>
     </w:p>
     <w:tbl>
@@ -2315,7 +1642,6 @@
       <w:tblGrid>
         <w:gridCol w:w="2268"/>
         <w:gridCol w:w="1701"/>
-        <w:gridCol w:w="1701"/>
         <w:gridCol w:w="3402"/>
       </w:tblGrid>
       <w:tr>
@@ -2332,7 +1658,6 @@
             <w:pPr>
               <w:spacing w:after="0"/>
             </w:pPr>
-            <w:proofErr w:type="spellStart"/>
             <w:r>
               <w:rPr>
                 <w:b/>
@@ -2340,7 +1665,6 @@
               </w:rPr>
               <w:t>Categorie</w:t>
             </w:r>
-            <w:proofErr w:type="spellEnd"/>
           </w:p>
         </w:tc>
         <w:tc>
@@ -2359,25 +1683,6 @@
                 <w:sz w:val="18"/>
               </w:rPr>
               <w:t>Aantal stories</w:t>
-            </w:r>
-          </w:p>
-        </w:tc>
-        <w:tc>
-          <w:tcPr>
-            <w:tcW w:w="1701" w:type="dxa"/>
-            <w:shd w:val="clear" w:color="auto" w:fill="E8EEF5"/>
-            <w:vAlign w:val="center"/>
-          </w:tcPr>
-          <w:p>
-            <w:pPr>
-              <w:spacing w:after="0"/>
-            </w:pPr>
-            <w:r>
-              <w:rPr>
-                <w:b/>
-                <w:sz w:val="18"/>
-              </w:rPr>
-              <w:t>Minimaal voor KO</w:t>
             </w:r>
           </w:p>
         </w:tc>
@@ -2441,23 +1746,6 @@
         </w:tc>
         <w:tc>
           <w:tcPr>
-            <w:tcW w:w="1701" w:type="dxa"/>
-            <w:vAlign w:val="center"/>
-          </w:tcPr>
-          <w:p>
-            <w:pPr>
-              <w:spacing w:after="0"/>
-            </w:pPr>
-            <w:r>
-              <w:rPr>
-                <w:sz w:val="18"/>
-              </w:rPr>
-              <w:t>2</w:t>
-            </w:r>
-          </w:p>
-        </w:tc>
-        <w:tc>
-          <w:tcPr>
             <w:tcW w:w="3402" w:type="dxa"/>
             <w:vAlign w:val="center"/>
           </w:tcPr>
@@ -2495,30 +1783,8 @@
               <w:rPr>
                 <w:sz w:val="18"/>
               </w:rPr>
-              <w:t xml:space="preserve">Kassa </w:t>
-            </w:r>
-            <w:proofErr w:type="spellStart"/>
-            <w:r>
-              <w:rPr>
-                <w:sz w:val="18"/>
-              </w:rPr>
-              <w:t>voor</w:t>
-            </w:r>
-            <w:proofErr w:type="spellEnd"/>
-            <w:r>
-              <w:rPr>
-                <w:sz w:val="18"/>
-              </w:rPr>
-              <w:t xml:space="preserve"> </w:t>
-            </w:r>
-            <w:proofErr w:type="spellStart"/>
-            <w:r>
-              <w:rPr>
-                <w:sz w:val="18"/>
-              </w:rPr>
-              <w:t>afhaal</w:t>
-            </w:r>
-            <w:proofErr w:type="spellEnd"/>
+              <w:t>Kassa voor afhaal</w:t>
+            </w:r>
           </w:p>
         </w:tc>
         <w:tc>
@@ -2535,23 +1801,6 @@
                 <w:sz w:val="18"/>
               </w:rPr>
               <w:t>4</w:t>
-            </w:r>
-          </w:p>
-        </w:tc>
-        <w:tc>
-          <w:tcPr>
-            <w:tcW w:w="1701" w:type="dxa"/>
-            <w:vAlign w:val="center"/>
-          </w:tcPr>
-          <w:p>
-            <w:pPr>
-              <w:spacing w:after="0"/>
-            </w:pPr>
-            <w:r>
-              <w:rPr>
-                <w:sz w:val="18"/>
-              </w:rPr>
-              <w:t>2</w:t>
             </w:r>
           </w:p>
         </w:tc>
@@ -2617,23 +1866,6 @@
         </w:tc>
         <w:tc>
           <w:tcPr>
-            <w:tcW w:w="1701" w:type="dxa"/>
-            <w:vAlign w:val="center"/>
-          </w:tcPr>
-          <w:p>
-            <w:pPr>
-              <w:spacing w:after="0"/>
-            </w:pPr>
-            <w:r>
-              <w:rPr>
-                <w:sz w:val="18"/>
-              </w:rPr>
-              <w:t>2</w:t>
-            </w:r>
-          </w:p>
-        </w:tc>
-        <w:tc>
-          <w:tcPr>
             <w:tcW w:w="3402" w:type="dxa"/>
             <w:vAlign w:val="center"/>
           </w:tcPr>
@@ -2689,23 +1921,6 @@
                 <w:sz w:val="18"/>
               </w:rPr>
               <w:t>4</w:t>
-            </w:r>
-          </w:p>
-        </w:tc>
-        <w:tc>
-          <w:tcPr>
-            <w:tcW w:w="1701" w:type="dxa"/>
-            <w:vAlign w:val="center"/>
-          </w:tcPr>
-          <w:p>
-            <w:pPr>
-              <w:spacing w:after="0"/>
-            </w:pPr>
-            <w:r>
-              <w:rPr>
-                <w:sz w:val="18"/>
-              </w:rPr>
-              <w:t>2</w:t>
             </w:r>
           </w:p>
         </w:tc>
@@ -2756,14 +1971,9 @@
       <w:pPr>
         <w:pStyle w:val="Heading2"/>
       </w:pPr>
-      <w:proofErr w:type="spellStart"/>
       <w:r>
         <w:lastRenderedPageBreak/>
-        <w:t>Geselecteerde</w:t>
-      </w:r>
-      <w:proofErr w:type="spellEnd"/>
-      <w:r>
-        <w:t xml:space="preserve"> scope</w:t>
+        <w:t>Geselecteerde scope</w:t>
       </w:r>
     </w:p>
     <w:tbl>
@@ -3091,23 +2301,7 @@
                 <w:sz w:val="18"/>
                 <w:lang w:val="nl-NL"/>
               </w:rPr>
-              <w:t xml:space="preserve">Zoeken, filteren en afbeeldingen tonen uit </w:t>
-            </w:r>
-            <w:proofErr w:type="spellStart"/>
-            <w:r>
-              <w:rPr>
-                <w:sz w:val="18"/>
-                <w:lang w:val="nl-NL"/>
-              </w:rPr>
-              <w:t>TheCocktailDB</w:t>
-            </w:r>
-            <w:proofErr w:type="spellEnd"/>
-            <w:r>
-              <w:rPr>
-                <w:sz w:val="18"/>
-                <w:lang w:val="nl-NL"/>
-              </w:rPr>
-              <w:t xml:space="preserve"> of vergelijkbare API.</w:t>
+              <w:t>Zoeken, filteren en afbeeldingen tonen uit TheCocktailDB of vergelijkbare API.</w:t>
             </w:r>
           </w:p>
         </w:tc>
@@ -3570,838 +2764,6 @@
                 <w:lang w:val="nl-NL"/>
               </w:rPr>
               <w:t>Menu beheren met behoud van bestaande nummering en a/b/c-varianten.</w:t>
-            </w:r>
-          </w:p>
-        </w:tc>
-      </w:tr>
-    </w:tbl>
-    <w:p>
-      <w:pPr>
-        <w:rPr>
-          <w:lang w:val="nl-NL"/>
-        </w:rPr>
-      </w:pPr>
-    </w:p>
-    <w:p>
-      <w:pPr>
-        <w:pStyle w:val="Heading2"/>
-      </w:pPr>
-      <w:r>
-        <w:t>Restaurant (tablet view)</w:t>
-      </w:r>
-    </w:p>
-    <w:tbl>
-      <w:tblPr>
-        <w:tblStyle w:val="TableGrid"/>
-        <w:tblW w:w="0" w:type="auto"/>
-        <w:jc w:val="center"/>
-        <w:tblLayout w:type="fixed"/>
-        <w:tblLook w:val="04A0" w:firstRow="1" w:lastRow="0" w:firstColumn="1" w:lastColumn="0" w:noHBand="0" w:noVBand="1"/>
-      </w:tblPr>
-      <w:tblGrid>
-        <w:gridCol w:w="907"/>
-        <w:gridCol w:w="3628"/>
-        <w:gridCol w:w="4195"/>
-        <w:gridCol w:w="567"/>
-      </w:tblGrid>
-      <w:tr>
-        <w:trPr>
-          <w:jc w:val="center"/>
-        </w:trPr>
-        <w:tc>
-          <w:tcPr>
-            <w:tcW w:w="907" w:type="dxa"/>
-            <w:shd w:val="clear" w:color="auto" w:fill="E8EEF5"/>
-            <w:vAlign w:val="center"/>
-          </w:tcPr>
-          <w:p>
-            <w:pPr>
-              <w:spacing w:after="0"/>
-            </w:pPr>
-            <w:r>
-              <w:rPr>
-                <w:b/>
-                <w:sz w:val="18"/>
-              </w:rPr>
-              <w:t>ID</w:t>
-            </w:r>
-          </w:p>
-        </w:tc>
-        <w:tc>
-          <w:tcPr>
-            <w:tcW w:w="3628" w:type="dxa"/>
-            <w:shd w:val="clear" w:color="auto" w:fill="E8EEF5"/>
-            <w:vAlign w:val="center"/>
-          </w:tcPr>
-          <w:p>
-            <w:pPr>
-              <w:spacing w:after="0"/>
-            </w:pPr>
-            <w:r>
-              <w:rPr>
-                <w:b/>
-                <w:sz w:val="18"/>
-              </w:rPr>
-              <w:t>User story</w:t>
-            </w:r>
-          </w:p>
-        </w:tc>
-        <w:tc>
-          <w:tcPr>
-            <w:tcW w:w="4195" w:type="dxa"/>
-            <w:shd w:val="clear" w:color="auto" w:fill="E8EEF5"/>
-            <w:vAlign w:val="center"/>
-          </w:tcPr>
-          <w:p>
-            <w:pPr>
-              <w:spacing w:after="0"/>
-            </w:pPr>
-            <w:r>
-              <w:rPr>
-                <w:b/>
-                <w:sz w:val="18"/>
-              </w:rPr>
-              <w:t>Acceptatiecriteria</w:t>
-            </w:r>
-          </w:p>
-        </w:tc>
-        <w:tc>
-          <w:tcPr>
-            <w:tcW w:w="567" w:type="dxa"/>
-            <w:shd w:val="clear" w:color="auto" w:fill="E8EEF5"/>
-            <w:vAlign w:val="center"/>
-          </w:tcPr>
-          <w:p>
-            <w:pPr>
-              <w:spacing w:after="0"/>
-            </w:pPr>
-            <w:r>
-              <w:rPr>
-                <w:b/>
-                <w:sz w:val="18"/>
-              </w:rPr>
-              <w:t>SP</w:t>
-            </w:r>
-          </w:p>
-        </w:tc>
-      </w:tr>
-      <w:tr>
-        <w:trPr>
-          <w:jc w:val="center"/>
-        </w:trPr>
-        <w:tc>
-          <w:tcPr>
-            <w:tcW w:w="907" w:type="dxa"/>
-            <w:vAlign w:val="center"/>
-          </w:tcPr>
-          <w:p>
-            <w:pPr>
-              <w:spacing w:after="0"/>
-            </w:pPr>
-            <w:r>
-              <w:rPr>
-                <w:sz w:val="18"/>
-              </w:rPr>
-              <w:t>US-1</w:t>
-            </w:r>
-          </w:p>
-        </w:tc>
-        <w:tc>
-          <w:tcPr>
-            <w:tcW w:w="3628" w:type="dxa"/>
-            <w:vAlign w:val="center"/>
-          </w:tcPr>
-          <w:p>
-            <w:pPr>
-              <w:spacing w:after="0"/>
-              <w:rPr>
-                <w:lang w:val="nl-NL"/>
-              </w:rPr>
-            </w:pPr>
-            <w:r>
-              <w:rPr>
-                <w:sz w:val="18"/>
-                <w:lang w:val="nl-NL"/>
-              </w:rPr>
-              <w:t>Als klant wil ik een bestelling kunnen maken aan mijn tafel door middel van een tablet zodat ik rustig de tijd kan nemen om te kiezen.</w:t>
-            </w:r>
-          </w:p>
-        </w:tc>
-        <w:tc>
-          <w:tcPr>
-            <w:tcW w:w="4195" w:type="dxa"/>
-            <w:vAlign w:val="center"/>
-          </w:tcPr>
-          <w:p>
-            <w:pPr>
-              <w:spacing w:after="0"/>
-            </w:pPr>
-            <w:r>
-              <w:rPr>
-                <w:sz w:val="18"/>
-                <w:lang w:val="nl-NL"/>
-              </w:rPr>
-              <w:t xml:space="preserve">Tafelindicatie aanwezig. Kan maar 1x per 10 minuten bestellen. </w:t>
-            </w:r>
-            <w:proofErr w:type="spellStart"/>
-            <w:r>
-              <w:rPr>
-                <w:sz w:val="18"/>
-              </w:rPr>
-              <w:t>Maximaal</w:t>
-            </w:r>
-            <w:proofErr w:type="spellEnd"/>
-            <w:r>
-              <w:rPr>
-                <w:sz w:val="18"/>
-              </w:rPr>
-              <w:t xml:space="preserve"> 5 rondes.</w:t>
-            </w:r>
-          </w:p>
-        </w:tc>
-        <w:tc>
-          <w:tcPr>
-            <w:tcW w:w="567" w:type="dxa"/>
-            <w:vAlign w:val="center"/>
-          </w:tcPr>
-          <w:p>
-            <w:pPr>
-              <w:spacing w:after="0"/>
-            </w:pPr>
-            <w:r>
-              <w:rPr>
-                <w:sz w:val="18"/>
-              </w:rPr>
-              <w:t>5</w:t>
-            </w:r>
-          </w:p>
-        </w:tc>
-      </w:tr>
-      <w:tr>
-        <w:trPr>
-          <w:jc w:val="center"/>
-        </w:trPr>
-        <w:tc>
-          <w:tcPr>
-            <w:tcW w:w="907" w:type="dxa"/>
-            <w:vAlign w:val="center"/>
-          </w:tcPr>
-          <w:p>
-            <w:pPr>
-              <w:spacing w:after="0"/>
-            </w:pPr>
-            <w:r>
-              <w:rPr>
-                <w:sz w:val="18"/>
-              </w:rPr>
-              <w:t>US-2</w:t>
-            </w:r>
-          </w:p>
-        </w:tc>
-        <w:tc>
-          <w:tcPr>
-            <w:tcW w:w="3628" w:type="dxa"/>
-            <w:vAlign w:val="center"/>
-          </w:tcPr>
-          <w:p>
-            <w:pPr>
-              <w:spacing w:after="0"/>
-              <w:rPr>
-                <w:lang w:val="nl-NL"/>
-              </w:rPr>
-            </w:pPr>
-            <w:r>
-              <w:rPr>
-                <w:sz w:val="18"/>
-                <w:lang w:val="nl-NL"/>
-              </w:rPr>
-              <w:t>Als ober wil ik bezoekers registreren bij een tafel zodat ik de rekening daarop kan aanpassen.</w:t>
-            </w:r>
-          </w:p>
-        </w:tc>
-        <w:tc>
-          <w:tcPr>
-            <w:tcW w:w="4195" w:type="dxa"/>
-            <w:vAlign w:val="center"/>
-          </w:tcPr>
-          <w:p>
-            <w:pPr>
-              <w:spacing w:after="0"/>
-            </w:pPr>
-            <w:r>
-              <w:rPr>
-                <w:sz w:val="18"/>
-                <w:lang w:val="nl-NL"/>
-              </w:rPr>
-              <w:t xml:space="preserve">Maximaal 8 personen per tafel. Leeftijd van de personen registreren. </w:t>
-            </w:r>
-            <w:r>
-              <w:rPr>
-                <w:sz w:val="18"/>
-              </w:rPr>
-              <w:t>Extra DELUXE menu ja/nee.</w:t>
-            </w:r>
-          </w:p>
-        </w:tc>
-        <w:tc>
-          <w:tcPr>
-            <w:tcW w:w="567" w:type="dxa"/>
-            <w:vAlign w:val="center"/>
-          </w:tcPr>
-          <w:p>
-            <w:pPr>
-              <w:spacing w:after="0"/>
-            </w:pPr>
-            <w:r>
-              <w:rPr>
-                <w:sz w:val="18"/>
-              </w:rPr>
-              <w:t>7</w:t>
-            </w:r>
-          </w:p>
-        </w:tc>
-      </w:tr>
-      <w:tr>
-        <w:trPr>
-          <w:jc w:val="center"/>
-        </w:trPr>
-        <w:tc>
-          <w:tcPr>
-            <w:tcW w:w="907" w:type="dxa"/>
-            <w:vAlign w:val="center"/>
-          </w:tcPr>
-          <w:p>
-            <w:pPr>
-              <w:spacing w:after="0"/>
-            </w:pPr>
-            <w:r>
-              <w:rPr>
-                <w:sz w:val="18"/>
-              </w:rPr>
-              <w:t>US-3</w:t>
-            </w:r>
-          </w:p>
-        </w:tc>
-        <w:tc>
-          <w:tcPr>
-            <w:tcW w:w="3628" w:type="dxa"/>
-            <w:vAlign w:val="center"/>
-          </w:tcPr>
-          <w:p>
-            <w:pPr>
-              <w:spacing w:after="0"/>
-              <w:rPr>
-                <w:lang w:val="nl-NL"/>
-              </w:rPr>
-            </w:pPr>
-            <w:r>
-              <w:rPr>
-                <w:sz w:val="18"/>
-                <w:lang w:val="nl-NL"/>
-              </w:rPr>
-              <w:t>Als ober wil ik de rekening kunnen opdelen waarbij je per deel producten kan koppelen.</w:t>
-            </w:r>
-          </w:p>
-        </w:tc>
-        <w:tc>
-          <w:tcPr>
-            <w:tcW w:w="4195" w:type="dxa"/>
-            <w:vAlign w:val="center"/>
-          </w:tcPr>
-          <w:p>
-            <w:pPr>
-              <w:spacing w:after="0"/>
-              <w:rPr>
-                <w:lang w:val="nl-NL"/>
-              </w:rPr>
-            </w:pPr>
-            <w:r>
-              <w:rPr>
-                <w:sz w:val="18"/>
-                <w:lang w:val="nl-NL"/>
-              </w:rPr>
-              <w:t>Maximaal 8 delen. Verschillende aantallen van producten kunnen per deel worden aangegeven, bijvoorbeeld 3 bier opdelen in drie delen.</w:t>
-            </w:r>
-          </w:p>
-        </w:tc>
-        <w:tc>
-          <w:tcPr>
-            <w:tcW w:w="567" w:type="dxa"/>
-            <w:vAlign w:val="center"/>
-          </w:tcPr>
-          <w:p>
-            <w:pPr>
-              <w:spacing w:after="0"/>
-            </w:pPr>
-            <w:r>
-              <w:rPr>
-                <w:sz w:val="18"/>
-              </w:rPr>
-              <w:t>4</w:t>
-            </w:r>
-          </w:p>
-        </w:tc>
-      </w:tr>
-      <w:tr>
-        <w:trPr>
-          <w:jc w:val="center"/>
-        </w:trPr>
-        <w:tc>
-          <w:tcPr>
-            <w:tcW w:w="907" w:type="dxa"/>
-            <w:vAlign w:val="center"/>
-          </w:tcPr>
-          <w:p>
-            <w:pPr>
-              <w:spacing w:after="0"/>
-            </w:pPr>
-            <w:r>
-              <w:rPr>
-                <w:sz w:val="18"/>
-              </w:rPr>
-              <w:t>US-4</w:t>
-            </w:r>
-          </w:p>
-        </w:tc>
-        <w:tc>
-          <w:tcPr>
-            <w:tcW w:w="3628" w:type="dxa"/>
-            <w:vAlign w:val="center"/>
-          </w:tcPr>
-          <w:p>
-            <w:pPr>
-              <w:spacing w:after="0"/>
-              <w:rPr>
-                <w:lang w:val="nl-NL"/>
-              </w:rPr>
-            </w:pPr>
-            <w:r>
-              <w:rPr>
-                <w:sz w:val="18"/>
-                <w:lang w:val="nl-NL"/>
-              </w:rPr>
-              <w:t>Als ober wil ik de rekening kunnen opslaan als PDF.</w:t>
-            </w:r>
-          </w:p>
-        </w:tc>
-        <w:tc>
-          <w:tcPr>
-            <w:tcW w:w="4195" w:type="dxa"/>
-            <w:vAlign w:val="center"/>
-          </w:tcPr>
-          <w:p>
-            <w:pPr>
-              <w:spacing w:after="0"/>
-            </w:pPr>
-            <w:r>
-              <w:rPr>
-                <w:sz w:val="18"/>
-                <w:lang w:val="nl-NL"/>
-              </w:rPr>
-              <w:t xml:space="preserve">Logo van het restaurant. Leesbare indeling. Test met minimaal 35 producten en meerdere pagina's. Afbeelding, naam, stukprijs, aantal en totaalprijs staan op de rekening. </w:t>
-            </w:r>
-            <w:proofErr w:type="spellStart"/>
-            <w:r>
-              <w:rPr>
-                <w:sz w:val="18"/>
-              </w:rPr>
-              <w:t>Formaat</w:t>
-            </w:r>
-            <w:proofErr w:type="spellEnd"/>
-            <w:r>
-              <w:rPr>
-                <w:sz w:val="18"/>
-              </w:rPr>
-              <w:t xml:space="preserve"> 8,5 cm breed en 10 cm lang per pagina.</w:t>
-            </w:r>
-          </w:p>
-        </w:tc>
-        <w:tc>
-          <w:tcPr>
-            <w:tcW w:w="567" w:type="dxa"/>
-            <w:vAlign w:val="center"/>
-          </w:tcPr>
-          <w:p>
-            <w:pPr>
-              <w:spacing w:after="0"/>
-            </w:pPr>
-            <w:r>
-              <w:rPr>
-                <w:sz w:val="18"/>
-              </w:rPr>
-              <w:t>4</w:t>
-            </w:r>
-          </w:p>
-        </w:tc>
-      </w:tr>
-      <w:tr>
-        <w:trPr>
-          <w:jc w:val="center"/>
-        </w:trPr>
-        <w:tc>
-          <w:tcPr>
-            <w:tcW w:w="907" w:type="dxa"/>
-            <w:vAlign w:val="center"/>
-          </w:tcPr>
-          <w:p>
-            <w:pPr>
-              <w:spacing w:after="0"/>
-            </w:pPr>
-            <w:r>
-              <w:rPr>
-                <w:sz w:val="18"/>
-              </w:rPr>
-              <w:t>US-5</w:t>
-            </w:r>
-          </w:p>
-        </w:tc>
-        <w:tc>
-          <w:tcPr>
-            <w:tcW w:w="3628" w:type="dxa"/>
-            <w:vAlign w:val="center"/>
-          </w:tcPr>
-          <w:p>
-            <w:pPr>
-              <w:spacing w:after="0"/>
-              <w:rPr>
-                <w:lang w:val="nl-NL"/>
-              </w:rPr>
-            </w:pPr>
-            <w:r>
-              <w:rPr>
-                <w:sz w:val="18"/>
-                <w:lang w:val="nl-NL"/>
-              </w:rPr>
-              <w:t>Als klant wil ik hulp kunnen inschakelen zodat een ober naar mijn tafel komt; als ober wil ik alle hulpvragen zien en afmelden.</w:t>
-            </w:r>
-          </w:p>
-        </w:tc>
-        <w:tc>
-          <w:tcPr>
-            <w:tcW w:w="4195" w:type="dxa"/>
-            <w:vAlign w:val="center"/>
-          </w:tcPr>
-          <w:p>
-            <w:pPr>
-              <w:spacing w:after="0"/>
-              <w:rPr>
-                <w:lang w:val="nl-NL"/>
-              </w:rPr>
-            </w:pPr>
-            <w:r>
-              <w:rPr>
-                <w:sz w:val="18"/>
-                <w:lang w:val="nl-NL"/>
-              </w:rPr>
-              <w:t>In de backoffice verschijnt een melding. Ober kan hulpvraag afmelden na hulpverlening.</w:t>
-            </w:r>
-          </w:p>
-        </w:tc>
-        <w:tc>
-          <w:tcPr>
-            <w:tcW w:w="567" w:type="dxa"/>
-            <w:vAlign w:val="center"/>
-          </w:tcPr>
-          <w:p>
-            <w:pPr>
-              <w:spacing w:after="0"/>
-            </w:pPr>
-            <w:r>
-              <w:rPr>
-                <w:sz w:val="18"/>
-              </w:rPr>
-              <w:t>4</w:t>
-            </w:r>
-          </w:p>
-        </w:tc>
-      </w:tr>
-      <w:tr>
-        <w:trPr>
-          <w:jc w:val="center"/>
-        </w:trPr>
-        <w:tc>
-          <w:tcPr>
-            <w:tcW w:w="907" w:type="dxa"/>
-            <w:vAlign w:val="center"/>
-          </w:tcPr>
-          <w:p>
-            <w:pPr>
-              <w:spacing w:after="0"/>
-            </w:pPr>
-            <w:r>
-              <w:rPr>
-                <w:sz w:val="18"/>
-              </w:rPr>
-              <w:t>US-6</w:t>
-            </w:r>
-          </w:p>
-        </w:tc>
-        <w:tc>
-          <w:tcPr>
-            <w:tcW w:w="3628" w:type="dxa"/>
-            <w:vAlign w:val="center"/>
-          </w:tcPr>
-          <w:p>
-            <w:pPr>
-              <w:spacing w:after="0"/>
-              <w:rPr>
-                <w:lang w:val="nl-NL"/>
-              </w:rPr>
-            </w:pPr>
-            <w:r>
-              <w:rPr>
-                <w:sz w:val="18"/>
-                <w:lang w:val="nl-NL"/>
-              </w:rPr>
-              <w:t>Als klant wil ik een herhalingsbestelling doen bij mijn tafel zodat ik makkelijk opnieuw kan bestellen vanuit historie.</w:t>
-            </w:r>
-          </w:p>
-        </w:tc>
-        <w:tc>
-          <w:tcPr>
-            <w:tcW w:w="4195" w:type="dxa"/>
-            <w:vAlign w:val="center"/>
-          </w:tcPr>
-          <w:p>
-            <w:pPr>
-              <w:spacing w:after="0"/>
-              <w:rPr>
-                <w:lang w:val="nl-NL"/>
-              </w:rPr>
-            </w:pPr>
-            <w:r>
-              <w:rPr>
-                <w:sz w:val="18"/>
-                <w:lang w:val="nl-NL"/>
-              </w:rPr>
-              <w:t>Klant kan de gehele vorige bestelling opnieuw doen of delen van de vorige bestelling herhalen.</w:t>
-            </w:r>
-          </w:p>
-        </w:tc>
-        <w:tc>
-          <w:tcPr>
-            <w:tcW w:w="567" w:type="dxa"/>
-            <w:vAlign w:val="center"/>
-          </w:tcPr>
-          <w:p>
-            <w:pPr>
-              <w:spacing w:after="0"/>
-            </w:pPr>
-            <w:r>
-              <w:rPr>
-                <w:sz w:val="18"/>
-              </w:rPr>
-              <w:t>6</w:t>
-            </w:r>
-          </w:p>
-        </w:tc>
-      </w:tr>
-      <w:tr>
-        <w:trPr>
-          <w:jc w:val="center"/>
-        </w:trPr>
-        <w:tc>
-          <w:tcPr>
-            <w:tcW w:w="907" w:type="dxa"/>
-            <w:vAlign w:val="center"/>
-          </w:tcPr>
-          <w:p>
-            <w:pPr>
-              <w:spacing w:after="0"/>
-            </w:pPr>
-            <w:r>
-              <w:rPr>
-                <w:sz w:val="18"/>
-              </w:rPr>
-              <w:t>US-7</w:t>
-            </w:r>
-          </w:p>
-        </w:tc>
-        <w:tc>
-          <w:tcPr>
-            <w:tcW w:w="3628" w:type="dxa"/>
-            <w:vAlign w:val="center"/>
-          </w:tcPr>
-          <w:p>
-            <w:pPr>
-              <w:spacing w:after="0"/>
-              <w:rPr>
-                <w:lang w:val="nl-NL"/>
-              </w:rPr>
-            </w:pPr>
-            <w:r>
-              <w:rPr>
-                <w:sz w:val="18"/>
-                <w:lang w:val="nl-NL"/>
-              </w:rPr>
-              <w:t>Als klant wil ik tijdens het wachten cocktail-inspiratie zien zodat ik een drankje kan bestellen.</w:t>
-            </w:r>
-          </w:p>
-        </w:tc>
-        <w:tc>
-          <w:tcPr>
-            <w:tcW w:w="4195" w:type="dxa"/>
-            <w:vAlign w:val="center"/>
-          </w:tcPr>
-          <w:p>
-            <w:pPr>
-              <w:spacing w:after="0"/>
-              <w:rPr>
-                <w:lang w:val="nl-NL"/>
-              </w:rPr>
-            </w:pPr>
-            <w:r>
-              <w:rPr>
-                <w:sz w:val="18"/>
-                <w:lang w:val="nl-NL"/>
-              </w:rPr>
-              <w:t xml:space="preserve">Gebruik een cocktail-API zoals </w:t>
-            </w:r>
-            <w:proofErr w:type="spellStart"/>
-            <w:r>
-              <w:rPr>
-                <w:sz w:val="18"/>
-                <w:lang w:val="nl-NL"/>
-              </w:rPr>
-              <w:t>TheCocktailDB</w:t>
-            </w:r>
-            <w:proofErr w:type="spellEnd"/>
-            <w:r>
-              <w:rPr>
-                <w:sz w:val="18"/>
-                <w:lang w:val="nl-NL"/>
-              </w:rPr>
-              <w:t>. Toon afbeeldingen. Bied zoekfunctie en filterfunctie.</w:t>
-            </w:r>
-          </w:p>
-        </w:tc>
-        <w:tc>
-          <w:tcPr>
-            <w:tcW w:w="567" w:type="dxa"/>
-            <w:vAlign w:val="center"/>
-          </w:tcPr>
-          <w:p>
-            <w:pPr>
-              <w:spacing w:after="0"/>
-            </w:pPr>
-            <w:r>
-              <w:rPr>
-                <w:sz w:val="18"/>
-              </w:rPr>
-              <w:t>6</w:t>
-            </w:r>
-          </w:p>
-        </w:tc>
-      </w:tr>
-      <w:tr>
-        <w:trPr>
-          <w:jc w:val="center"/>
-        </w:trPr>
-        <w:tc>
-          <w:tcPr>
-            <w:tcW w:w="907" w:type="dxa"/>
-            <w:vAlign w:val="center"/>
-          </w:tcPr>
-          <w:p>
-            <w:pPr>
-              <w:spacing w:after="0"/>
-            </w:pPr>
-            <w:r>
-              <w:rPr>
-                <w:sz w:val="18"/>
-              </w:rPr>
-              <w:t>US-8</w:t>
-            </w:r>
-          </w:p>
-        </w:tc>
-        <w:tc>
-          <w:tcPr>
-            <w:tcW w:w="3628" w:type="dxa"/>
-            <w:vAlign w:val="center"/>
-          </w:tcPr>
-          <w:p>
-            <w:pPr>
-              <w:spacing w:after="0"/>
-              <w:rPr>
-                <w:lang w:val="nl-NL"/>
-              </w:rPr>
-            </w:pPr>
-            <w:r>
-              <w:rPr>
-                <w:sz w:val="18"/>
-                <w:lang w:val="nl-NL"/>
-              </w:rPr>
-              <w:t xml:space="preserve">De rekening bevat een QR-code die naar een </w:t>
-            </w:r>
-            <w:proofErr w:type="spellStart"/>
-            <w:r>
-              <w:rPr>
-                <w:sz w:val="18"/>
-                <w:lang w:val="nl-NL"/>
-              </w:rPr>
-              <w:t>responsive</w:t>
-            </w:r>
-            <w:proofErr w:type="spellEnd"/>
-            <w:r>
-              <w:rPr>
-                <w:sz w:val="18"/>
-                <w:lang w:val="nl-NL"/>
-              </w:rPr>
-              <w:t xml:space="preserve"> reviewformulier wijst.</w:t>
-            </w:r>
-          </w:p>
-        </w:tc>
-        <w:tc>
-          <w:tcPr>
-            <w:tcW w:w="4195" w:type="dxa"/>
-            <w:vAlign w:val="center"/>
-          </w:tcPr>
-          <w:p>
-            <w:pPr>
-              <w:spacing w:after="0"/>
-              <w:rPr>
-                <w:lang w:val="nl-NL"/>
-              </w:rPr>
-            </w:pPr>
-            <w:r>
-              <w:rPr>
-                <w:sz w:val="18"/>
-                <w:lang w:val="nl-NL"/>
-              </w:rPr>
-              <w:t>Reviewformulier bevat meerdere vragen en is interactief/</w:t>
-            </w:r>
-            <w:proofErr w:type="spellStart"/>
-            <w:r>
-              <w:rPr>
-                <w:sz w:val="18"/>
-                <w:lang w:val="nl-NL"/>
-              </w:rPr>
-              <w:t>responsive</w:t>
-            </w:r>
-            <w:proofErr w:type="spellEnd"/>
-            <w:r>
-              <w:rPr>
-                <w:sz w:val="18"/>
-                <w:lang w:val="nl-NL"/>
-              </w:rPr>
-              <w:t>.</w:t>
-            </w:r>
-          </w:p>
-        </w:tc>
-        <w:tc>
-          <w:tcPr>
-            <w:tcW w:w="567" w:type="dxa"/>
-            <w:vAlign w:val="center"/>
-          </w:tcPr>
-          <w:p>
-            <w:pPr>
-              <w:spacing w:after="0"/>
-            </w:pPr>
-            <w:r>
-              <w:rPr>
-                <w:sz w:val="18"/>
-              </w:rPr>
-              <w:t>10</w:t>
             </w:r>
           </w:p>
         </w:tc>
@@ -4419,1778 +2781,6 @@
         <w:rPr>
           <w:lang w:val="nl-NL"/>
         </w:rPr>
-        <w:t>Kassa voor afhaal (desktop view)</w:t>
-      </w:r>
-    </w:p>
-    <w:tbl>
-      <w:tblPr>
-        <w:tblStyle w:val="TableGrid"/>
-        <w:tblW w:w="0" w:type="auto"/>
-        <w:jc w:val="center"/>
-        <w:tblLayout w:type="fixed"/>
-        <w:tblLook w:val="04A0" w:firstRow="1" w:lastRow="0" w:firstColumn="1" w:lastColumn="0" w:noHBand="0" w:noVBand="1"/>
-      </w:tblPr>
-      <w:tblGrid>
-        <w:gridCol w:w="907"/>
-        <w:gridCol w:w="3628"/>
-        <w:gridCol w:w="4195"/>
-        <w:gridCol w:w="567"/>
-      </w:tblGrid>
-      <w:tr>
-        <w:trPr>
-          <w:jc w:val="center"/>
-        </w:trPr>
-        <w:tc>
-          <w:tcPr>
-            <w:tcW w:w="907" w:type="dxa"/>
-            <w:shd w:val="clear" w:color="auto" w:fill="E8EEF5"/>
-            <w:vAlign w:val="center"/>
-          </w:tcPr>
-          <w:p>
-            <w:pPr>
-              <w:spacing w:after="0"/>
-            </w:pPr>
-            <w:r>
-              <w:rPr>
-                <w:b/>
-                <w:sz w:val="18"/>
-              </w:rPr>
-              <w:t>ID</w:t>
-            </w:r>
-          </w:p>
-        </w:tc>
-        <w:tc>
-          <w:tcPr>
-            <w:tcW w:w="3628" w:type="dxa"/>
-            <w:shd w:val="clear" w:color="auto" w:fill="E8EEF5"/>
-            <w:vAlign w:val="center"/>
-          </w:tcPr>
-          <w:p>
-            <w:pPr>
-              <w:spacing w:after="0"/>
-            </w:pPr>
-            <w:r>
-              <w:rPr>
-                <w:b/>
-                <w:sz w:val="18"/>
-              </w:rPr>
-              <w:t>User story</w:t>
-            </w:r>
-          </w:p>
-        </w:tc>
-        <w:tc>
-          <w:tcPr>
-            <w:tcW w:w="4195" w:type="dxa"/>
-            <w:shd w:val="clear" w:color="auto" w:fill="E8EEF5"/>
-            <w:vAlign w:val="center"/>
-          </w:tcPr>
-          <w:p>
-            <w:pPr>
-              <w:spacing w:after="0"/>
-            </w:pPr>
-            <w:r>
-              <w:rPr>
-                <w:b/>
-                <w:sz w:val="18"/>
-              </w:rPr>
-              <w:t>Acceptatiecriteria</w:t>
-            </w:r>
-          </w:p>
-        </w:tc>
-        <w:tc>
-          <w:tcPr>
-            <w:tcW w:w="567" w:type="dxa"/>
-            <w:shd w:val="clear" w:color="auto" w:fill="E8EEF5"/>
-            <w:vAlign w:val="center"/>
-          </w:tcPr>
-          <w:p>
-            <w:pPr>
-              <w:spacing w:after="0"/>
-            </w:pPr>
-            <w:r>
-              <w:rPr>
-                <w:b/>
-                <w:sz w:val="18"/>
-              </w:rPr>
-              <w:t>SP</w:t>
-            </w:r>
-          </w:p>
-        </w:tc>
-      </w:tr>
-      <w:tr>
-        <w:trPr>
-          <w:jc w:val="center"/>
-        </w:trPr>
-        <w:tc>
-          <w:tcPr>
-            <w:tcW w:w="907" w:type="dxa"/>
-            <w:vAlign w:val="center"/>
-          </w:tcPr>
-          <w:p>
-            <w:pPr>
-              <w:spacing w:after="0"/>
-            </w:pPr>
-            <w:r>
-              <w:rPr>
-                <w:sz w:val="18"/>
-              </w:rPr>
-              <w:t>US-9</w:t>
-            </w:r>
-          </w:p>
-        </w:tc>
-        <w:tc>
-          <w:tcPr>
-            <w:tcW w:w="3628" w:type="dxa"/>
-            <w:vAlign w:val="center"/>
-          </w:tcPr>
-          <w:p>
-            <w:pPr>
-              <w:spacing w:after="0"/>
-              <w:rPr>
-                <w:lang w:val="nl-NL"/>
-              </w:rPr>
-            </w:pPr>
-            <w:r>
-              <w:rPr>
-                <w:sz w:val="18"/>
-                <w:lang w:val="nl-NL"/>
-              </w:rPr>
-              <w:t xml:space="preserve">Als kassamedewerker kan ik eenvoudig </w:t>
-            </w:r>
-            <w:r>
-              <w:rPr>
-                <w:sz w:val="18"/>
-                <w:lang w:val="nl-NL"/>
-              </w:rPr>
-              <w:lastRenderedPageBreak/>
-              <w:t>gerechten opzoeken zodat klanten sneller geholpen worden.</w:t>
-            </w:r>
-          </w:p>
-        </w:tc>
-        <w:tc>
-          <w:tcPr>
-            <w:tcW w:w="4195" w:type="dxa"/>
-            <w:vAlign w:val="center"/>
-          </w:tcPr>
-          <w:p>
-            <w:pPr>
-              <w:spacing w:after="0"/>
-            </w:pPr>
-            <w:r>
-              <w:rPr>
-                <w:sz w:val="18"/>
-                <w:lang w:val="nl-NL"/>
-              </w:rPr>
-              <w:lastRenderedPageBreak/>
-              <w:t xml:space="preserve">Invoermogelijkheid met zoekfunctie. Zoeken op </w:t>
-            </w:r>
-            <w:proofErr w:type="spellStart"/>
-            <w:r>
-              <w:rPr>
-                <w:sz w:val="18"/>
-                <w:lang w:val="nl-NL"/>
-              </w:rPr>
-              <w:lastRenderedPageBreak/>
-              <w:t>gerechtnaam</w:t>
-            </w:r>
-            <w:proofErr w:type="spellEnd"/>
-            <w:r>
-              <w:rPr>
-                <w:sz w:val="18"/>
-                <w:lang w:val="nl-NL"/>
-              </w:rPr>
-              <w:t xml:space="preserve"> en </w:t>
-            </w:r>
-            <w:proofErr w:type="spellStart"/>
-            <w:r>
-              <w:rPr>
-                <w:sz w:val="18"/>
-                <w:lang w:val="nl-NL"/>
-              </w:rPr>
-              <w:t>gerechtnummer</w:t>
-            </w:r>
-            <w:proofErr w:type="spellEnd"/>
-            <w:r>
-              <w:rPr>
-                <w:sz w:val="18"/>
-                <w:lang w:val="nl-NL"/>
-              </w:rPr>
-              <w:t xml:space="preserve">. </w:t>
-            </w:r>
-            <w:proofErr w:type="spellStart"/>
-            <w:r>
-              <w:rPr>
-                <w:sz w:val="18"/>
-              </w:rPr>
-              <w:t>Filteren</w:t>
-            </w:r>
-            <w:proofErr w:type="spellEnd"/>
-            <w:r>
-              <w:rPr>
-                <w:sz w:val="18"/>
-              </w:rPr>
-              <w:t xml:space="preserve"> op </w:t>
-            </w:r>
-            <w:proofErr w:type="spellStart"/>
-            <w:r>
-              <w:rPr>
-                <w:sz w:val="18"/>
-              </w:rPr>
-              <w:t>gerechtcategorie</w:t>
-            </w:r>
-            <w:proofErr w:type="spellEnd"/>
-            <w:r>
-              <w:rPr>
-                <w:sz w:val="18"/>
-              </w:rPr>
-              <w:t>.</w:t>
-            </w:r>
-          </w:p>
-        </w:tc>
-        <w:tc>
-          <w:tcPr>
-            <w:tcW w:w="567" w:type="dxa"/>
-            <w:vAlign w:val="center"/>
-          </w:tcPr>
-          <w:p>
-            <w:pPr>
-              <w:spacing w:after="0"/>
-            </w:pPr>
-            <w:r>
-              <w:rPr>
-                <w:sz w:val="18"/>
-              </w:rPr>
-              <w:lastRenderedPageBreak/>
-              <w:t>4</w:t>
-            </w:r>
-          </w:p>
-        </w:tc>
-      </w:tr>
-      <w:tr>
-        <w:trPr>
-          <w:jc w:val="center"/>
-        </w:trPr>
-        <w:tc>
-          <w:tcPr>
-            <w:tcW w:w="907" w:type="dxa"/>
-            <w:vAlign w:val="center"/>
-          </w:tcPr>
-          <w:p>
-            <w:pPr>
-              <w:spacing w:after="0"/>
-            </w:pPr>
-            <w:r>
-              <w:rPr>
-                <w:sz w:val="18"/>
-              </w:rPr>
-              <w:t>US-10</w:t>
-            </w:r>
-          </w:p>
-        </w:tc>
-        <w:tc>
-          <w:tcPr>
-            <w:tcW w:w="3628" w:type="dxa"/>
-            <w:vAlign w:val="center"/>
-          </w:tcPr>
-          <w:p>
-            <w:pPr>
-              <w:spacing w:after="0"/>
-              <w:rPr>
-                <w:lang w:val="nl-NL"/>
-              </w:rPr>
-            </w:pPr>
-            <w:r>
-              <w:rPr>
-                <w:sz w:val="18"/>
-                <w:lang w:val="nl-NL"/>
-              </w:rPr>
-              <w:t xml:space="preserve">Als kassamedewerker kan ik opmerkingen toevoegen aan een gerecht op een bestelling zodat </w:t>
-            </w:r>
-            <w:proofErr w:type="spellStart"/>
-            <w:r>
-              <w:rPr>
-                <w:sz w:val="18"/>
-                <w:lang w:val="nl-NL"/>
-              </w:rPr>
-              <w:t>klantspecifieke</w:t>
-            </w:r>
-            <w:proofErr w:type="spellEnd"/>
-            <w:r>
-              <w:rPr>
-                <w:sz w:val="18"/>
-                <w:lang w:val="nl-NL"/>
-              </w:rPr>
-              <w:t xml:space="preserve"> wensen worden meegenomen.</w:t>
-            </w:r>
-          </w:p>
-        </w:tc>
-        <w:tc>
-          <w:tcPr>
-            <w:tcW w:w="4195" w:type="dxa"/>
-            <w:vAlign w:val="center"/>
-          </w:tcPr>
-          <w:p>
-            <w:pPr>
-              <w:spacing w:after="0"/>
-              <w:rPr>
-                <w:lang w:val="nl-NL"/>
-              </w:rPr>
-            </w:pPr>
-            <w:r>
-              <w:rPr>
-                <w:sz w:val="18"/>
-                <w:lang w:val="nl-NL"/>
-              </w:rPr>
-              <w:t>Ieder gerecht op een bestelling kan opmerkingen krijgen, bijvoorbeeld geen ui. Er is een lijst met meest gebruikte opmerkingen uit voorgaande bestellingen.</w:t>
-            </w:r>
-          </w:p>
-        </w:tc>
-        <w:tc>
-          <w:tcPr>
-            <w:tcW w:w="567" w:type="dxa"/>
-            <w:vAlign w:val="center"/>
-          </w:tcPr>
-          <w:p>
-            <w:pPr>
-              <w:spacing w:after="0"/>
-            </w:pPr>
-            <w:r>
-              <w:rPr>
-                <w:sz w:val="18"/>
-              </w:rPr>
-              <w:t>3</w:t>
-            </w:r>
-          </w:p>
-        </w:tc>
-      </w:tr>
-      <w:tr>
-        <w:trPr>
-          <w:jc w:val="center"/>
-        </w:trPr>
-        <w:tc>
-          <w:tcPr>
-            <w:tcW w:w="907" w:type="dxa"/>
-            <w:vAlign w:val="center"/>
-          </w:tcPr>
-          <w:p>
-            <w:pPr>
-              <w:spacing w:after="0"/>
-            </w:pPr>
-            <w:r>
-              <w:rPr>
-                <w:sz w:val="18"/>
-              </w:rPr>
-              <w:t>US-11</w:t>
-            </w:r>
-          </w:p>
-        </w:tc>
-        <w:tc>
-          <w:tcPr>
-            <w:tcW w:w="3628" w:type="dxa"/>
-            <w:vAlign w:val="center"/>
-          </w:tcPr>
-          <w:p>
-            <w:pPr>
-              <w:spacing w:after="0"/>
-              <w:rPr>
-                <w:lang w:val="nl-NL"/>
-              </w:rPr>
-            </w:pPr>
-            <w:r>
-              <w:rPr>
-                <w:sz w:val="18"/>
-                <w:lang w:val="nl-NL"/>
-              </w:rPr>
-              <w:t>Als kassamedewerker kan ik per gerecht aangeven of de klant witte rijst, nasi/bami goreng, mihoen goreng of Chinese bami wil.</w:t>
-            </w:r>
-          </w:p>
-        </w:tc>
-        <w:tc>
-          <w:tcPr>
-            <w:tcW w:w="4195" w:type="dxa"/>
-            <w:vAlign w:val="center"/>
-          </w:tcPr>
-          <w:p>
-            <w:pPr>
-              <w:spacing w:after="0"/>
-              <w:rPr>
-                <w:lang w:val="nl-NL"/>
-              </w:rPr>
-            </w:pPr>
-            <w:r>
-              <w:rPr>
-                <w:sz w:val="18"/>
-                <w:lang w:val="nl-NL"/>
-              </w:rPr>
-              <w:t>Rijstkeuze kan direct bij het gerecht worden gekozen. Meerdere nasi/bami-bestellingen gaan via een nieuwe orderregel.</w:t>
-            </w:r>
-          </w:p>
-        </w:tc>
-        <w:tc>
-          <w:tcPr>
-            <w:tcW w:w="567" w:type="dxa"/>
-            <w:vAlign w:val="center"/>
-          </w:tcPr>
-          <w:p>
-            <w:pPr>
-              <w:spacing w:after="0"/>
-            </w:pPr>
-            <w:r>
-              <w:rPr>
-                <w:sz w:val="18"/>
-              </w:rPr>
-              <w:t>4</w:t>
-            </w:r>
-          </w:p>
-        </w:tc>
-      </w:tr>
-      <w:tr>
-        <w:trPr>
-          <w:jc w:val="center"/>
-        </w:trPr>
-        <w:tc>
-          <w:tcPr>
-            <w:tcW w:w="907" w:type="dxa"/>
-            <w:vAlign w:val="center"/>
-          </w:tcPr>
-          <w:p>
-            <w:pPr>
-              <w:spacing w:after="0"/>
-            </w:pPr>
-            <w:r>
-              <w:rPr>
-                <w:sz w:val="18"/>
-              </w:rPr>
-              <w:t>US-12</w:t>
-            </w:r>
-          </w:p>
-        </w:tc>
-        <w:tc>
-          <w:tcPr>
-            <w:tcW w:w="3628" w:type="dxa"/>
-            <w:vAlign w:val="center"/>
-          </w:tcPr>
-          <w:p>
-            <w:pPr>
-              <w:spacing w:after="0"/>
-              <w:rPr>
-                <w:lang w:val="nl-NL"/>
-              </w:rPr>
-            </w:pPr>
-            <w:r>
-              <w:rPr>
-                <w:sz w:val="18"/>
-                <w:lang w:val="nl-NL"/>
-              </w:rPr>
-              <w:t>Als kassamedewerker kan ik aanbiedingen invoeren voor de aankomende week.</w:t>
-            </w:r>
-          </w:p>
-        </w:tc>
-        <w:tc>
-          <w:tcPr>
-            <w:tcW w:w="4195" w:type="dxa"/>
-            <w:vAlign w:val="center"/>
-          </w:tcPr>
-          <w:p>
-            <w:pPr>
-              <w:spacing w:after="0"/>
-              <w:rPr>
-                <w:lang w:val="nl-NL"/>
-              </w:rPr>
-            </w:pPr>
-            <w:r>
-              <w:rPr>
-                <w:sz w:val="18"/>
-                <w:lang w:val="nl-NL"/>
-              </w:rPr>
-              <w:t>Aanbiedingen zijn zichtbaar op een aparte websitepagina en op het gegenereerde menu. Een aanbieding is een prijsaanpassing op een of meerdere producten voor een bepaalde periode.</w:t>
-            </w:r>
-          </w:p>
-        </w:tc>
-        <w:tc>
-          <w:tcPr>
-            <w:tcW w:w="567" w:type="dxa"/>
-            <w:vAlign w:val="center"/>
-          </w:tcPr>
-          <w:p>
-            <w:pPr>
-              <w:spacing w:after="0"/>
-            </w:pPr>
-            <w:r>
-              <w:rPr>
-                <w:sz w:val="18"/>
-              </w:rPr>
-              <w:t>10</w:t>
-            </w:r>
-          </w:p>
-        </w:tc>
-      </w:tr>
-    </w:tbl>
-    <w:p/>
-    <w:p>
-      <w:pPr>
-        <w:pStyle w:val="Heading2"/>
-      </w:pPr>
-      <w:r>
-        <w:t>Website</w:t>
-      </w:r>
-    </w:p>
-    <w:tbl>
-      <w:tblPr>
-        <w:tblStyle w:val="TableGrid"/>
-        <w:tblW w:w="0" w:type="auto"/>
-        <w:jc w:val="center"/>
-        <w:tblLayout w:type="fixed"/>
-        <w:tblLook w:val="04A0" w:firstRow="1" w:lastRow="0" w:firstColumn="1" w:lastColumn="0" w:noHBand="0" w:noVBand="1"/>
-      </w:tblPr>
-      <w:tblGrid>
-        <w:gridCol w:w="907"/>
-        <w:gridCol w:w="3628"/>
-        <w:gridCol w:w="4195"/>
-        <w:gridCol w:w="567"/>
-      </w:tblGrid>
-      <w:tr>
-        <w:trPr>
-          <w:jc w:val="center"/>
-        </w:trPr>
-        <w:tc>
-          <w:tcPr>
-            <w:tcW w:w="907" w:type="dxa"/>
-            <w:shd w:val="clear" w:color="auto" w:fill="E8EEF5"/>
-            <w:vAlign w:val="center"/>
-          </w:tcPr>
-          <w:p>
-            <w:pPr>
-              <w:spacing w:after="0"/>
-            </w:pPr>
-            <w:r>
-              <w:rPr>
-                <w:b/>
-                <w:sz w:val="18"/>
-              </w:rPr>
-              <w:t>ID</w:t>
-            </w:r>
-          </w:p>
-        </w:tc>
-        <w:tc>
-          <w:tcPr>
-            <w:tcW w:w="3628" w:type="dxa"/>
-            <w:shd w:val="clear" w:color="auto" w:fill="E8EEF5"/>
-            <w:vAlign w:val="center"/>
-          </w:tcPr>
-          <w:p>
-            <w:pPr>
-              <w:spacing w:after="0"/>
-            </w:pPr>
-            <w:r>
-              <w:rPr>
-                <w:b/>
-                <w:sz w:val="18"/>
-              </w:rPr>
-              <w:t>User story</w:t>
-            </w:r>
-          </w:p>
-        </w:tc>
-        <w:tc>
-          <w:tcPr>
-            <w:tcW w:w="4195" w:type="dxa"/>
-            <w:shd w:val="clear" w:color="auto" w:fill="E8EEF5"/>
-            <w:vAlign w:val="center"/>
-          </w:tcPr>
-          <w:p>
-            <w:pPr>
-              <w:spacing w:after="0"/>
-            </w:pPr>
-            <w:r>
-              <w:rPr>
-                <w:b/>
-                <w:sz w:val="18"/>
-              </w:rPr>
-              <w:t>Acceptatiecriteria</w:t>
-            </w:r>
-          </w:p>
-        </w:tc>
-        <w:tc>
-          <w:tcPr>
-            <w:tcW w:w="567" w:type="dxa"/>
-            <w:shd w:val="clear" w:color="auto" w:fill="E8EEF5"/>
-            <w:vAlign w:val="center"/>
-          </w:tcPr>
-          <w:p>
-            <w:pPr>
-              <w:spacing w:after="0"/>
-            </w:pPr>
-            <w:r>
-              <w:rPr>
-                <w:b/>
-                <w:sz w:val="18"/>
-              </w:rPr>
-              <w:t>SP</w:t>
-            </w:r>
-          </w:p>
-        </w:tc>
-      </w:tr>
-      <w:tr>
-        <w:trPr>
-          <w:jc w:val="center"/>
-        </w:trPr>
-        <w:tc>
-          <w:tcPr>
-            <w:tcW w:w="907" w:type="dxa"/>
-            <w:vAlign w:val="center"/>
-          </w:tcPr>
-          <w:p>
-            <w:pPr>
-              <w:spacing w:after="0"/>
-            </w:pPr>
-            <w:r>
-              <w:rPr>
-                <w:sz w:val="18"/>
-              </w:rPr>
-              <w:t>UC-13</w:t>
-            </w:r>
-          </w:p>
-        </w:tc>
-        <w:tc>
-          <w:tcPr>
-            <w:tcW w:w="3628" w:type="dxa"/>
-            <w:vAlign w:val="center"/>
-          </w:tcPr>
-          <w:p>
-            <w:pPr>
-              <w:spacing w:after="0"/>
-              <w:rPr>
-                <w:lang w:val="nl-NL"/>
-              </w:rPr>
-            </w:pPr>
-            <w:r>
-              <w:rPr>
-                <w:sz w:val="18"/>
-                <w:lang w:val="nl-NL"/>
-              </w:rPr>
-              <w:t>Als klant lees ik de website in een geschikte taal zodat ik de site kan begrijpen.</w:t>
-            </w:r>
-          </w:p>
-        </w:tc>
-        <w:tc>
-          <w:tcPr>
-            <w:tcW w:w="4195" w:type="dxa"/>
-            <w:vAlign w:val="center"/>
-          </w:tcPr>
-          <w:p>
-            <w:pPr>
-              <w:spacing w:after="0"/>
-              <w:rPr>
-                <w:lang w:val="nl-NL"/>
-              </w:rPr>
-            </w:pPr>
-            <w:proofErr w:type="spellStart"/>
-            <w:r>
-              <w:rPr>
-                <w:sz w:val="18"/>
-                <w:lang w:val="nl-NL"/>
-              </w:rPr>
-              <w:t>Localisatie</w:t>
-            </w:r>
-            <w:proofErr w:type="spellEnd"/>
-            <w:r>
-              <w:rPr>
-                <w:sz w:val="18"/>
-                <w:lang w:val="nl-NL"/>
-              </w:rPr>
-              <w:t xml:space="preserve"> in </w:t>
-            </w:r>
-            <w:proofErr w:type="spellStart"/>
-            <w:r>
-              <w:rPr>
-                <w:sz w:val="18"/>
-                <w:lang w:val="nl-NL"/>
-              </w:rPr>
-              <w:t>frontend</w:t>
-            </w:r>
-            <w:proofErr w:type="spellEnd"/>
-            <w:r>
-              <w:rPr>
-                <w:sz w:val="18"/>
-                <w:lang w:val="nl-NL"/>
-              </w:rPr>
-              <w:t xml:space="preserve">/backend. Site toont automatisch Nederlands of Engels. Handmatig wisselen tussen NL en </w:t>
-            </w:r>
-            <w:proofErr w:type="spellStart"/>
-            <w:r>
-              <w:rPr>
-                <w:sz w:val="18"/>
-                <w:lang w:val="nl-NL"/>
-              </w:rPr>
-              <w:t>EN</w:t>
-            </w:r>
-            <w:proofErr w:type="spellEnd"/>
-            <w:r>
-              <w:rPr>
-                <w:sz w:val="18"/>
-                <w:lang w:val="nl-NL"/>
-              </w:rPr>
-              <w:t xml:space="preserve">. Geen twee fysiek aparte sites. Vertaalteksten zijn aanpasbaar via JSON of database. Controle op veelvoorkomende </w:t>
-            </w:r>
-            <w:proofErr w:type="spellStart"/>
-            <w:r>
-              <w:rPr>
-                <w:sz w:val="18"/>
-                <w:lang w:val="nl-NL"/>
-              </w:rPr>
-              <w:t>accessibility</w:t>
-            </w:r>
-            <w:proofErr w:type="spellEnd"/>
-            <w:r>
-              <w:rPr>
-                <w:sz w:val="18"/>
-                <w:lang w:val="nl-NL"/>
-              </w:rPr>
-              <w:t>-problemen.</w:t>
-            </w:r>
-          </w:p>
-        </w:tc>
-        <w:tc>
-          <w:tcPr>
-            <w:tcW w:w="567" w:type="dxa"/>
-            <w:vAlign w:val="center"/>
-          </w:tcPr>
-          <w:p>
-            <w:pPr>
-              <w:spacing w:after="0"/>
-            </w:pPr>
-            <w:r>
-              <w:rPr>
-                <w:sz w:val="18"/>
-              </w:rPr>
-              <w:t>8</w:t>
-            </w:r>
-          </w:p>
-        </w:tc>
-      </w:tr>
-      <w:tr>
-        <w:trPr>
-          <w:jc w:val="center"/>
-        </w:trPr>
-        <w:tc>
-          <w:tcPr>
-            <w:tcW w:w="907" w:type="dxa"/>
-            <w:vAlign w:val="center"/>
-          </w:tcPr>
-          <w:p>
-            <w:pPr>
-              <w:spacing w:after="0"/>
-            </w:pPr>
-            <w:r>
-              <w:rPr>
-                <w:sz w:val="18"/>
-              </w:rPr>
-              <w:t>UC-14</w:t>
-            </w:r>
-          </w:p>
-        </w:tc>
-        <w:tc>
-          <w:tcPr>
-            <w:tcW w:w="3628" w:type="dxa"/>
-            <w:vAlign w:val="center"/>
-          </w:tcPr>
-          <w:p>
-            <w:pPr>
-              <w:spacing w:after="0"/>
-              <w:rPr>
-                <w:lang w:val="nl-NL"/>
-              </w:rPr>
-            </w:pPr>
-            <w:r>
-              <w:rPr>
-                <w:sz w:val="18"/>
-                <w:lang w:val="nl-NL"/>
-              </w:rPr>
-              <w:t>Als klant wil ik een up-to-date PDF van het menu kunnen downloaden.</w:t>
-            </w:r>
-          </w:p>
-        </w:tc>
-        <w:tc>
-          <w:tcPr>
-            <w:tcW w:w="4195" w:type="dxa"/>
-            <w:vAlign w:val="center"/>
-          </w:tcPr>
-          <w:p>
-            <w:pPr>
-              <w:spacing w:after="0"/>
-              <w:rPr>
-                <w:lang w:val="nl-NL"/>
-              </w:rPr>
-            </w:pPr>
-            <w:r>
-              <w:rPr>
-                <w:sz w:val="18"/>
-                <w:lang w:val="nl-NL"/>
-              </w:rPr>
-              <w:t>PDF wordt gegenereerd vanuit de database. Eventuele aanbiedingen worden op een aparte pagina in de PDF afgedrukt.</w:t>
-            </w:r>
-          </w:p>
-        </w:tc>
-        <w:tc>
-          <w:tcPr>
-            <w:tcW w:w="567" w:type="dxa"/>
-            <w:vAlign w:val="center"/>
-          </w:tcPr>
-          <w:p>
-            <w:pPr>
-              <w:spacing w:after="0"/>
-            </w:pPr>
-            <w:r>
-              <w:rPr>
-                <w:sz w:val="18"/>
-              </w:rPr>
-              <w:t>4</w:t>
-            </w:r>
-          </w:p>
-        </w:tc>
-      </w:tr>
-      <w:tr>
-        <w:trPr>
-          <w:jc w:val="center"/>
-        </w:trPr>
-        <w:tc>
-          <w:tcPr>
-            <w:tcW w:w="907" w:type="dxa"/>
-            <w:vAlign w:val="center"/>
-          </w:tcPr>
-          <w:p>
-            <w:pPr>
-              <w:spacing w:after="0"/>
-            </w:pPr>
-            <w:r>
-              <w:rPr>
-                <w:sz w:val="18"/>
-              </w:rPr>
-              <w:t>UC-15</w:t>
-            </w:r>
-          </w:p>
-        </w:tc>
-        <w:tc>
-          <w:tcPr>
-            <w:tcW w:w="3628" w:type="dxa"/>
-            <w:vAlign w:val="center"/>
-          </w:tcPr>
-          <w:p>
-            <w:pPr>
-              <w:spacing w:after="0"/>
-              <w:rPr>
-                <w:lang w:val="nl-NL"/>
-              </w:rPr>
-            </w:pPr>
-            <w:r>
-              <w:rPr>
-                <w:sz w:val="18"/>
-                <w:lang w:val="nl-NL"/>
-              </w:rPr>
-              <w:t>Als klant wil ik favoriete gerechten kunnen aanvinken zodat mijn voorkeur lokaal bewaard blijft.</w:t>
-            </w:r>
-          </w:p>
-        </w:tc>
-        <w:tc>
-          <w:tcPr>
-            <w:tcW w:w="4195" w:type="dxa"/>
-            <w:vAlign w:val="center"/>
-          </w:tcPr>
-          <w:p>
-            <w:pPr>
-              <w:spacing w:after="0"/>
-              <w:rPr>
-                <w:lang w:val="nl-NL"/>
-              </w:rPr>
-            </w:pPr>
-            <w:r>
-              <w:rPr>
-                <w:sz w:val="18"/>
-                <w:lang w:val="nl-NL"/>
-              </w:rPr>
-              <w:t>Favorieten worden als cookie opgeslagen. Menu kan favorieten bovenaan tonen op nummer. Alleen favorieten kunnen alfabetisch worden gesorteerd terwijl de rest van het menu gelijk blijft.</w:t>
-            </w:r>
-          </w:p>
-        </w:tc>
-        <w:tc>
-          <w:tcPr>
-            <w:tcW w:w="567" w:type="dxa"/>
-            <w:vAlign w:val="center"/>
-          </w:tcPr>
-          <w:p>
-            <w:pPr>
-              <w:spacing w:after="0"/>
-            </w:pPr>
-            <w:r>
-              <w:rPr>
-                <w:sz w:val="18"/>
-              </w:rPr>
-              <w:t>4</w:t>
-            </w:r>
-          </w:p>
-        </w:tc>
-      </w:tr>
-      <w:tr>
-        <w:trPr>
-          <w:jc w:val="center"/>
-        </w:trPr>
-        <w:tc>
-          <w:tcPr>
-            <w:tcW w:w="907" w:type="dxa"/>
-            <w:vAlign w:val="center"/>
-          </w:tcPr>
-          <w:p>
-            <w:pPr>
-              <w:spacing w:after="0"/>
-            </w:pPr>
-            <w:r>
-              <w:rPr>
-                <w:sz w:val="18"/>
-              </w:rPr>
-              <w:t>UC-16</w:t>
-            </w:r>
-          </w:p>
-        </w:tc>
-        <w:tc>
-          <w:tcPr>
-            <w:tcW w:w="3628" w:type="dxa"/>
-            <w:vAlign w:val="center"/>
-          </w:tcPr>
-          <w:p>
-            <w:pPr>
-              <w:spacing w:after="0"/>
-              <w:rPr>
-                <w:lang w:val="nl-NL"/>
-              </w:rPr>
-            </w:pPr>
-            <w:r>
-              <w:rPr>
-                <w:sz w:val="18"/>
-                <w:lang w:val="nl-NL"/>
-              </w:rPr>
-              <w:t>Als klant wil ik via de website een afhaalbestelling doorgeven.</w:t>
-            </w:r>
-          </w:p>
-        </w:tc>
-        <w:tc>
-          <w:tcPr>
-            <w:tcW w:w="4195" w:type="dxa"/>
-            <w:vAlign w:val="center"/>
-          </w:tcPr>
-          <w:p>
-            <w:pPr>
-              <w:spacing w:after="0"/>
-              <w:rPr>
-                <w:lang w:val="nl-NL"/>
-              </w:rPr>
-            </w:pPr>
-            <w:proofErr w:type="spellStart"/>
-            <w:r>
-              <w:rPr>
-                <w:sz w:val="18"/>
-                <w:lang w:val="nl-NL"/>
-              </w:rPr>
-              <w:t>Bedanktpagina</w:t>
-            </w:r>
-            <w:proofErr w:type="spellEnd"/>
-            <w:r>
-              <w:rPr>
-                <w:sz w:val="18"/>
-                <w:lang w:val="nl-NL"/>
-              </w:rPr>
-              <w:t xml:space="preserve"> toont printbare QR-code met bestelnummer, </w:t>
-            </w:r>
-            <w:proofErr w:type="spellStart"/>
-            <w:r>
-              <w:rPr>
-                <w:sz w:val="18"/>
-                <w:lang w:val="nl-NL"/>
-              </w:rPr>
-              <w:t>gerechtnummers</w:t>
-            </w:r>
-            <w:proofErr w:type="spellEnd"/>
-            <w:r>
-              <w:rPr>
-                <w:sz w:val="18"/>
-                <w:lang w:val="nl-NL"/>
-              </w:rPr>
-              <w:t xml:space="preserve"> en </w:t>
-            </w:r>
-            <w:proofErr w:type="spellStart"/>
-            <w:r>
-              <w:rPr>
-                <w:sz w:val="18"/>
-                <w:lang w:val="nl-NL"/>
-              </w:rPr>
-              <w:t>gerechtnamen</w:t>
-            </w:r>
-            <w:proofErr w:type="spellEnd"/>
-            <w:r>
-              <w:rPr>
-                <w:sz w:val="18"/>
-                <w:lang w:val="nl-NL"/>
-              </w:rPr>
-              <w:t>.</w:t>
-            </w:r>
-          </w:p>
-        </w:tc>
-        <w:tc>
-          <w:tcPr>
-            <w:tcW w:w="567" w:type="dxa"/>
-            <w:vAlign w:val="center"/>
-          </w:tcPr>
-          <w:p>
-            <w:pPr>
-              <w:spacing w:after="0"/>
-            </w:pPr>
-            <w:r>
-              <w:rPr>
-                <w:sz w:val="18"/>
-              </w:rPr>
-              <w:t>4</w:t>
-            </w:r>
-          </w:p>
-        </w:tc>
-      </w:tr>
-      <w:tr>
-        <w:trPr>
-          <w:jc w:val="center"/>
-        </w:trPr>
-        <w:tc>
-          <w:tcPr>
-            <w:tcW w:w="907" w:type="dxa"/>
-            <w:vAlign w:val="center"/>
-          </w:tcPr>
-          <w:p>
-            <w:pPr>
-              <w:spacing w:after="0"/>
-            </w:pPr>
-            <w:r>
-              <w:rPr>
-                <w:sz w:val="18"/>
-              </w:rPr>
-              <w:t>REQ-W01</w:t>
-            </w:r>
-          </w:p>
-        </w:tc>
-        <w:tc>
-          <w:tcPr>
-            <w:tcW w:w="3628" w:type="dxa"/>
-            <w:vAlign w:val="center"/>
-          </w:tcPr>
-          <w:p>
-            <w:pPr>
-              <w:spacing w:after="0"/>
-              <w:rPr>
-                <w:lang w:val="nl-NL"/>
-              </w:rPr>
-            </w:pPr>
-            <w:r>
-              <w:rPr>
-                <w:sz w:val="18"/>
-                <w:lang w:val="nl-NL"/>
-              </w:rPr>
-              <w:t xml:space="preserve">De website is </w:t>
-            </w:r>
-            <w:proofErr w:type="spellStart"/>
-            <w:r>
-              <w:rPr>
-                <w:sz w:val="18"/>
-                <w:lang w:val="nl-NL"/>
-              </w:rPr>
-              <w:t>responsive</w:t>
-            </w:r>
-            <w:proofErr w:type="spellEnd"/>
-            <w:r>
-              <w:rPr>
-                <w:sz w:val="18"/>
-                <w:lang w:val="nl-NL"/>
-              </w:rPr>
-              <w:t xml:space="preserve"> op drie verschillende schermgroottes.</w:t>
-            </w:r>
-          </w:p>
-        </w:tc>
-        <w:tc>
-          <w:tcPr>
-            <w:tcW w:w="4195" w:type="dxa"/>
-            <w:vAlign w:val="center"/>
-          </w:tcPr>
-          <w:p>
-            <w:pPr>
-              <w:spacing w:after="0"/>
-              <w:rPr>
-                <w:lang w:val="nl-NL"/>
-              </w:rPr>
-            </w:pPr>
-            <w:proofErr w:type="spellStart"/>
-            <w:r>
-              <w:rPr>
-                <w:sz w:val="18"/>
-                <w:lang w:val="nl-NL"/>
-              </w:rPr>
-              <w:t>Layout</w:t>
-            </w:r>
-            <w:proofErr w:type="spellEnd"/>
-            <w:r>
-              <w:rPr>
-                <w:sz w:val="18"/>
-                <w:lang w:val="nl-NL"/>
-              </w:rPr>
-              <w:t xml:space="preserve"> werkt op mobiel, tablet en desktop zonder horizontaal scrollen of overlappende elementen.</w:t>
-            </w:r>
-          </w:p>
-        </w:tc>
-        <w:tc>
-          <w:tcPr>
-            <w:tcW w:w="567" w:type="dxa"/>
-            <w:vAlign w:val="center"/>
-          </w:tcPr>
-          <w:p>
-            <w:pPr>
-              <w:spacing w:after="0"/>
-            </w:pPr>
-            <w:r>
-              <w:rPr>
-                <w:sz w:val="18"/>
-              </w:rPr>
-              <w:t>7</w:t>
-            </w:r>
-          </w:p>
-        </w:tc>
-      </w:tr>
-    </w:tbl>
-    <w:p/>
-    <w:p>
-      <w:pPr>
-        <w:pStyle w:val="Heading2"/>
-      </w:pPr>
-      <w:r>
-        <w:t>Admin</w:t>
-      </w:r>
-    </w:p>
-    <w:tbl>
-      <w:tblPr>
-        <w:tblStyle w:val="TableGrid"/>
-        <w:tblW w:w="0" w:type="auto"/>
-        <w:jc w:val="center"/>
-        <w:tblLayout w:type="fixed"/>
-        <w:tblLook w:val="04A0" w:firstRow="1" w:lastRow="0" w:firstColumn="1" w:lastColumn="0" w:noHBand="0" w:noVBand="1"/>
-      </w:tblPr>
-      <w:tblGrid>
-        <w:gridCol w:w="907"/>
-        <w:gridCol w:w="3628"/>
-        <w:gridCol w:w="4195"/>
-        <w:gridCol w:w="567"/>
-      </w:tblGrid>
-      <w:tr>
-        <w:trPr>
-          <w:jc w:val="center"/>
-        </w:trPr>
-        <w:tc>
-          <w:tcPr>
-            <w:tcW w:w="907" w:type="dxa"/>
-            <w:shd w:val="clear" w:color="auto" w:fill="E8EEF5"/>
-            <w:vAlign w:val="center"/>
-          </w:tcPr>
-          <w:p>
-            <w:pPr>
-              <w:spacing w:after="0"/>
-            </w:pPr>
-            <w:r>
-              <w:rPr>
-                <w:b/>
-                <w:sz w:val="18"/>
-              </w:rPr>
-              <w:t>ID</w:t>
-            </w:r>
-          </w:p>
-        </w:tc>
-        <w:tc>
-          <w:tcPr>
-            <w:tcW w:w="3628" w:type="dxa"/>
-            <w:shd w:val="clear" w:color="auto" w:fill="E8EEF5"/>
-            <w:vAlign w:val="center"/>
-          </w:tcPr>
-          <w:p>
-            <w:pPr>
-              <w:spacing w:after="0"/>
-            </w:pPr>
-            <w:r>
-              <w:rPr>
-                <w:b/>
-                <w:sz w:val="18"/>
-              </w:rPr>
-              <w:t>User story</w:t>
-            </w:r>
-          </w:p>
-        </w:tc>
-        <w:tc>
-          <w:tcPr>
-            <w:tcW w:w="4195" w:type="dxa"/>
-            <w:shd w:val="clear" w:color="auto" w:fill="E8EEF5"/>
-            <w:vAlign w:val="center"/>
-          </w:tcPr>
-          <w:p>
-            <w:pPr>
-              <w:spacing w:after="0"/>
-            </w:pPr>
-            <w:r>
-              <w:rPr>
-                <w:b/>
-                <w:sz w:val="18"/>
-              </w:rPr>
-              <w:t>Acceptatiecriteria</w:t>
-            </w:r>
-          </w:p>
-        </w:tc>
-        <w:tc>
-          <w:tcPr>
-            <w:tcW w:w="567" w:type="dxa"/>
-            <w:shd w:val="clear" w:color="auto" w:fill="E8EEF5"/>
-            <w:vAlign w:val="center"/>
-          </w:tcPr>
-          <w:p>
-            <w:pPr>
-              <w:spacing w:after="0"/>
-            </w:pPr>
-            <w:r>
-              <w:rPr>
-                <w:b/>
-                <w:sz w:val="18"/>
-              </w:rPr>
-              <w:t>SP</w:t>
-            </w:r>
-          </w:p>
-        </w:tc>
-      </w:tr>
-      <w:tr>
-        <w:trPr>
-          <w:jc w:val="center"/>
-        </w:trPr>
-        <w:tc>
-          <w:tcPr>
-            <w:tcW w:w="907" w:type="dxa"/>
-            <w:vAlign w:val="center"/>
-          </w:tcPr>
-          <w:p>
-            <w:pPr>
-              <w:spacing w:after="0"/>
-            </w:pPr>
-            <w:r>
-              <w:rPr>
-                <w:sz w:val="18"/>
-              </w:rPr>
-              <w:t>UC-17</w:t>
-            </w:r>
-          </w:p>
-        </w:tc>
-        <w:tc>
-          <w:tcPr>
-            <w:tcW w:w="3628" w:type="dxa"/>
-            <w:vAlign w:val="center"/>
-          </w:tcPr>
-          <w:p>
-            <w:pPr>
-              <w:spacing w:after="0"/>
-              <w:rPr>
-                <w:lang w:val="nl-NL"/>
-              </w:rPr>
-            </w:pPr>
-            <w:r>
-              <w:rPr>
-                <w:sz w:val="18"/>
-                <w:lang w:val="nl-NL"/>
-              </w:rPr>
-              <w:t xml:space="preserve">Als </w:t>
-            </w:r>
-            <w:proofErr w:type="spellStart"/>
-            <w:r>
-              <w:rPr>
-                <w:sz w:val="18"/>
-                <w:lang w:val="nl-NL"/>
-              </w:rPr>
-              <w:t>restaurant-eigenaar</w:t>
-            </w:r>
-            <w:proofErr w:type="spellEnd"/>
-            <w:r>
-              <w:rPr>
-                <w:sz w:val="18"/>
-                <w:lang w:val="nl-NL"/>
-              </w:rPr>
-              <w:t xml:space="preserve"> kan ik een planning maken voor maximaal een week zodat ik medewerkers kan koppelen aan meerdere tafels.</w:t>
-            </w:r>
-          </w:p>
-        </w:tc>
-        <w:tc>
-          <w:tcPr>
-            <w:tcW w:w="4195" w:type="dxa"/>
-            <w:vAlign w:val="center"/>
-          </w:tcPr>
-          <w:p>
-            <w:pPr>
-              <w:spacing w:after="0"/>
-            </w:pPr>
-            <w:r>
-              <w:rPr>
-                <w:sz w:val="18"/>
-                <w:lang w:val="nl-NL"/>
-              </w:rPr>
-              <w:t xml:space="preserve">Personen zijn beschikbaar om te koppelen zonder uitgebreide user/login CRUD. </w:t>
-            </w:r>
-            <w:r>
-              <w:rPr>
-                <w:sz w:val="18"/>
-              </w:rPr>
-              <w:t xml:space="preserve">Planning </w:t>
-            </w:r>
-            <w:proofErr w:type="spellStart"/>
-            <w:r>
-              <w:rPr>
-                <w:sz w:val="18"/>
-              </w:rPr>
-              <w:t>koppelt</w:t>
-            </w:r>
-            <w:proofErr w:type="spellEnd"/>
-            <w:r>
-              <w:rPr>
-                <w:sz w:val="18"/>
-              </w:rPr>
-              <w:t xml:space="preserve"> </w:t>
-            </w:r>
-            <w:proofErr w:type="spellStart"/>
-            <w:r>
-              <w:rPr>
-                <w:sz w:val="18"/>
-              </w:rPr>
-              <w:t>medewerkers</w:t>
-            </w:r>
-            <w:proofErr w:type="spellEnd"/>
-            <w:r>
-              <w:rPr>
-                <w:sz w:val="18"/>
-              </w:rPr>
-              <w:t xml:space="preserve"> </w:t>
-            </w:r>
-            <w:proofErr w:type="spellStart"/>
-            <w:r>
-              <w:rPr>
-                <w:sz w:val="18"/>
-              </w:rPr>
-              <w:t>aan</w:t>
-            </w:r>
-            <w:proofErr w:type="spellEnd"/>
-            <w:r>
-              <w:rPr>
-                <w:sz w:val="18"/>
-              </w:rPr>
-              <w:t xml:space="preserve"> tafels.</w:t>
-            </w:r>
-          </w:p>
-        </w:tc>
-        <w:tc>
-          <w:tcPr>
-            <w:tcW w:w="567" w:type="dxa"/>
-            <w:vAlign w:val="center"/>
-          </w:tcPr>
-          <w:p>
-            <w:pPr>
-              <w:spacing w:after="0"/>
-            </w:pPr>
-            <w:r>
-              <w:rPr>
-                <w:sz w:val="18"/>
-              </w:rPr>
-              <w:t>11</w:t>
-            </w:r>
-          </w:p>
-        </w:tc>
-      </w:tr>
-      <w:tr>
-        <w:trPr>
-          <w:jc w:val="center"/>
-        </w:trPr>
-        <w:tc>
-          <w:tcPr>
-            <w:tcW w:w="907" w:type="dxa"/>
-            <w:vAlign w:val="center"/>
-          </w:tcPr>
-          <w:p>
-            <w:pPr>
-              <w:spacing w:after="0"/>
-            </w:pPr>
-            <w:r>
-              <w:rPr>
-                <w:sz w:val="18"/>
-              </w:rPr>
-              <w:t>UC-18</w:t>
-            </w:r>
-          </w:p>
-        </w:tc>
-        <w:tc>
-          <w:tcPr>
-            <w:tcW w:w="3628" w:type="dxa"/>
-            <w:vAlign w:val="center"/>
-          </w:tcPr>
-          <w:p>
-            <w:pPr>
-              <w:spacing w:after="0"/>
-              <w:rPr>
-                <w:lang w:val="nl-NL"/>
-              </w:rPr>
-            </w:pPr>
-            <w:r>
-              <w:rPr>
-                <w:sz w:val="18"/>
-                <w:lang w:val="nl-NL"/>
-              </w:rPr>
-              <w:t>Er is een CMS aanwezig om op de klantwebsite het menu in te stellen en extra pagina's te maken.</w:t>
-            </w:r>
-          </w:p>
-        </w:tc>
-        <w:tc>
-          <w:tcPr>
-            <w:tcW w:w="4195" w:type="dxa"/>
-            <w:vAlign w:val="center"/>
-          </w:tcPr>
-          <w:p>
-            <w:pPr>
-              <w:spacing w:after="0"/>
-              <w:rPr>
-                <w:lang w:val="nl-NL"/>
-              </w:rPr>
-            </w:pPr>
-            <w:r>
-              <w:rPr>
-                <w:sz w:val="18"/>
-                <w:lang w:val="nl-NL"/>
-              </w:rPr>
-              <w:t xml:space="preserve">CMS ondersteunt vaste </w:t>
-            </w:r>
-            <w:proofErr w:type="spellStart"/>
-            <w:r>
-              <w:rPr>
-                <w:sz w:val="18"/>
-                <w:lang w:val="nl-NL"/>
-              </w:rPr>
-              <w:t>layout</w:t>
-            </w:r>
-            <w:proofErr w:type="spellEnd"/>
-            <w:r>
-              <w:rPr>
-                <w:sz w:val="18"/>
-                <w:lang w:val="nl-NL"/>
-              </w:rPr>
-              <w:t xml:space="preserve"> en WYSIWYG-editor voor extra pagina's en menubeheer.</w:t>
-            </w:r>
-          </w:p>
-        </w:tc>
-        <w:tc>
-          <w:tcPr>
-            <w:tcW w:w="567" w:type="dxa"/>
-            <w:vAlign w:val="center"/>
-          </w:tcPr>
-          <w:p>
-            <w:pPr>
-              <w:spacing w:after="0"/>
-            </w:pPr>
-            <w:r>
-              <w:rPr>
-                <w:sz w:val="18"/>
-              </w:rPr>
-              <w:t>11</w:t>
-            </w:r>
-          </w:p>
-        </w:tc>
-      </w:tr>
-      <w:tr>
-        <w:trPr>
-          <w:jc w:val="center"/>
-        </w:trPr>
-        <w:tc>
-          <w:tcPr>
-            <w:tcW w:w="907" w:type="dxa"/>
-            <w:vAlign w:val="center"/>
-          </w:tcPr>
-          <w:p>
-            <w:pPr>
-              <w:spacing w:after="0"/>
-            </w:pPr>
-            <w:r>
-              <w:rPr>
-                <w:sz w:val="18"/>
-              </w:rPr>
-              <w:t>UC-19</w:t>
-            </w:r>
-          </w:p>
-        </w:tc>
-        <w:tc>
-          <w:tcPr>
-            <w:tcW w:w="3628" w:type="dxa"/>
-            <w:vAlign w:val="center"/>
-          </w:tcPr>
-          <w:p>
-            <w:pPr>
-              <w:spacing w:after="0"/>
-              <w:rPr>
-                <w:lang w:val="nl-NL"/>
-              </w:rPr>
-            </w:pPr>
-            <w:r>
-              <w:rPr>
-                <w:sz w:val="18"/>
-                <w:lang w:val="nl-NL"/>
-              </w:rPr>
-              <w:t xml:space="preserve">Als </w:t>
-            </w:r>
-            <w:proofErr w:type="spellStart"/>
-            <w:r>
-              <w:rPr>
-                <w:sz w:val="18"/>
-                <w:lang w:val="nl-NL"/>
-              </w:rPr>
-              <w:t>admin</w:t>
-            </w:r>
-            <w:proofErr w:type="spellEnd"/>
-            <w:r>
-              <w:rPr>
-                <w:sz w:val="18"/>
-                <w:lang w:val="nl-NL"/>
-              </w:rPr>
-              <w:t xml:space="preserve"> krijg ik dagelijks automatisch een samenvatting van de verkoop van die dag.</w:t>
-            </w:r>
-          </w:p>
-        </w:tc>
-        <w:tc>
-          <w:tcPr>
-            <w:tcW w:w="4195" w:type="dxa"/>
-            <w:vAlign w:val="center"/>
-          </w:tcPr>
-          <w:p>
-            <w:pPr>
-              <w:spacing w:after="0"/>
-              <w:rPr>
-                <w:lang w:val="nl-NL"/>
-              </w:rPr>
-            </w:pPr>
-            <w:r>
-              <w:rPr>
-                <w:sz w:val="18"/>
-                <w:lang w:val="nl-NL"/>
-              </w:rPr>
-              <w:t xml:space="preserve">Samenvatting wordt automatisch gegenereerd met </w:t>
-            </w:r>
-            <w:proofErr w:type="spellStart"/>
-            <w:r>
-              <w:rPr>
-                <w:sz w:val="18"/>
-                <w:lang w:val="nl-NL"/>
-              </w:rPr>
-              <w:t>Laravel</w:t>
-            </w:r>
-            <w:proofErr w:type="spellEnd"/>
-            <w:r>
-              <w:rPr>
-                <w:sz w:val="18"/>
-                <w:lang w:val="nl-NL"/>
-              </w:rPr>
-              <w:t xml:space="preserve"> </w:t>
-            </w:r>
-            <w:proofErr w:type="spellStart"/>
-            <w:r>
-              <w:rPr>
-                <w:sz w:val="18"/>
-                <w:lang w:val="nl-NL"/>
-              </w:rPr>
-              <w:t>task</w:t>
-            </w:r>
-            <w:proofErr w:type="spellEnd"/>
-            <w:r>
-              <w:rPr>
-                <w:sz w:val="18"/>
-                <w:lang w:val="nl-NL"/>
-              </w:rPr>
-              <w:t xml:space="preserve"> </w:t>
-            </w:r>
-            <w:proofErr w:type="spellStart"/>
-            <w:r>
-              <w:rPr>
-                <w:sz w:val="18"/>
-                <w:lang w:val="nl-NL"/>
-              </w:rPr>
-              <w:t>scheduling</w:t>
-            </w:r>
-            <w:proofErr w:type="spellEnd"/>
-            <w:r>
-              <w:rPr>
-                <w:sz w:val="18"/>
-                <w:lang w:val="nl-NL"/>
-              </w:rPr>
-              <w:t>. Output is Excel-format. Samenvattingen staan op een webpagina en zijn downloadbaar.</w:t>
-            </w:r>
-          </w:p>
-        </w:tc>
-        <w:tc>
-          <w:tcPr>
-            <w:tcW w:w="567" w:type="dxa"/>
-            <w:vAlign w:val="center"/>
-          </w:tcPr>
-          <w:p>
-            <w:pPr>
-              <w:spacing w:after="0"/>
-            </w:pPr>
-            <w:r>
-              <w:rPr>
-                <w:sz w:val="18"/>
-              </w:rPr>
-              <w:t>8</w:t>
-            </w:r>
-          </w:p>
-        </w:tc>
-      </w:tr>
-      <w:tr>
-        <w:trPr>
-          <w:jc w:val="center"/>
-        </w:trPr>
-        <w:tc>
-          <w:tcPr>
-            <w:tcW w:w="907" w:type="dxa"/>
-            <w:vAlign w:val="center"/>
-          </w:tcPr>
-          <w:p>
-            <w:pPr>
-              <w:spacing w:after="0"/>
-            </w:pPr>
-            <w:r>
-              <w:rPr>
-                <w:sz w:val="18"/>
-              </w:rPr>
-              <w:t>UC-20</w:t>
-            </w:r>
-          </w:p>
-        </w:tc>
-        <w:tc>
-          <w:tcPr>
-            <w:tcW w:w="3628" w:type="dxa"/>
-            <w:vAlign w:val="center"/>
-          </w:tcPr>
-          <w:p>
-            <w:pPr>
-              <w:spacing w:after="0"/>
-              <w:rPr>
-                <w:lang w:val="nl-NL"/>
-              </w:rPr>
-            </w:pPr>
-            <w:r>
-              <w:rPr>
-                <w:sz w:val="18"/>
-                <w:lang w:val="nl-NL"/>
-              </w:rPr>
-              <w:t xml:space="preserve">Als </w:t>
-            </w:r>
-            <w:proofErr w:type="spellStart"/>
-            <w:r>
-              <w:rPr>
-                <w:sz w:val="18"/>
-                <w:lang w:val="nl-NL"/>
-              </w:rPr>
-              <w:t>admin</w:t>
-            </w:r>
-            <w:proofErr w:type="spellEnd"/>
-            <w:r>
-              <w:rPr>
-                <w:sz w:val="18"/>
-                <w:lang w:val="nl-NL"/>
-              </w:rPr>
-              <w:t xml:space="preserve"> kan ik gerechten toevoegen, aanpassen en verwijderen zodat het menu up-to-date blijft.</w:t>
-            </w:r>
-          </w:p>
-        </w:tc>
-        <w:tc>
-          <w:tcPr>
-            <w:tcW w:w="4195" w:type="dxa"/>
-            <w:vAlign w:val="center"/>
-          </w:tcPr>
-          <w:p>
-            <w:pPr>
-              <w:spacing w:after="0"/>
-            </w:pPr>
-            <w:r>
-              <w:rPr>
-                <w:sz w:val="18"/>
-                <w:lang w:val="nl-NL"/>
-              </w:rPr>
-              <w:t xml:space="preserve">Nummering blijft gelijk. Nieuwe varianten gebruiken a/b/c bij bestaande nummers. </w:t>
-            </w:r>
-            <w:proofErr w:type="spellStart"/>
-            <w:r>
-              <w:rPr>
-                <w:sz w:val="18"/>
-              </w:rPr>
-              <w:t>Nieuwe</w:t>
-            </w:r>
-            <w:proofErr w:type="spellEnd"/>
-            <w:r>
-              <w:rPr>
-                <w:sz w:val="18"/>
-              </w:rPr>
-              <w:t xml:space="preserve"> </w:t>
-            </w:r>
-            <w:proofErr w:type="spellStart"/>
-            <w:r>
-              <w:rPr>
-                <w:sz w:val="18"/>
-              </w:rPr>
-              <w:t>gerechten</w:t>
-            </w:r>
-            <w:proofErr w:type="spellEnd"/>
-            <w:r>
-              <w:rPr>
-                <w:sz w:val="18"/>
-              </w:rPr>
-              <w:t xml:space="preserve"> of </w:t>
-            </w:r>
-            <w:proofErr w:type="spellStart"/>
-            <w:r>
-              <w:rPr>
-                <w:sz w:val="18"/>
-              </w:rPr>
-              <w:t>categorieen</w:t>
-            </w:r>
-            <w:proofErr w:type="spellEnd"/>
-            <w:r>
-              <w:rPr>
-                <w:sz w:val="18"/>
-              </w:rPr>
-              <w:t xml:space="preserve"> mogen doornummeren.</w:t>
-            </w:r>
-          </w:p>
-        </w:tc>
-        <w:tc>
-          <w:tcPr>
-            <w:tcW w:w="567" w:type="dxa"/>
-            <w:vAlign w:val="center"/>
-          </w:tcPr>
-          <w:p>
-            <w:pPr>
-              <w:spacing w:after="0"/>
-            </w:pPr>
-            <w:r>
-              <w:rPr>
-                <w:sz w:val="18"/>
-              </w:rPr>
-              <w:t>6</w:t>
-            </w:r>
-          </w:p>
-        </w:tc>
-      </w:tr>
-    </w:tbl>
-    <w:p/>
-    <w:p>
-      <w:pPr>
-        <w:pStyle w:val="Heading2"/>
-      </w:pPr>
-      <w:r>
-        <w:lastRenderedPageBreak/>
         <w:t>Impact op architectuur en datamodel</w:t>
       </w:r>
     </w:p>
@@ -6342,14 +2932,12 @@
             <w:pPr>
               <w:spacing w:after="0"/>
             </w:pPr>
-            <w:proofErr w:type="spellStart"/>
             <w:r>
               <w:rPr>
                 <w:sz w:val="18"/>
               </w:rPr>
               <w:t>Herhalingsbestelling</w:t>
             </w:r>
-            <w:proofErr w:type="spellEnd"/>
           </w:p>
         </w:tc>
         <w:tc>
@@ -6386,23 +2974,7 @@
                 <w:sz w:val="18"/>
                 <w:lang w:val="nl-NL"/>
               </w:rPr>
-              <w:t xml:space="preserve">Orders en </w:t>
-            </w:r>
-            <w:proofErr w:type="spellStart"/>
-            <w:r>
-              <w:rPr>
-                <w:sz w:val="18"/>
-                <w:lang w:val="nl-NL"/>
-              </w:rPr>
-              <w:t>order_lines</w:t>
-            </w:r>
-            <w:proofErr w:type="spellEnd"/>
-            <w:r>
-              <w:rPr>
-                <w:sz w:val="18"/>
-                <w:lang w:val="nl-NL"/>
-              </w:rPr>
-              <w:t xml:space="preserve"> moeten historisch beschikbaar blijven en als template voor nieuwe order gebruikt kunnen worden.</w:t>
+              <w:t>Orders en order_lines moeten historisch beschikbaar blijven en als template voor nieuwe order gebruikt kunnen worden.</w:t>
             </w:r>
           </w:p>
         </w:tc>
@@ -6424,16 +2996,8 @@
               <w:rPr>
                 <w:sz w:val="18"/>
               </w:rPr>
-              <w:t>Cocktail-</w:t>
-            </w:r>
-            <w:proofErr w:type="spellStart"/>
-            <w:r>
-              <w:rPr>
-                <w:sz w:val="18"/>
-              </w:rPr>
-              <w:t>inspiratie</w:t>
-            </w:r>
-            <w:proofErr w:type="spellEnd"/>
+              <w:t>Cocktail-inspiratie</w:t>
+            </w:r>
           </w:p>
         </w:tc>
         <w:tc>
@@ -6465,53 +3029,12 @@
                 <w:lang w:val="nl-NL"/>
               </w:rPr>
             </w:pPr>
-            <w:proofErr w:type="spellStart"/>
-            <w:r>
-              <w:rPr>
-                <w:sz w:val="18"/>
-                <w:lang w:val="nl-NL"/>
-              </w:rPr>
-              <w:t>Frontend</w:t>
-            </w:r>
-            <w:proofErr w:type="spellEnd"/>
-            <w:r>
-              <w:rPr>
-                <w:sz w:val="18"/>
-                <w:lang w:val="nl-NL"/>
-              </w:rPr>
-              <w:t xml:space="preserve"> krijgt API-client, zoek/filter-state en </w:t>
-            </w:r>
-            <w:proofErr w:type="spellStart"/>
-            <w:r>
-              <w:rPr>
-                <w:sz w:val="18"/>
-                <w:lang w:val="nl-NL"/>
-              </w:rPr>
-              <w:t>caching</w:t>
-            </w:r>
-            <w:proofErr w:type="spellEnd"/>
-            <w:r>
-              <w:rPr>
-                <w:sz w:val="18"/>
-                <w:lang w:val="nl-NL"/>
-              </w:rPr>
-              <w:t>/</w:t>
-            </w:r>
-            <w:proofErr w:type="spellStart"/>
-            <w:r>
-              <w:rPr>
-                <w:sz w:val="18"/>
-                <w:lang w:val="nl-NL"/>
-              </w:rPr>
-              <w:t>rate</w:t>
-            </w:r>
-            <w:proofErr w:type="spellEnd"/>
-            <w:r>
-              <w:rPr>
-                <w:sz w:val="18"/>
-                <w:lang w:val="nl-NL"/>
-              </w:rPr>
-              <w:t>-limit-afspraken.</w:t>
+            <w:r>
+              <w:rPr>
+                <w:sz w:val="18"/>
+                <w:lang w:val="nl-NL"/>
+              </w:rPr>
+              <w:t>Frontend krijgt API-client, zoek/filter-state en caching/rate-limit-afspraken.</w:t>
             </w:r>
           </w:p>
         </w:tc>
@@ -6533,30 +3056,8 @@
               <w:rPr>
                 <w:sz w:val="18"/>
               </w:rPr>
-              <w:t xml:space="preserve">Kassa </w:t>
-            </w:r>
-            <w:proofErr w:type="spellStart"/>
-            <w:r>
-              <w:rPr>
-                <w:sz w:val="18"/>
-              </w:rPr>
-              <w:t>zoeken</w:t>
-            </w:r>
-            <w:proofErr w:type="spellEnd"/>
-            <w:r>
-              <w:rPr>
-                <w:sz w:val="18"/>
-              </w:rPr>
-              <w:t>/</w:t>
-            </w:r>
-            <w:proofErr w:type="spellStart"/>
-            <w:r>
-              <w:rPr>
-                <w:sz w:val="18"/>
-              </w:rPr>
-              <w:t>filteren</w:t>
-            </w:r>
-            <w:proofErr w:type="spellEnd"/>
+              <w:t>Kassa zoeken/filteren</w:t>
+            </w:r>
           </w:p>
         </w:tc>
         <w:tc>
@@ -6593,23 +3094,7 @@
                 <w:sz w:val="18"/>
                 <w:lang w:val="nl-NL"/>
               </w:rPr>
-              <w:t xml:space="preserve">Menu-items krijgen indexen op naam, nummer en categorie; </w:t>
-            </w:r>
-            <w:proofErr w:type="spellStart"/>
-            <w:r>
-              <w:rPr>
-                <w:sz w:val="18"/>
-                <w:lang w:val="nl-NL"/>
-              </w:rPr>
-              <w:t>frontend</w:t>
-            </w:r>
-            <w:proofErr w:type="spellEnd"/>
-            <w:r>
-              <w:rPr>
-                <w:sz w:val="18"/>
-                <w:lang w:val="nl-NL"/>
-              </w:rPr>
-              <w:t xml:space="preserve"> krijgt snelle zoekcomponent.</w:t>
+              <w:t>Menu-items krijgen indexen op naam, nummer en categorie; frontend krijgt snelle zoekcomponent.</w:t>
             </w:r>
           </w:p>
         </w:tc>
@@ -6627,28 +3112,12 @@
             <w:pPr>
               <w:spacing w:after="0"/>
             </w:pPr>
-            <w:proofErr w:type="spellStart"/>
-            <w:r>
-              <w:rPr>
-                <w:sz w:val="18"/>
-              </w:rPr>
-              <w:t>Opmerkingen</w:t>
-            </w:r>
-            <w:proofErr w:type="spellEnd"/>
-            <w:r>
-              <w:rPr>
-                <w:sz w:val="18"/>
-              </w:rPr>
-              <w:t xml:space="preserve"> per </w:t>
-            </w:r>
-            <w:proofErr w:type="spellStart"/>
-            <w:r>
-              <w:rPr>
-                <w:sz w:val="18"/>
-              </w:rPr>
-              <w:t>gerecht</w:t>
-            </w:r>
-            <w:proofErr w:type="spellEnd"/>
+            <w:r>
+              <w:rPr>
+                <w:sz w:val="18"/>
+              </w:rPr>
+              <w:t>Opmerkingen per gerecht</w:t>
+            </w:r>
           </w:p>
         </w:tc>
         <w:tc>
@@ -6680,53 +3149,12 @@
                 <w:lang w:val="nl-NL"/>
               </w:rPr>
             </w:pPr>
-            <w:proofErr w:type="spellStart"/>
-            <w:r>
-              <w:rPr>
-                <w:sz w:val="18"/>
-                <w:lang w:val="nl-NL"/>
-              </w:rPr>
-              <w:t>Order_lines</w:t>
-            </w:r>
-            <w:proofErr w:type="spellEnd"/>
-            <w:r>
-              <w:rPr>
-                <w:sz w:val="18"/>
-                <w:lang w:val="nl-NL"/>
-              </w:rPr>
-              <w:t xml:space="preserve"> krijgen </w:t>
-            </w:r>
-            <w:proofErr w:type="spellStart"/>
-            <w:r>
-              <w:rPr>
-                <w:sz w:val="18"/>
-                <w:lang w:val="nl-NL"/>
-              </w:rPr>
-              <w:t>notes</w:t>
-            </w:r>
-            <w:proofErr w:type="spellEnd"/>
-            <w:r>
-              <w:rPr>
-                <w:sz w:val="18"/>
-                <w:lang w:val="nl-NL"/>
-              </w:rPr>
-              <w:t xml:space="preserve">; </w:t>
-            </w:r>
-            <w:proofErr w:type="spellStart"/>
-            <w:r>
-              <w:rPr>
-                <w:sz w:val="18"/>
-                <w:lang w:val="nl-NL"/>
-              </w:rPr>
-              <w:t>note_suggestions</w:t>
-            </w:r>
-            <w:proofErr w:type="spellEnd"/>
-            <w:r>
-              <w:rPr>
-                <w:sz w:val="18"/>
-                <w:lang w:val="nl-NL"/>
-              </w:rPr>
-              <w:t xml:space="preserve"> worden afgeleid uit eerdere orderregels.</w:t>
+            <w:r>
+              <w:rPr>
+                <w:sz w:val="18"/>
+                <w:lang w:val="nl-NL"/>
+              </w:rPr>
+              <w:t>Order_lines krijgen notes; note_suggestions worden afgeleid uit eerdere orderregels.</w:t>
             </w:r>
           </w:p>
         </w:tc>
@@ -6786,55 +3214,7 @@
                 <w:sz w:val="18"/>
                 <w:lang w:val="nl-NL"/>
               </w:rPr>
-              <w:t xml:space="preserve">PDF-generatie leest </w:t>
-            </w:r>
-            <w:proofErr w:type="spellStart"/>
-            <w:r>
-              <w:rPr>
-                <w:sz w:val="18"/>
-                <w:lang w:val="nl-NL"/>
-              </w:rPr>
-              <w:t>menu_categories</w:t>
-            </w:r>
-            <w:proofErr w:type="spellEnd"/>
-            <w:r>
-              <w:rPr>
-                <w:sz w:val="18"/>
-                <w:lang w:val="nl-NL"/>
-              </w:rPr>
-              <w:t xml:space="preserve">, </w:t>
-            </w:r>
-            <w:proofErr w:type="spellStart"/>
-            <w:r>
-              <w:rPr>
-                <w:sz w:val="18"/>
-                <w:lang w:val="nl-NL"/>
-              </w:rPr>
-              <w:t>menu_items</w:t>
-            </w:r>
-            <w:proofErr w:type="spellEnd"/>
-            <w:r>
-              <w:rPr>
-                <w:sz w:val="18"/>
-                <w:lang w:val="nl-NL"/>
-              </w:rPr>
-              <w:t xml:space="preserve"> en </w:t>
-            </w:r>
-            <w:proofErr w:type="spellStart"/>
-            <w:r>
-              <w:rPr>
-                <w:sz w:val="18"/>
-                <w:lang w:val="nl-NL"/>
-              </w:rPr>
-              <w:t>promotions</w:t>
-            </w:r>
-            <w:proofErr w:type="spellEnd"/>
-            <w:r>
-              <w:rPr>
-                <w:sz w:val="18"/>
-                <w:lang w:val="nl-NL"/>
-              </w:rPr>
-              <w:t xml:space="preserve"> vanuit de database.</w:t>
+              <w:t>PDF-generatie leest menu_categories, menu_items en promotions vanuit de database.</w:t>
             </w:r>
           </w:p>
         </w:tc>
@@ -6852,14 +3232,12 @@
             <w:pPr>
               <w:spacing w:after="0"/>
             </w:pPr>
-            <w:proofErr w:type="spellStart"/>
             <w:r>
               <w:rPr>
                 <w:sz w:val="18"/>
               </w:rPr>
               <w:t>Favorieten</w:t>
             </w:r>
-            <w:proofErr w:type="spellEnd"/>
           </w:p>
         </w:tc>
         <w:tc>
@@ -6896,23 +3274,7 @@
                 <w:sz w:val="18"/>
                 <w:lang w:val="nl-NL"/>
               </w:rPr>
-              <w:t>Client-side cookie/</w:t>
-            </w:r>
-            <w:proofErr w:type="spellStart"/>
-            <w:r>
-              <w:rPr>
-                <w:sz w:val="18"/>
-                <w:lang w:val="nl-NL"/>
-              </w:rPr>
-              <w:t>localStorage</w:t>
-            </w:r>
-            <w:proofErr w:type="spellEnd"/>
-            <w:r>
-              <w:rPr>
-                <w:sz w:val="18"/>
-                <w:lang w:val="nl-NL"/>
-              </w:rPr>
-              <w:t xml:space="preserve"> voor favorieten; backend hoeft geen klantaccount te maken.</w:t>
+              <w:t>Client-side cookie/localStorage voor favorieten; backend hoeft geen klantaccount te maken.</w:t>
             </w:r>
           </w:p>
         </w:tc>
@@ -6930,14 +3292,12 @@
             <w:pPr>
               <w:spacing w:after="0"/>
             </w:pPr>
-            <w:proofErr w:type="spellStart"/>
             <w:r>
               <w:rPr>
                 <w:sz w:val="18"/>
               </w:rPr>
               <w:t>Dagrapportage</w:t>
             </w:r>
-            <w:proofErr w:type="spellEnd"/>
           </w:p>
         </w:tc>
         <w:tc>
@@ -6969,53 +3329,12 @@
                 <w:lang w:val="nl-NL"/>
               </w:rPr>
             </w:pPr>
-            <w:proofErr w:type="spellStart"/>
-            <w:r>
-              <w:rPr>
-                <w:sz w:val="18"/>
-                <w:lang w:val="nl-NL"/>
-              </w:rPr>
-              <w:t>Laravel</w:t>
-            </w:r>
-            <w:proofErr w:type="spellEnd"/>
-            <w:r>
-              <w:rPr>
-                <w:sz w:val="18"/>
-                <w:lang w:val="nl-NL"/>
-              </w:rPr>
-              <w:t xml:space="preserve"> </w:t>
-            </w:r>
-            <w:proofErr w:type="spellStart"/>
-            <w:r>
-              <w:rPr>
-                <w:sz w:val="18"/>
-                <w:lang w:val="nl-NL"/>
-              </w:rPr>
-              <w:t>scheduler</w:t>
-            </w:r>
-            <w:proofErr w:type="spellEnd"/>
-            <w:r>
-              <w:rPr>
-                <w:sz w:val="18"/>
-                <w:lang w:val="nl-NL"/>
-              </w:rPr>
-              <w:t xml:space="preserve"> genereert Excel-bestanden en bewaart </w:t>
-            </w:r>
-            <w:proofErr w:type="spellStart"/>
-            <w:r>
-              <w:rPr>
-                <w:sz w:val="18"/>
-                <w:lang w:val="nl-NL"/>
-              </w:rPr>
-              <w:t>report_files</w:t>
-            </w:r>
-            <w:proofErr w:type="spellEnd"/>
-            <w:r>
-              <w:rPr>
-                <w:sz w:val="18"/>
-                <w:lang w:val="nl-NL"/>
-              </w:rPr>
-              <w:t xml:space="preserve"> voor download.</w:t>
+            <w:r>
+              <w:rPr>
+                <w:sz w:val="18"/>
+                <w:lang w:val="nl-NL"/>
+              </w:rPr>
+              <w:t>Laravel scheduler genereert Excel-bestanden en bewaart report_files voor download.</w:t>
             </w:r>
           </w:p>
         </w:tc>
@@ -7070,53 +3389,12 @@
                 <w:lang w:val="nl-NL"/>
               </w:rPr>
             </w:pPr>
-            <w:proofErr w:type="spellStart"/>
-            <w:r>
-              <w:rPr>
-                <w:sz w:val="18"/>
-                <w:lang w:val="nl-NL"/>
-              </w:rPr>
-              <w:t>Admin</w:t>
-            </w:r>
-            <w:proofErr w:type="spellEnd"/>
-            <w:r>
-              <w:rPr>
-                <w:sz w:val="18"/>
-                <w:lang w:val="nl-NL"/>
-              </w:rPr>
-              <w:t xml:space="preserve"> CRUD rond </w:t>
-            </w:r>
-            <w:proofErr w:type="spellStart"/>
-            <w:r>
-              <w:rPr>
-                <w:sz w:val="18"/>
-                <w:lang w:val="nl-NL"/>
-              </w:rPr>
-              <w:t>menu_categories</w:t>
-            </w:r>
-            <w:proofErr w:type="spellEnd"/>
-            <w:r>
-              <w:rPr>
-                <w:sz w:val="18"/>
-                <w:lang w:val="nl-NL"/>
-              </w:rPr>
-              <w:t xml:space="preserve"> en </w:t>
-            </w:r>
-            <w:proofErr w:type="spellStart"/>
-            <w:r>
-              <w:rPr>
-                <w:sz w:val="18"/>
-                <w:lang w:val="nl-NL"/>
-              </w:rPr>
-              <w:t>menu_items</w:t>
-            </w:r>
-            <w:proofErr w:type="spellEnd"/>
-            <w:r>
-              <w:rPr>
-                <w:sz w:val="18"/>
-                <w:lang w:val="nl-NL"/>
-              </w:rPr>
-              <w:t xml:space="preserve"> met validatie op nummering en suffixen.</w:t>
+            <w:r>
+              <w:rPr>
+                <w:sz w:val="18"/>
+                <w:lang w:val="nl-NL"/>
+              </w:rPr>
+              <w:t>Admin CRUD rond menu_categories en menu_items met validatie op nummering en suffixen.</w:t>
             </w:r>
           </w:p>
         </w:tc>
@@ -7153,35 +3431,7 @@
         <w:rPr>
           <w:lang w:val="nl-NL"/>
         </w:rPr>
-        <w:t xml:space="preserve">De oude database heet </w:t>
-      </w:r>
-      <w:proofErr w:type="spellStart"/>
-      <w:r>
-        <w:rPr>
-          <w:lang w:val="nl-NL"/>
-        </w:rPr>
-        <w:t>gouden_draak</w:t>
-      </w:r>
-      <w:proofErr w:type="spellEnd"/>
-      <w:r>
-        <w:rPr>
-          <w:lang w:val="nl-NL"/>
-        </w:rPr>
-        <w:t xml:space="preserve">. De dump is gemaakt met </w:t>
-      </w:r>
-      <w:proofErr w:type="spellStart"/>
-      <w:r>
-        <w:rPr>
-          <w:lang w:val="nl-NL"/>
-        </w:rPr>
-        <w:t>MySQL</w:t>
-      </w:r>
-      <w:proofErr w:type="spellEnd"/>
-      <w:r>
-        <w:rPr>
-          <w:lang w:val="nl-NL"/>
-        </w:rPr>
-        <w:t xml:space="preserve"> dump 10.13 en vermeldt serverversie 5.5.5-10.1.37-MariaDB. De database gebruikt standaard latin1. Dit is technisch risicovol voor moderne meertalige data en moet bij migratie naar utf8mb4 worden omgezet.</w:t>
+        <w:t>De oude database heet gouden_draak. De dump is gemaakt met MySQL dump 10.13 en vermeldt serverversie 5.5.5-10.1.37-MariaDB. De database gebruikt standaard latin1. Dit is technisch risicovol voor moderne meertalige data en moet bij migratie naar utf8mb4 worden omgezet.</w:t>
       </w:r>
     </w:p>
     <w:tbl>
@@ -7348,43 +3598,13 @@
                 <w:sz w:val="18"/>
                 <w:lang w:val="nl-NL"/>
               </w:rPr>
-              <w:t xml:space="preserve">Wachtwoord staat </w:t>
-            </w:r>
-            <w:proofErr w:type="spellStart"/>
-            <w:r>
-              <w:rPr>
-                <w:sz w:val="18"/>
-                <w:lang w:val="nl-NL"/>
-              </w:rPr>
-              <w:t>plaintext</w:t>
-            </w:r>
-            <w:proofErr w:type="spellEnd"/>
-            <w:r>
-              <w:rPr>
-                <w:sz w:val="18"/>
-                <w:lang w:val="nl-NL"/>
-              </w:rPr>
-              <w:t xml:space="preserve"> in de dump: test. </w:t>
-            </w:r>
-            <w:r>
-              <w:rPr>
-                <w:sz w:val="18"/>
-              </w:rPr>
-              <w:t xml:space="preserve">Geen naam, </w:t>
-            </w:r>
-            <w:proofErr w:type="spellStart"/>
-            <w:r>
-              <w:rPr>
-                <w:sz w:val="18"/>
-              </w:rPr>
-              <w:t>rolmodel</w:t>
-            </w:r>
-            <w:proofErr w:type="spellEnd"/>
-            <w:r>
-              <w:rPr>
-                <w:sz w:val="18"/>
-              </w:rPr>
-              <w:t xml:space="preserve"> of hashing.</w:t>
+              <w:t xml:space="preserve">Wachtwoord staat plaintext in de dump: test. </w:t>
+            </w:r>
+            <w:r>
+              <w:rPr>
+                <w:sz w:val="18"/>
+              </w:rPr>
+              <w:t>Geen naam, rolmodel of hashing.</w:t>
             </w:r>
           </w:p>
         </w:tc>
@@ -7406,6 +3626,7 @@
               <w:rPr>
                 <w:sz w:val="18"/>
               </w:rPr>
+              <w:lastRenderedPageBreak/>
               <w:t>menu</w:t>
             </w:r>
           </w:p>
@@ -7439,53 +3660,12 @@
                 <w:lang w:val="nl-NL"/>
               </w:rPr>
             </w:pPr>
-            <w:proofErr w:type="gramStart"/>
-            <w:r>
-              <w:rPr>
-                <w:sz w:val="18"/>
-                <w:lang w:val="nl-NL"/>
-              </w:rPr>
-              <w:t>menunummer</w:t>
-            </w:r>
-            <w:proofErr w:type="gramEnd"/>
-            <w:r>
-              <w:rPr>
-                <w:sz w:val="18"/>
-                <w:lang w:val="nl-NL"/>
-              </w:rPr>
-              <w:t xml:space="preserve">, </w:t>
-            </w:r>
-            <w:proofErr w:type="spellStart"/>
-            <w:r>
-              <w:rPr>
-                <w:sz w:val="18"/>
-                <w:lang w:val="nl-NL"/>
-              </w:rPr>
-              <w:t>menu_toevoeging</w:t>
-            </w:r>
-            <w:proofErr w:type="spellEnd"/>
-            <w:r>
-              <w:rPr>
-                <w:sz w:val="18"/>
-                <w:lang w:val="nl-NL"/>
-              </w:rPr>
-              <w:t xml:space="preserve">, naam, </w:t>
-            </w:r>
-            <w:proofErr w:type="spellStart"/>
-            <w:r>
-              <w:rPr>
-                <w:sz w:val="18"/>
-                <w:lang w:val="nl-NL"/>
-              </w:rPr>
-              <w:t>price</w:t>
-            </w:r>
-            <w:proofErr w:type="spellEnd"/>
-            <w:r>
-              <w:rPr>
-                <w:sz w:val="18"/>
-                <w:lang w:val="nl-NL"/>
-              </w:rPr>
-              <w:t>, soortgerecht, beschrijving</w:t>
+            <w:r>
+              <w:rPr>
+                <w:sz w:val="18"/>
+                <w:lang w:val="nl-NL"/>
+              </w:rPr>
+              <w:t>menunummer, menu_toevoeging, naam, price, soortgerecht, beschrijving</w:t>
             </w:r>
           </w:p>
         </w:tc>
@@ -7506,41 +3686,7 @@
                 <w:sz w:val="18"/>
                 <w:lang w:val="nl-NL"/>
               </w:rPr>
-              <w:t xml:space="preserve">Hoofddata van de menukaart. </w:t>
-            </w:r>
-            <w:proofErr w:type="spellStart"/>
-            <w:proofErr w:type="gramStart"/>
-            <w:r>
-              <w:rPr>
-                <w:sz w:val="18"/>
-                <w:lang w:val="nl-NL"/>
-              </w:rPr>
-              <w:t>price</w:t>
-            </w:r>
-            <w:proofErr w:type="spellEnd"/>
-            <w:proofErr w:type="gramEnd"/>
-            <w:r>
-              <w:rPr>
-                <w:sz w:val="18"/>
-                <w:lang w:val="nl-NL"/>
-              </w:rPr>
-              <w:t xml:space="preserve"> is </w:t>
-            </w:r>
-            <w:proofErr w:type="spellStart"/>
-            <w:r>
-              <w:rPr>
-                <w:sz w:val="18"/>
-                <w:lang w:val="nl-NL"/>
-              </w:rPr>
-              <w:t>float</w:t>
-            </w:r>
-            <w:proofErr w:type="spellEnd"/>
-            <w:r>
-              <w:rPr>
-                <w:sz w:val="18"/>
-                <w:lang w:val="nl-NL"/>
-              </w:rPr>
-              <w:t xml:space="preserve"> en categorie staat als tekst in elke rij.</w:t>
+              <w:t>Hoofddata van de menukaart. price is float en categorie staat als tekst in elke rij.</w:t>
             </w:r>
           </w:p>
         </w:tc>
@@ -7558,14 +3704,12 @@
             <w:pPr>
               <w:spacing w:after="0"/>
             </w:pPr>
-            <w:proofErr w:type="spellStart"/>
             <w:r>
               <w:rPr>
                 <w:sz w:val="18"/>
               </w:rPr>
               <w:t>menu_pdf</w:t>
             </w:r>
-            <w:proofErr w:type="spellEnd"/>
           </w:p>
         </w:tc>
         <w:tc>
@@ -7637,14 +3781,12 @@
             <w:pPr>
               <w:spacing w:after="0"/>
             </w:pPr>
-            <w:proofErr w:type="spellStart"/>
             <w:r>
               <w:rPr>
                 <w:sz w:val="18"/>
               </w:rPr>
               <w:t>rijst_enzo</w:t>
             </w:r>
-            <w:proofErr w:type="spellEnd"/>
           </w:p>
         </w:tc>
         <w:tc>
@@ -7677,28 +3819,12 @@
             <w:pPr>
               <w:spacing w:after="0"/>
             </w:pPr>
-            <w:proofErr w:type="spellStart"/>
-            <w:r>
-              <w:rPr>
-                <w:sz w:val="18"/>
-              </w:rPr>
-              <w:t>beschrijving</w:t>
-            </w:r>
-            <w:proofErr w:type="spellEnd"/>
-            <w:r>
-              <w:rPr>
-                <w:sz w:val="18"/>
-              </w:rPr>
-              <w:t xml:space="preserve">, </w:t>
-            </w:r>
-            <w:proofErr w:type="spellStart"/>
-            <w:r>
-              <w:rPr>
-                <w:sz w:val="18"/>
-              </w:rPr>
-              <w:t>extra_prijs</w:t>
-            </w:r>
-            <w:proofErr w:type="spellEnd"/>
+            <w:r>
+              <w:rPr>
+                <w:sz w:val="18"/>
+              </w:rPr>
+              <w:t>beschrijving, extra_prijs</w:t>
+            </w:r>
           </w:p>
         </w:tc>
         <w:tc>
@@ -7813,14 +3939,12 @@
             <w:pPr>
               <w:spacing w:after="0"/>
             </w:pPr>
-            <w:proofErr w:type="spellStart"/>
             <w:r>
               <w:rPr>
                 <w:sz w:val="18"/>
               </w:rPr>
               <w:t>specialiteiten</w:t>
             </w:r>
-            <w:proofErr w:type="spellEnd"/>
           </w:p>
         </w:tc>
         <w:tc>
@@ -7852,33 +3976,13 @@
                 <w:lang w:val="nl-NL"/>
               </w:rPr>
             </w:pPr>
-            <w:proofErr w:type="spellStart"/>
-            <w:proofErr w:type="gramStart"/>
-            <w:r>
-              <w:rPr>
-                <w:sz w:val="18"/>
-                <w:lang w:val="nl-NL"/>
-              </w:rPr>
-              <w:t>id</w:t>
-            </w:r>
-            <w:proofErr w:type="spellEnd"/>
-            <w:proofErr w:type="gramEnd"/>
-            <w:r>
-              <w:rPr>
-                <w:sz w:val="18"/>
-                <w:lang w:val="nl-NL"/>
-              </w:rPr>
-              <w:t xml:space="preserve">, name, informatie, prijs, </w:t>
-            </w:r>
-            <w:proofErr w:type="spellStart"/>
-            <w:r>
-              <w:rPr>
-                <w:sz w:val="18"/>
-                <w:lang w:val="nl-NL"/>
-              </w:rPr>
-              <w:t>rijst_keuze_etc</w:t>
-            </w:r>
-            <w:proofErr w:type="spellEnd"/>
+            <w:r>
+              <w:rPr>
+                <w:sz w:val="18"/>
+                <w:lang w:val="nl-NL"/>
+              </w:rPr>
+              <w:t>id, name, informatie, prijs, rijst_keuze_etc</w:t>
+            </w:r>
           </w:p>
         </w:tc>
         <w:tc>
@@ -7898,55 +4002,7 @@
                 <w:sz w:val="18"/>
                 <w:lang w:val="nl-NL"/>
               </w:rPr>
-              <w:t xml:space="preserve">Lege tabel met </w:t>
-            </w:r>
-            <w:proofErr w:type="spellStart"/>
-            <w:r>
-              <w:rPr>
-                <w:sz w:val="18"/>
-                <w:lang w:val="nl-NL"/>
-              </w:rPr>
-              <w:t>foreign</w:t>
-            </w:r>
-            <w:proofErr w:type="spellEnd"/>
-            <w:r>
-              <w:rPr>
-                <w:sz w:val="18"/>
-                <w:lang w:val="nl-NL"/>
-              </w:rPr>
-              <w:t xml:space="preserve"> </w:t>
-            </w:r>
-            <w:proofErr w:type="spellStart"/>
-            <w:r>
-              <w:rPr>
-                <w:sz w:val="18"/>
-                <w:lang w:val="nl-NL"/>
-              </w:rPr>
-              <w:t>key</w:t>
-            </w:r>
-            <w:proofErr w:type="spellEnd"/>
-            <w:r>
-              <w:rPr>
-                <w:sz w:val="18"/>
-                <w:lang w:val="nl-NL"/>
-              </w:rPr>
-              <w:t xml:space="preserve"> naar lege </w:t>
-            </w:r>
-            <w:proofErr w:type="spellStart"/>
-            <w:r>
-              <w:rPr>
-                <w:sz w:val="18"/>
-                <w:lang w:val="nl-NL"/>
-              </w:rPr>
-              <w:t>rijst_enzo</w:t>
-            </w:r>
-            <w:proofErr w:type="spellEnd"/>
-            <w:r>
-              <w:rPr>
-                <w:sz w:val="18"/>
-                <w:lang w:val="nl-NL"/>
-              </w:rPr>
-              <w:t>-tabel.</w:t>
+              <w:t>Lege tabel met foreign key naar lege rijst_enzo-tabel.</w:t>
             </w:r>
           </w:p>
         </w:tc>
@@ -7963,35 +4019,9 @@
       <w:pPr>
         <w:pStyle w:val="Heading2"/>
       </w:pPr>
-      <w:proofErr w:type="spellStart"/>
       <w:r>
-        <w:t>Datakwaliteit</w:t>
+        <w:t>Datakwaliteit en technische fouten</w:t>
       </w:r>
-      <w:proofErr w:type="spellEnd"/>
-      <w:r>
-        <w:t xml:space="preserve"> </w:t>
-      </w:r>
-      <w:proofErr w:type="spellStart"/>
-      <w:r>
-        <w:t>en</w:t>
-      </w:r>
-      <w:proofErr w:type="spellEnd"/>
-      <w:r>
-        <w:t xml:space="preserve"> </w:t>
-      </w:r>
-      <w:proofErr w:type="spellStart"/>
-      <w:r>
-        <w:t>technische</w:t>
-      </w:r>
-      <w:proofErr w:type="spellEnd"/>
-      <w:r>
-        <w:t xml:space="preserve"> </w:t>
-      </w:r>
-      <w:proofErr w:type="spellStart"/>
-      <w:r>
-        <w:t>fouten</w:t>
-      </w:r>
-      <w:proofErr w:type="spellEnd"/>
     </w:p>
     <w:p>
       <w:pPr>
@@ -8018,59 +4048,7 @@
         <w:rPr>
           <w:lang w:val="nl-NL"/>
         </w:rPr>
-        <w:t xml:space="preserve">Prijzen in </w:t>
-      </w:r>
-      <w:proofErr w:type="spellStart"/>
-      <w:proofErr w:type="gramStart"/>
-      <w:r>
-        <w:rPr>
-          <w:lang w:val="nl-NL"/>
-        </w:rPr>
-        <w:t>menu.price</w:t>
-      </w:r>
-      <w:proofErr w:type="spellEnd"/>
-      <w:proofErr w:type="gramEnd"/>
-      <w:r>
-        <w:rPr>
-          <w:lang w:val="nl-NL"/>
-        </w:rPr>
-        <w:t xml:space="preserve"> gebruiken </w:t>
-      </w:r>
-      <w:proofErr w:type="spellStart"/>
-      <w:r>
-        <w:rPr>
-          <w:lang w:val="nl-NL"/>
-        </w:rPr>
-        <w:t>float</w:t>
-      </w:r>
-      <w:proofErr w:type="spellEnd"/>
-      <w:r>
-        <w:rPr>
-          <w:lang w:val="nl-NL"/>
-        </w:rPr>
-        <w:t xml:space="preserve">; geldbedragen moeten </w:t>
-      </w:r>
-      <w:proofErr w:type="spellStart"/>
-      <w:proofErr w:type="gramStart"/>
-      <w:r>
-        <w:rPr>
-          <w:lang w:val="nl-NL"/>
-        </w:rPr>
-        <w:t>decimal</w:t>
-      </w:r>
-      <w:proofErr w:type="spellEnd"/>
-      <w:r>
-        <w:rPr>
-          <w:lang w:val="nl-NL"/>
-        </w:rPr>
-        <w:t>(</w:t>
-      </w:r>
-      <w:proofErr w:type="gramEnd"/>
-      <w:r>
-        <w:rPr>
-          <w:lang w:val="nl-NL"/>
-        </w:rPr>
-        <w:t>8,2) worden om afrondingsfouten te voorkomen.</w:t>
+        <w:t>Prijzen in menu.price gebruiken float; geldbedragen moeten decimal(8,2) worden om afrondingsfouten te voorkomen.</w:t>
       </w:r>
     </w:p>
     <w:p>
@@ -8084,57 +4062,7 @@
         <w:rPr>
           <w:lang w:val="nl-NL"/>
         </w:rPr>
-        <w:t xml:space="preserve">Gebruikerswachtwoorden zijn niet </w:t>
-      </w:r>
-      <w:proofErr w:type="spellStart"/>
-      <w:r>
-        <w:rPr>
-          <w:lang w:val="nl-NL"/>
-        </w:rPr>
-        <w:t>gehasht</w:t>
-      </w:r>
-      <w:proofErr w:type="spellEnd"/>
-      <w:r>
-        <w:rPr>
-          <w:lang w:val="nl-NL"/>
-        </w:rPr>
-        <w:t xml:space="preserve">. In </w:t>
-      </w:r>
-      <w:proofErr w:type="spellStart"/>
-      <w:r>
-        <w:rPr>
-          <w:lang w:val="nl-NL"/>
-        </w:rPr>
-        <w:t>Laravel</w:t>
-      </w:r>
-      <w:proofErr w:type="spellEnd"/>
-      <w:r>
-        <w:rPr>
-          <w:lang w:val="nl-NL"/>
-        </w:rPr>
-        <w:t xml:space="preserve"> moet </w:t>
-      </w:r>
-      <w:proofErr w:type="spellStart"/>
-      <w:proofErr w:type="gramStart"/>
-      <w:r>
-        <w:rPr>
-          <w:lang w:val="nl-NL"/>
-        </w:rPr>
-        <w:t>Hash</w:t>
-      </w:r>
-      <w:proofErr w:type="spellEnd"/>
-      <w:r>
-        <w:rPr>
-          <w:lang w:val="nl-NL"/>
-        </w:rPr>
-        <w:t>::</w:t>
-      </w:r>
-      <w:proofErr w:type="gramEnd"/>
-      <w:r>
-        <w:rPr>
-          <w:lang w:val="nl-NL"/>
-        </w:rPr>
-        <w:t>make gebruikt worden.</w:t>
+        <w:t>Gebruikerswachtwoorden zijn niet gehasht. In Laravel moet Hash::make gebruikt worden.</w:t>
       </w:r>
     </w:p>
     <w:p>
@@ -8145,55 +4073,10 @@
         <w:rPr>
           <w:lang w:val="nl-NL"/>
         </w:rPr>
-        <w:lastRenderedPageBreak/>
-        <w:t xml:space="preserve">SQL in </w:t>
-      </w:r>
-      <w:proofErr w:type="spellStart"/>
-      <w:r>
-        <w:rPr>
-          <w:lang w:val="nl-NL"/>
-        </w:rPr>
-        <w:t>loginRequest.php</w:t>
-      </w:r>
-      <w:proofErr w:type="spellEnd"/>
-      <w:r>
-        <w:rPr>
-          <w:lang w:val="nl-NL"/>
-        </w:rPr>
-        <w:t xml:space="preserve"> en </w:t>
-      </w:r>
-      <w:proofErr w:type="spellStart"/>
-      <w:r>
-        <w:rPr>
-          <w:lang w:val="nl-NL"/>
-        </w:rPr>
-        <w:t>salesOverview.php</w:t>
-      </w:r>
-      <w:proofErr w:type="spellEnd"/>
-      <w:r>
-        <w:rPr>
-          <w:lang w:val="nl-NL"/>
-        </w:rPr>
-        <w:t xml:space="preserve"> wordt opgebouwd met stringconcatenatie. </w:t>
+        <w:t xml:space="preserve">SQL in loginRequest.php en salesOverview.php wordt opgebouwd met stringconcatenatie. </w:t>
       </w:r>
       <w:r>
-        <w:t xml:space="preserve">Dit is </w:t>
-      </w:r>
-      <w:proofErr w:type="spellStart"/>
-      <w:r>
-        <w:t>gevoelig</w:t>
-      </w:r>
-      <w:proofErr w:type="spellEnd"/>
-      <w:r>
-        <w:t xml:space="preserve"> </w:t>
-      </w:r>
-      <w:proofErr w:type="spellStart"/>
-      <w:r>
-        <w:t>voor</w:t>
-      </w:r>
-      <w:proofErr w:type="spellEnd"/>
-      <w:r>
-        <w:t xml:space="preserve"> SQL-injectie.</w:t>
+        <w:t>Dit is gevoelig voor SQL-injectie.</w:t>
       </w:r>
     </w:p>
     <w:p>
@@ -8214,29 +4097,8 @@
         </w:rPr>
         <w:t xml:space="preserve">Een bestelling heeft geen ordernummer, betaalstatus, kanaal, tafel/zuil of klanttype. </w:t>
       </w:r>
-      <w:proofErr w:type="spellStart"/>
       <w:r>
-        <w:t>Daardoor</w:t>
-      </w:r>
-      <w:proofErr w:type="spellEnd"/>
-      <w:r>
-        <w:t xml:space="preserve"> is </w:t>
-      </w:r>
-      <w:proofErr w:type="spellStart"/>
-      <w:r>
-        <w:t>latere</w:t>
-      </w:r>
-      <w:proofErr w:type="spellEnd"/>
-      <w:r>
-        <w:t xml:space="preserve"> </w:t>
-      </w:r>
-      <w:proofErr w:type="spellStart"/>
-      <w:r>
-        <w:t>synchronisatie</w:t>
-      </w:r>
-      <w:proofErr w:type="spellEnd"/>
-      <w:r>
-        <w:t xml:space="preserve"> en rapportage beperkt.</w:t>
+        <w:t>Daardoor is latere synchronisatie en rapportage beperkt.</w:t>
       </w:r>
     </w:p>
     <w:p>
@@ -8250,37 +4112,7 @@
         <w:rPr>
           <w:lang w:val="nl-NL"/>
         </w:rPr>
-        <w:t>Menu-</w:t>
-      </w:r>
-      <w:proofErr w:type="spellStart"/>
-      <w:r>
-        <w:rPr>
-          <w:lang w:val="nl-NL"/>
-        </w:rPr>
-        <w:t>categorieen</w:t>
-      </w:r>
-      <w:proofErr w:type="spellEnd"/>
-      <w:r>
-        <w:rPr>
-          <w:lang w:val="nl-NL"/>
-        </w:rPr>
-        <w:t xml:space="preserve"> staan als vrije tekst in </w:t>
-      </w:r>
-      <w:proofErr w:type="spellStart"/>
-      <w:proofErr w:type="gramStart"/>
-      <w:r>
-        <w:rPr>
-          <w:lang w:val="nl-NL"/>
-        </w:rPr>
-        <w:t>menu.soortgerecht</w:t>
-      </w:r>
-      <w:proofErr w:type="spellEnd"/>
-      <w:proofErr w:type="gramEnd"/>
-      <w:r>
-        <w:rPr>
-          <w:lang w:val="nl-NL"/>
-        </w:rPr>
-        <w:t>, waardoor typefouten en inconsistente categorievolgorde mogelijk zijn.</w:t>
+        <w:t>Menu-categorieen staan als vrije tekst in menu.soortgerecht, waardoor typefouten en inconsistente categorievolgorde mogelijk zijn.</w:t>
       </w:r>
     </w:p>
     <w:p>
@@ -8294,84 +4126,16 @@
         <w:rPr>
           <w:lang w:val="nl-NL"/>
         </w:rPr>
-        <w:t xml:space="preserve">Sommige </w:t>
-      </w:r>
-      <w:proofErr w:type="spellStart"/>
-      <w:r>
-        <w:rPr>
-          <w:lang w:val="nl-NL"/>
-        </w:rPr>
-        <w:t>gerechtteksten</w:t>
-      </w:r>
-      <w:proofErr w:type="spellEnd"/>
-      <w:r>
-        <w:rPr>
-          <w:lang w:val="nl-NL"/>
-        </w:rPr>
-        <w:t xml:space="preserve"> bevatten HTML zoals &lt;</w:t>
-      </w:r>
-      <w:proofErr w:type="spellStart"/>
-      <w:r>
-        <w:rPr>
-          <w:lang w:val="nl-NL"/>
-        </w:rPr>
-        <w:t>br</w:t>
-      </w:r>
-      <w:proofErr w:type="spellEnd"/>
-      <w:r>
-        <w:rPr>
-          <w:lang w:val="nl-NL"/>
-        </w:rPr>
-        <w:t>&gt; en entiteiten zoals &amp;</w:t>
-      </w:r>
-      <w:proofErr w:type="spellStart"/>
-      <w:proofErr w:type="gramStart"/>
-      <w:r>
-        <w:rPr>
-          <w:lang w:val="nl-NL"/>
-        </w:rPr>
-        <w:t>eacute</w:t>
-      </w:r>
-      <w:proofErr w:type="spellEnd"/>
-      <w:r>
-        <w:rPr>
-          <w:lang w:val="nl-NL"/>
-        </w:rPr>
-        <w:t>;;</w:t>
-      </w:r>
-      <w:proofErr w:type="gramEnd"/>
-      <w:r>
-        <w:rPr>
-          <w:lang w:val="nl-NL"/>
-        </w:rPr>
-        <w:t xml:space="preserve"> deze moeten bij migratie opgeschoond worden.</w:t>
+        <w:t>Sommige gerechtteksten bevatten HTML zoals &lt;br&gt; en entiteiten zoals &amp;eacute;; deze moeten bij migratie opgeschoond worden.</w:t>
       </w:r>
     </w:p>
     <w:p>
       <w:pPr>
         <w:pStyle w:val="Heading2"/>
       </w:pPr>
-      <w:proofErr w:type="spellStart"/>
       <w:r>
-        <w:t>Voorstel</w:t>
+        <w:t>Voorstel nieuw datamodel</w:t>
       </w:r>
-      <w:proofErr w:type="spellEnd"/>
-      <w:r>
-        <w:t xml:space="preserve"> </w:t>
-      </w:r>
-      <w:proofErr w:type="spellStart"/>
-      <w:r>
-        <w:t>nieuw</w:t>
-      </w:r>
-      <w:proofErr w:type="spellEnd"/>
-      <w:r>
-        <w:t xml:space="preserve"> </w:t>
-      </w:r>
-      <w:proofErr w:type="spellStart"/>
-      <w:r>
-        <w:t>datamodel</w:t>
-      </w:r>
-      <w:proofErr w:type="spellEnd"/>
     </w:p>
     <w:tbl>
       <w:tblPr>
@@ -8486,23 +4250,7 @@
                 <w:sz w:val="18"/>
                 <w:lang w:val="nl-NL"/>
               </w:rPr>
-              <w:t xml:space="preserve">Medewerkers en beheerders via </w:t>
-            </w:r>
-            <w:proofErr w:type="spellStart"/>
-            <w:r>
-              <w:rPr>
-                <w:sz w:val="18"/>
-                <w:lang w:val="nl-NL"/>
-              </w:rPr>
-              <w:t>Laravel</w:t>
-            </w:r>
-            <w:proofErr w:type="spellEnd"/>
-            <w:r>
-              <w:rPr>
-                <w:sz w:val="18"/>
-                <w:lang w:val="nl-NL"/>
-              </w:rPr>
-              <w:t>-authenticatie.</w:t>
+              <w:t>Medewerkers en beheerders via Laravel-authenticatie.</w:t>
             </w:r>
           </w:p>
         </w:tc>
@@ -8579,21 +4327,7 @@
               <w:rPr>
                 <w:sz w:val="18"/>
               </w:rPr>
-              <w:t xml:space="preserve">id, name, </w:t>
-            </w:r>
-            <w:proofErr w:type="spellStart"/>
-            <w:r>
-              <w:rPr>
-                <w:sz w:val="18"/>
-              </w:rPr>
-              <w:t>sort_order</w:t>
-            </w:r>
-            <w:proofErr w:type="spellEnd"/>
-            <w:r>
-              <w:rPr>
-                <w:sz w:val="18"/>
-              </w:rPr>
-              <w:t>, active</w:t>
+              <w:t>id, name, sort_order, active</w:t>
             </w:r>
           </w:p>
         </w:tc>
@@ -8653,21 +4387,7 @@
               <w:rPr>
                 <w:sz w:val="18"/>
               </w:rPr>
-              <w:t xml:space="preserve">id, </w:t>
-            </w:r>
-            <w:proofErr w:type="spellStart"/>
-            <w:r>
-              <w:rPr>
-                <w:sz w:val="18"/>
-              </w:rPr>
-              <w:t>category_id</w:t>
-            </w:r>
-            <w:proofErr w:type="spellEnd"/>
-            <w:r>
-              <w:rPr>
-                <w:sz w:val="18"/>
-              </w:rPr>
-              <w:t>, number, suffix, name, description, price, active</w:t>
+              <w:t>id, category_id, number, suffix, name, description, price, active</w:t>
             </w:r>
           </w:p>
         </w:tc>
@@ -8727,49 +4447,7 @@
               <w:rPr>
                 <w:sz w:val="18"/>
               </w:rPr>
-              <w:t xml:space="preserve">id, title, </w:t>
-            </w:r>
-            <w:proofErr w:type="spellStart"/>
-            <w:r>
-              <w:rPr>
-                <w:sz w:val="18"/>
-              </w:rPr>
-              <w:t>starts_at</w:t>
-            </w:r>
-            <w:proofErr w:type="spellEnd"/>
-            <w:r>
-              <w:rPr>
-                <w:sz w:val="18"/>
-              </w:rPr>
-              <w:t xml:space="preserve">, </w:t>
-            </w:r>
-            <w:proofErr w:type="spellStart"/>
-            <w:r>
-              <w:rPr>
-                <w:sz w:val="18"/>
-              </w:rPr>
-              <w:t>ends_at</w:t>
-            </w:r>
-            <w:proofErr w:type="spellEnd"/>
-            <w:r>
-              <w:rPr>
-                <w:sz w:val="18"/>
-              </w:rPr>
-              <w:t xml:space="preserve">, </w:t>
-            </w:r>
-            <w:proofErr w:type="spellStart"/>
-            <w:r>
-              <w:rPr>
-                <w:sz w:val="18"/>
-              </w:rPr>
-              <w:t>discount_type</w:t>
-            </w:r>
-            <w:proofErr w:type="spellEnd"/>
-            <w:r>
-              <w:rPr>
-                <w:sz w:val="18"/>
-              </w:rPr>
-              <w:t>, active</w:t>
+              <w:t>id, title, starts_at, ends_at, discount_type, active</w:t>
             </w:r>
           </w:p>
         </w:tc>
@@ -8829,44 +4507,8 @@
               <w:rPr>
                 <w:sz w:val="18"/>
               </w:rPr>
-              <w:t xml:space="preserve">id, </w:t>
-            </w:r>
-            <w:proofErr w:type="spellStart"/>
-            <w:r>
-              <w:rPr>
-                <w:sz w:val="18"/>
-              </w:rPr>
-              <w:t>promotion_id</w:t>
-            </w:r>
-            <w:proofErr w:type="spellEnd"/>
-            <w:r>
-              <w:rPr>
-                <w:sz w:val="18"/>
-              </w:rPr>
-              <w:t xml:space="preserve">, </w:t>
-            </w:r>
-            <w:proofErr w:type="spellStart"/>
-            <w:r>
-              <w:rPr>
-                <w:sz w:val="18"/>
-              </w:rPr>
-              <w:t>menu_item_id</w:t>
-            </w:r>
-            <w:proofErr w:type="spellEnd"/>
-            <w:r>
-              <w:rPr>
-                <w:sz w:val="18"/>
-              </w:rPr>
-              <w:t xml:space="preserve">, </w:t>
-            </w:r>
-            <w:proofErr w:type="spellStart"/>
-            <w:r>
-              <w:rPr>
-                <w:sz w:val="18"/>
-              </w:rPr>
-              <w:t>discount_amount</w:t>
-            </w:r>
-            <w:proofErr w:type="spellEnd"/>
+              <w:t>id, promotion_id, menu_item_id, discount_amount</w:t>
+            </w:r>
           </w:p>
         </w:tc>
       </w:tr>
@@ -8925,21 +4567,7 @@
               <w:rPr>
                 <w:sz w:val="18"/>
               </w:rPr>
-              <w:t xml:space="preserve">id, channel, </w:t>
-            </w:r>
-            <w:proofErr w:type="spellStart"/>
-            <w:r>
-              <w:rPr>
-                <w:sz w:val="18"/>
-              </w:rPr>
-              <w:t>table_code</w:t>
-            </w:r>
-            <w:proofErr w:type="spellEnd"/>
-            <w:r>
-              <w:rPr>
-                <w:sz w:val="18"/>
-              </w:rPr>
-              <w:t>, status, subtotal, total, paid_at, created_at</w:t>
+              <w:t>id, channel, table_code, status, subtotal, total, paid_at, created_at</w:t>
             </w:r>
           </w:p>
         </w:tc>
@@ -9055,30 +4683,8 @@
               <w:rPr>
                 <w:sz w:val="18"/>
               </w:rPr>
-              <w:t xml:space="preserve">id, </w:t>
-            </w:r>
-            <w:proofErr w:type="spellStart"/>
-            <w:r>
-              <w:rPr>
-                <w:sz w:val="18"/>
-              </w:rPr>
-              <w:t>order_line_id</w:t>
-            </w:r>
-            <w:proofErr w:type="spellEnd"/>
-            <w:r>
-              <w:rPr>
-                <w:sz w:val="18"/>
-              </w:rPr>
-              <w:t xml:space="preserve">, note, </w:t>
-            </w:r>
-            <w:proofErr w:type="spellStart"/>
-            <w:r>
-              <w:rPr>
-                <w:sz w:val="18"/>
-              </w:rPr>
-              <w:t>normalized_note</w:t>
-            </w:r>
-            <w:proofErr w:type="spellEnd"/>
+              <w:t>id, order_line_id, note, normalized_note</w:t>
+            </w:r>
           </w:p>
         </w:tc>
       </w:tr>
@@ -9137,21 +4743,7 @@
               <w:rPr>
                 <w:sz w:val="18"/>
               </w:rPr>
-              <w:t xml:space="preserve">id, type, path, </w:t>
-            </w:r>
-            <w:proofErr w:type="spellStart"/>
-            <w:r>
-              <w:rPr>
-                <w:sz w:val="18"/>
-              </w:rPr>
-              <w:t>generated_at</w:t>
-            </w:r>
-            <w:proofErr w:type="spellEnd"/>
-            <w:r>
-              <w:rPr>
-                <w:sz w:val="18"/>
-              </w:rPr>
-              <w:t>, generated_by</w:t>
+              <w:t>id, type, path, generated_at, generated_by</w:t>
             </w:r>
           </w:p>
         </w:tc>
@@ -9194,23 +4786,15 @@
                 <w:sz w:val="18"/>
                 <w:lang w:val="nl-NL"/>
               </w:rPr>
-              <w:t>Optionele serverkant voor statistiek; klantfavorieten blijven primair cookie/</w:t>
-            </w:r>
-            <w:proofErr w:type="spellStart"/>
-            <w:r>
-              <w:rPr>
-                <w:sz w:val="18"/>
-                <w:lang w:val="nl-NL"/>
-              </w:rPr>
-              <w:t>localStorage</w:t>
-            </w:r>
-            <w:proofErr w:type="spellEnd"/>
-            <w:r>
-              <w:rPr>
-                <w:sz w:val="18"/>
-                <w:lang w:val="nl-NL"/>
-              </w:rPr>
-              <w:t>.</w:t>
+              <w:t xml:space="preserve">Optionele serverkant voor statistiek; </w:t>
+            </w:r>
+            <w:r>
+              <w:rPr>
+                <w:sz w:val="18"/>
+                <w:lang w:val="nl-NL"/>
+              </w:rPr>
+              <w:lastRenderedPageBreak/>
+              <w:t>klantfavorieten blijven primair cookie/localStorage.</w:t>
             </w:r>
           </w:p>
         </w:tc>
@@ -9227,21 +4811,8 @@
               <w:rPr>
                 <w:sz w:val="18"/>
               </w:rPr>
-              <w:t xml:space="preserve">id, </w:t>
-            </w:r>
-            <w:proofErr w:type="spellStart"/>
-            <w:r>
-              <w:rPr>
-                <w:sz w:val="18"/>
-              </w:rPr>
-              <w:t>menu_item_id</w:t>
-            </w:r>
-            <w:proofErr w:type="spellEnd"/>
-            <w:r>
-              <w:rPr>
-                <w:sz w:val="18"/>
-              </w:rPr>
-              <w:t>, count</w:t>
+              <w:lastRenderedPageBreak/>
+              <w:t>id, menu_item_id, count</w:t>
             </w:r>
           </w:p>
         </w:tc>
@@ -9301,21 +4872,7 @@
               <w:rPr>
                 <w:sz w:val="18"/>
               </w:rPr>
-              <w:t xml:space="preserve">id, source, </w:t>
-            </w:r>
-            <w:proofErr w:type="spellStart"/>
-            <w:r>
-              <w:rPr>
-                <w:sz w:val="18"/>
-              </w:rPr>
-              <w:t>cache_key</w:t>
-            </w:r>
-            <w:proofErr w:type="spellEnd"/>
-            <w:r>
-              <w:rPr>
-                <w:sz w:val="18"/>
-              </w:rPr>
-              <w:t>, payload, expires_at</w:t>
+              <w:t>id, source, cache_key, payload, expires_at</w:t>
             </w:r>
           </w:p>
         </w:tc>
@@ -9375,16 +4932,8 @@
               <w:rPr>
                 <w:sz w:val="18"/>
               </w:rPr>
-              <w:t xml:space="preserve">id, slug, title, body, </w:t>
-            </w:r>
-            <w:proofErr w:type="spellStart"/>
-            <w:r>
-              <w:rPr>
-                <w:sz w:val="18"/>
-              </w:rPr>
-              <w:t>published_at</w:t>
-            </w:r>
-            <w:proofErr w:type="spellEnd"/>
+              <w:t>id, slug, title, body, published_at</w:t>
+            </w:r>
           </w:p>
         </w:tc>
       </w:tr>
@@ -9409,48 +4958,10 @@
         <w:rPr>
           <w:lang w:val="nl-NL"/>
         </w:rPr>
-        <w:t xml:space="preserve">De OTAP-straat bestaat uit Ontwikkel, Test, Acceptatie en Productie. Iedere omgeving krijgt een eigen database, </w:t>
-      </w:r>
-      <w:proofErr w:type="gramStart"/>
-      <w:r>
-        <w:rPr>
-          <w:lang w:val="nl-NL"/>
-        </w:rPr>
-        <w:t>eigen .</w:t>
-      </w:r>
-      <w:proofErr w:type="spellStart"/>
-      <w:r>
-        <w:rPr>
-          <w:lang w:val="nl-NL"/>
-        </w:rPr>
-        <w:t>env</w:t>
-      </w:r>
-      <w:proofErr w:type="spellEnd"/>
-      <w:proofErr w:type="gramEnd"/>
-      <w:r>
-        <w:rPr>
-          <w:lang w:val="nl-NL"/>
-        </w:rPr>
-        <w:t xml:space="preserve">-configuratie en eigen applicatie-URL. Omdat productie shared hosting zonder SSH is, wordt productie niet als ontwikkelomgeving gebruikt. </w:t>
+        <w:t xml:space="preserve">De OTAP-straat bestaat uit Ontwikkel, Test, Acceptatie en Productie. Iedere omgeving krijgt een eigen database, eigen .env-configuratie en eigen applicatie-URL. Omdat productie shared hosting zonder SSH is, wordt productie niet als ontwikkelomgeving gebruikt. </w:t>
       </w:r>
       <w:r>
-        <w:t xml:space="preserve">Alleen </w:t>
-      </w:r>
-      <w:proofErr w:type="spellStart"/>
-      <w:r>
-        <w:t>gevalideerde</w:t>
-      </w:r>
-      <w:proofErr w:type="spellEnd"/>
-      <w:r>
-        <w:t xml:space="preserve"> releases </w:t>
-      </w:r>
-      <w:proofErr w:type="spellStart"/>
-      <w:r>
-        <w:t>worden</w:t>
-      </w:r>
-      <w:proofErr w:type="spellEnd"/>
-      <w:r>
-        <w:t xml:space="preserve"> naar productie gebracht.</w:t>
+        <w:t>Alleen gevalideerde releases worden naar productie gebracht.</w:t>
       </w:r>
     </w:p>
     <w:tbl>
@@ -9743,7 +5254,7 @@
               <w:rPr>
                 <w:sz w:val="18"/>
               </w:rPr>
-              <w:t>Team en docent</w:t>
+              <w:t>Team</w:t>
             </w:r>
           </w:p>
         </w:tc>
@@ -9816,14 +5327,12 @@
             <w:pPr>
               <w:spacing w:after="0"/>
             </w:pPr>
-            <w:proofErr w:type="spellStart"/>
             <w:r>
               <w:rPr>
                 <w:sz w:val="18"/>
               </w:rPr>
               <w:t>gouden_draak_acc</w:t>
             </w:r>
-            <w:proofErr w:type="spellEnd"/>
           </w:p>
         </w:tc>
         <w:tc>
@@ -9861,7 +5370,6 @@
               <w:rPr>
                 <w:sz w:val="18"/>
               </w:rPr>
-              <w:lastRenderedPageBreak/>
               <w:t>Productie</w:t>
             </w:r>
           </w:p>
@@ -10114,23 +5622,7 @@
                 <w:sz w:val="18"/>
                 <w:lang w:val="nl-NL"/>
               </w:rPr>
-              <w:t xml:space="preserve">PHP 8.4 of 8.5; minimaal 8.3 voor </w:t>
-            </w:r>
-            <w:proofErr w:type="spellStart"/>
-            <w:r>
-              <w:rPr>
-                <w:sz w:val="18"/>
-                <w:lang w:val="nl-NL"/>
-              </w:rPr>
-              <w:t>Laravel</w:t>
-            </w:r>
-            <w:proofErr w:type="spellEnd"/>
-            <w:r>
-              <w:rPr>
-                <w:sz w:val="18"/>
-                <w:lang w:val="nl-NL"/>
-              </w:rPr>
-              <w:t xml:space="preserve"> 13</w:t>
+              <w:t>PHP 8.4 of 8.5; minimaal 8.3 voor Laravel 13</w:t>
             </w:r>
           </w:p>
         </w:tc>
@@ -10151,23 +5643,7 @@
                 <w:sz w:val="18"/>
                 <w:lang w:val="nl-NL"/>
               </w:rPr>
-              <w:t xml:space="preserve">PHP 8.4 en 8.5 hebben op 2 juni 2026 actieve support volgens php.net. </w:t>
-            </w:r>
-            <w:proofErr w:type="spellStart"/>
-            <w:r>
-              <w:rPr>
-                <w:sz w:val="18"/>
-                <w:lang w:val="nl-NL"/>
-              </w:rPr>
-              <w:t>Laravel</w:t>
-            </w:r>
-            <w:proofErr w:type="spellEnd"/>
-            <w:r>
-              <w:rPr>
-                <w:sz w:val="18"/>
-                <w:lang w:val="nl-NL"/>
-              </w:rPr>
-              <w:t xml:space="preserve"> 13 ondersteunt PHP 8.3-8.5.</w:t>
+              <w:t>PHP 8.4 en 8.5 hebben op 2 juni 2026 actieve support volgens php.net. Laravel 13 ondersteunt PHP 8.3-8.5.</w:t>
             </w:r>
           </w:p>
         </w:tc>
@@ -10227,55 +5703,7 @@
                 <w:sz w:val="18"/>
                 <w:lang w:val="nl-NL"/>
               </w:rPr>
-              <w:t xml:space="preserve">Modernere versie dan oude </w:t>
-            </w:r>
-            <w:proofErr w:type="spellStart"/>
-            <w:r>
-              <w:rPr>
-                <w:sz w:val="18"/>
-                <w:lang w:val="nl-NL"/>
-              </w:rPr>
-              <w:t>MariaDB</w:t>
-            </w:r>
-            <w:proofErr w:type="spellEnd"/>
-            <w:r>
-              <w:rPr>
-                <w:sz w:val="18"/>
-                <w:lang w:val="nl-NL"/>
-              </w:rPr>
-              <w:t xml:space="preserve"> 10.1.37, met utf8mb4, </w:t>
-            </w:r>
-            <w:proofErr w:type="spellStart"/>
-            <w:r>
-              <w:rPr>
-                <w:sz w:val="18"/>
-                <w:lang w:val="nl-NL"/>
-              </w:rPr>
-              <w:t>foreign</w:t>
-            </w:r>
-            <w:proofErr w:type="spellEnd"/>
-            <w:r>
-              <w:rPr>
-                <w:sz w:val="18"/>
-                <w:lang w:val="nl-NL"/>
-              </w:rPr>
-              <w:t xml:space="preserve"> </w:t>
-            </w:r>
-            <w:proofErr w:type="spellStart"/>
-            <w:r>
-              <w:rPr>
-                <w:sz w:val="18"/>
-                <w:lang w:val="nl-NL"/>
-              </w:rPr>
-              <w:t>keys</w:t>
-            </w:r>
-            <w:proofErr w:type="spellEnd"/>
-            <w:r>
-              <w:rPr>
-                <w:sz w:val="18"/>
-                <w:lang w:val="nl-NL"/>
-              </w:rPr>
-              <w:t xml:space="preserve"> en betere indexering.</w:t>
+              <w:t>Modernere versie dan oude MariaDB 10.1.37, met utf8mb4, foreign keys en betere indexering.</w:t>
             </w:r>
           </w:p>
         </w:tc>
@@ -10318,17 +5746,8 @@
                 <w:sz w:val="18"/>
                 <w:lang w:val="nl-NL"/>
               </w:rPr>
-              <w:t xml:space="preserve">Node.js 22 LTS voor </w:t>
-            </w:r>
-            <w:proofErr w:type="spellStart"/>
-            <w:r>
-              <w:rPr>
-                <w:sz w:val="18"/>
-                <w:lang w:val="nl-NL"/>
-              </w:rPr>
-              <w:t>buildomgeving</w:t>
-            </w:r>
-            <w:proofErr w:type="spellEnd"/>
+              <w:t>Node.js 22 LTS voor buildomgeving</w:t>
+            </w:r>
           </w:p>
         </w:tc>
         <w:tc>
@@ -10348,39 +5767,7 @@
                 <w:sz w:val="18"/>
                 <w:lang w:val="nl-NL"/>
               </w:rPr>
-              <w:t xml:space="preserve">Alleen nodig voor </w:t>
-            </w:r>
-            <w:proofErr w:type="spellStart"/>
-            <w:r>
-              <w:rPr>
-                <w:sz w:val="18"/>
-                <w:lang w:val="nl-NL"/>
-              </w:rPr>
-              <w:t>Vite</w:t>
-            </w:r>
-            <w:proofErr w:type="spellEnd"/>
-            <w:r>
-              <w:rPr>
-                <w:sz w:val="18"/>
-                <w:lang w:val="nl-NL"/>
-              </w:rPr>
-              <w:t xml:space="preserve">/Vue </w:t>
-            </w:r>
-            <w:proofErr w:type="spellStart"/>
-            <w:r>
-              <w:rPr>
-                <w:sz w:val="18"/>
-                <w:lang w:val="nl-NL"/>
-              </w:rPr>
-              <w:t>build</w:t>
-            </w:r>
-            <w:proofErr w:type="spellEnd"/>
-            <w:r>
-              <w:rPr>
-                <w:sz w:val="18"/>
-                <w:lang w:val="nl-NL"/>
-              </w:rPr>
-              <w:t>; niet noodzakelijk op shared productie als assets vooraf gebouwd worden.</w:t>
+              <w:t>Alleen nodig voor Vite/Vue build; niet noodzakelijk op shared productie als assets vooraf gebouwd worden.</w:t>
             </w:r>
           </w:p>
         </w:tc>
@@ -10440,55 +5827,7 @@
                 <w:sz w:val="18"/>
                 <w:lang w:val="nl-NL"/>
               </w:rPr>
-              <w:t xml:space="preserve">Nodig voor </w:t>
-            </w:r>
-            <w:proofErr w:type="spellStart"/>
-            <w:r>
-              <w:rPr>
-                <w:sz w:val="18"/>
-                <w:lang w:val="nl-NL"/>
-              </w:rPr>
-              <w:t>Laravel</w:t>
-            </w:r>
-            <w:proofErr w:type="spellEnd"/>
-            <w:r>
-              <w:rPr>
-                <w:sz w:val="18"/>
-                <w:lang w:val="nl-NL"/>
-              </w:rPr>
-              <w:t xml:space="preserve"> </w:t>
-            </w:r>
-            <w:proofErr w:type="spellStart"/>
-            <w:r>
-              <w:rPr>
-                <w:sz w:val="18"/>
-                <w:lang w:val="nl-NL"/>
-              </w:rPr>
-              <w:t>dependencies</w:t>
-            </w:r>
-            <w:proofErr w:type="spellEnd"/>
-            <w:r>
-              <w:rPr>
-                <w:sz w:val="18"/>
-                <w:lang w:val="nl-NL"/>
-              </w:rPr>
-              <w:t xml:space="preserve"> tijdens </w:t>
-            </w:r>
-            <w:proofErr w:type="spellStart"/>
-            <w:r>
-              <w:rPr>
-                <w:sz w:val="18"/>
-                <w:lang w:val="nl-NL"/>
-              </w:rPr>
-              <w:t>build</w:t>
-            </w:r>
-            <w:proofErr w:type="spellEnd"/>
-            <w:r>
-              <w:rPr>
-                <w:sz w:val="18"/>
-                <w:lang w:val="nl-NL"/>
-              </w:rPr>
-              <w:t xml:space="preserve"> of lokale releasevoorbereiding.</w:t>
+              <w:t>Nodig voor Laravel dependencies tijdens build of lokale releasevoorbereiding.</w:t>
             </w:r>
           </w:p>
         </w:tc>
@@ -10506,14 +5845,12 @@
             <w:pPr>
               <w:spacing w:after="0"/>
             </w:pPr>
-            <w:proofErr w:type="spellStart"/>
             <w:r>
               <w:rPr>
                 <w:sz w:val="18"/>
               </w:rPr>
               <w:t>Opslag</w:t>
             </w:r>
-            <w:proofErr w:type="spellEnd"/>
           </w:p>
         </w:tc>
         <w:tc>
@@ -10572,16 +5909,8 @@
               <w:rPr>
                 <w:sz w:val="18"/>
               </w:rPr>
-              <w:t>PHP-</w:t>
-            </w:r>
-            <w:proofErr w:type="spellStart"/>
-            <w:r>
-              <w:rPr>
-                <w:sz w:val="18"/>
-              </w:rPr>
-              <w:t>extensies</w:t>
-            </w:r>
-            <w:proofErr w:type="spellEnd"/>
+              <w:t>PHP-extensies</w:t>
+            </w:r>
           </w:p>
         </w:tc>
         <w:tc>
@@ -10618,23 +5947,7 @@
                 <w:sz w:val="18"/>
                 <w:lang w:val="nl-NL"/>
               </w:rPr>
-              <w:t xml:space="preserve">Nodig voor </w:t>
-            </w:r>
-            <w:proofErr w:type="spellStart"/>
-            <w:r>
-              <w:rPr>
-                <w:sz w:val="18"/>
-                <w:lang w:val="nl-NL"/>
-              </w:rPr>
-              <w:t>Laravel</w:t>
-            </w:r>
-            <w:proofErr w:type="spellEnd"/>
-            <w:r>
-              <w:rPr>
-                <w:sz w:val="18"/>
-                <w:lang w:val="nl-NL"/>
-              </w:rPr>
-              <w:t>, database, validatie, uploads en HTTP-integraties.</w:t>
+              <w:t>Nodig voor Laravel, database, validatie, uploads en HTTP-integraties.</w:t>
             </w:r>
           </w:p>
         </w:tc>
@@ -10671,35 +5984,7 @@
         <w:rPr>
           <w:lang w:val="nl-NL"/>
         </w:rPr>
-        <w:t xml:space="preserve">Gebruik voor elke niet-productieomgeving een eigen </w:t>
-      </w:r>
-      <w:proofErr w:type="spellStart"/>
-      <w:r>
-        <w:rPr>
-          <w:lang w:val="nl-NL"/>
-        </w:rPr>
-        <w:t>DocumentRoot</w:t>
-      </w:r>
-      <w:proofErr w:type="spellEnd"/>
-      <w:r>
-        <w:rPr>
-          <w:lang w:val="nl-NL"/>
-        </w:rPr>
-        <w:t xml:space="preserve"> naar de public-map van </w:t>
-      </w:r>
-      <w:proofErr w:type="spellStart"/>
-      <w:r>
-        <w:rPr>
-          <w:lang w:val="nl-NL"/>
-        </w:rPr>
-        <w:t>Laravel</w:t>
-      </w:r>
-      <w:proofErr w:type="spellEnd"/>
-      <w:r>
-        <w:rPr>
-          <w:lang w:val="nl-NL"/>
-        </w:rPr>
-        <w:t>. Voor acceptatie:</w:t>
+        <w:t>Gebruik voor elke niet-productieomgeving een eigen DocumentRoot naar de public-map van Laravel. Voor acceptatie:</w:t>
       </w:r>
     </w:p>
     <w:p>
@@ -10717,27 +6002,7 @@
           <w:sz w:val="16"/>
           <w:lang w:val="nl-NL"/>
         </w:rPr>
-        <w:t>&lt;</w:t>
-      </w:r>
-      <w:proofErr w:type="spellStart"/>
-      <w:r>
-        <w:rPr>
-          <w:rFonts w:ascii="Courier New" w:hAnsi="Courier New"/>
-          <w:color w:val="282828"/>
-          <w:sz w:val="16"/>
-          <w:lang w:val="nl-NL"/>
-        </w:rPr>
-        <w:t>VirtualHost</w:t>
-      </w:r>
-      <w:proofErr w:type="spellEnd"/>
-      <w:r>
-        <w:rPr>
-          <w:rFonts w:ascii="Courier New" w:hAnsi="Courier New"/>
-          <w:color w:val="282828"/>
-          <w:sz w:val="16"/>
-          <w:lang w:val="nl-NL"/>
-        </w:rPr>
-        <w:t xml:space="preserve"> *:80&gt;</w:t>
+        <w:t>&lt;VirtualHost *:80&gt;</w:t>
       </w:r>
       <w:r>
         <w:rPr>
@@ -10747,50 +6012,8 @@
           <w:lang w:val="nl-NL"/>
         </w:rPr>
         <w:br/>
-        <w:t xml:space="preserve">    </w:t>
+        <w:t xml:space="preserve">    ServerName acc.goudendraak.example</w:t>
       </w:r>
-      <w:proofErr w:type="spellStart"/>
-      <w:r>
-        <w:rPr>
-          <w:rFonts w:ascii="Courier New" w:hAnsi="Courier New"/>
-          <w:color w:val="282828"/>
-          <w:sz w:val="16"/>
-          <w:lang w:val="nl-NL"/>
-        </w:rPr>
-        <w:t>ServerName</w:t>
-      </w:r>
-      <w:proofErr w:type="spellEnd"/>
-      <w:r>
-        <w:rPr>
-          <w:rFonts w:ascii="Courier New" w:hAnsi="Courier New"/>
-          <w:color w:val="282828"/>
-          <w:sz w:val="16"/>
-          <w:lang w:val="nl-NL"/>
-        </w:rPr>
-        <w:t xml:space="preserve"> </w:t>
-      </w:r>
-      <w:proofErr w:type="spellStart"/>
-      <w:proofErr w:type="gramStart"/>
-      <w:r>
-        <w:rPr>
-          <w:rFonts w:ascii="Courier New" w:hAnsi="Courier New"/>
-          <w:color w:val="282828"/>
-          <w:sz w:val="16"/>
-          <w:lang w:val="nl-NL"/>
-        </w:rPr>
-        <w:t>acc.goudendraak</w:t>
-      </w:r>
-      <w:proofErr w:type="gramEnd"/>
-      <w:r>
-        <w:rPr>
-          <w:rFonts w:ascii="Courier New" w:hAnsi="Courier New"/>
-          <w:color w:val="282828"/>
-          <w:sz w:val="16"/>
-          <w:lang w:val="nl-NL"/>
-        </w:rPr>
-        <w:t>.example</w:t>
-      </w:r>
-      <w:proofErr w:type="spellEnd"/>
       <w:r>
         <w:rPr>
           <w:rFonts w:ascii="Courier New" w:hAnsi="Courier New"/>
@@ -10799,47 +6022,7 @@
           <w:lang w:val="nl-NL"/>
         </w:rPr>
         <w:br/>
-        <w:t xml:space="preserve">    </w:t>
-      </w:r>
-      <w:proofErr w:type="spellStart"/>
-      <w:r>
-        <w:rPr>
-          <w:rFonts w:ascii="Courier New" w:hAnsi="Courier New"/>
-          <w:color w:val="282828"/>
-          <w:sz w:val="16"/>
-          <w:lang w:val="nl-NL"/>
-        </w:rPr>
-        <w:t>DocumentRoot</w:t>
-      </w:r>
-      <w:proofErr w:type="spellEnd"/>
-      <w:r>
-        <w:rPr>
-          <w:rFonts w:ascii="Courier New" w:hAnsi="Courier New"/>
-          <w:color w:val="282828"/>
-          <w:sz w:val="16"/>
-          <w:lang w:val="nl-NL"/>
-        </w:rPr>
-        <w:t xml:space="preserve"> /var/www/gouden-draak/</w:t>
-      </w:r>
-      <w:proofErr w:type="spellStart"/>
-      <w:r>
-        <w:rPr>
-          <w:rFonts w:ascii="Courier New" w:hAnsi="Courier New"/>
-          <w:color w:val="282828"/>
-          <w:sz w:val="16"/>
-          <w:lang w:val="nl-NL"/>
-        </w:rPr>
-        <w:t>current</w:t>
-      </w:r>
-      <w:proofErr w:type="spellEnd"/>
-      <w:r>
-        <w:rPr>
-          <w:rFonts w:ascii="Courier New" w:hAnsi="Courier New"/>
-          <w:color w:val="282828"/>
-          <w:sz w:val="16"/>
-          <w:lang w:val="nl-NL"/>
-        </w:rPr>
-        <w:t>/public</w:t>
+        <w:t xml:space="preserve">    DocumentRoot /var/www/gouden-draak/current/public</w:t>
       </w:r>
       <w:r>
         <w:rPr>
@@ -10858,27 +6041,7 @@
           <w:lang w:val="nl-NL"/>
         </w:rPr>
         <w:br/>
-        <w:t xml:space="preserve">    &lt;Directory /var/www/gouden-draak/</w:t>
-      </w:r>
-      <w:proofErr w:type="spellStart"/>
-      <w:r>
-        <w:rPr>
-          <w:rFonts w:ascii="Courier New" w:hAnsi="Courier New"/>
-          <w:color w:val="282828"/>
-          <w:sz w:val="16"/>
-          <w:lang w:val="nl-NL"/>
-        </w:rPr>
-        <w:t>current</w:t>
-      </w:r>
-      <w:proofErr w:type="spellEnd"/>
-      <w:r>
-        <w:rPr>
-          <w:rFonts w:ascii="Courier New" w:hAnsi="Courier New"/>
-          <w:color w:val="282828"/>
-          <w:sz w:val="16"/>
-          <w:lang w:val="nl-NL"/>
-        </w:rPr>
-        <w:t>/public&gt;</w:t>
+        <w:t xml:space="preserve">    &lt;Directory /var/www/gouden-draak/current/public&gt;</w:t>
       </w:r>
       <w:r>
         <w:rPr>
@@ -10888,39 +6051,8 @@
           <w:lang w:val="nl-NL"/>
         </w:rPr>
         <w:br/>
-        <w:t xml:space="preserve">        </w:t>
+        <w:t xml:space="preserve">        AllowOverride All</w:t>
       </w:r>
-      <w:proofErr w:type="spellStart"/>
-      <w:r>
-        <w:rPr>
-          <w:rFonts w:ascii="Courier New" w:hAnsi="Courier New"/>
-          <w:color w:val="282828"/>
-          <w:sz w:val="16"/>
-          <w:lang w:val="nl-NL"/>
-        </w:rPr>
-        <w:t>AllowOverride</w:t>
-      </w:r>
-      <w:proofErr w:type="spellEnd"/>
-      <w:r>
-        <w:rPr>
-          <w:rFonts w:ascii="Courier New" w:hAnsi="Courier New"/>
-          <w:color w:val="282828"/>
-          <w:sz w:val="16"/>
-          <w:lang w:val="nl-NL"/>
-        </w:rPr>
-        <w:t xml:space="preserve"> </w:t>
-      </w:r>
-      <w:proofErr w:type="spellStart"/>
-      <w:r>
-        <w:rPr>
-          <w:rFonts w:ascii="Courier New" w:hAnsi="Courier New"/>
-          <w:color w:val="282828"/>
-          <w:sz w:val="16"/>
-          <w:lang w:val="nl-NL"/>
-        </w:rPr>
-        <w:t>All</w:t>
-      </w:r>
-      <w:proofErr w:type="spellEnd"/>
       <w:r>
         <w:rPr>
           <w:rFonts w:ascii="Courier New" w:hAnsi="Courier New"/>
@@ -10929,59 +6061,8 @@
           <w:lang w:val="nl-NL"/>
         </w:rPr>
         <w:br/>
-        <w:t xml:space="preserve">        </w:t>
+        <w:t xml:space="preserve">        Require all granted</w:t>
       </w:r>
-      <w:proofErr w:type="spellStart"/>
-      <w:r>
-        <w:rPr>
-          <w:rFonts w:ascii="Courier New" w:hAnsi="Courier New"/>
-          <w:color w:val="282828"/>
-          <w:sz w:val="16"/>
-          <w:lang w:val="nl-NL"/>
-        </w:rPr>
-        <w:t>Require</w:t>
-      </w:r>
-      <w:proofErr w:type="spellEnd"/>
-      <w:r>
-        <w:rPr>
-          <w:rFonts w:ascii="Courier New" w:hAnsi="Courier New"/>
-          <w:color w:val="282828"/>
-          <w:sz w:val="16"/>
-          <w:lang w:val="nl-NL"/>
-        </w:rPr>
-        <w:t xml:space="preserve"> </w:t>
-      </w:r>
-      <w:proofErr w:type="spellStart"/>
-      <w:r>
-        <w:rPr>
-          <w:rFonts w:ascii="Courier New" w:hAnsi="Courier New"/>
-          <w:color w:val="282828"/>
-          <w:sz w:val="16"/>
-          <w:lang w:val="nl-NL"/>
-        </w:rPr>
-        <w:t>all</w:t>
-      </w:r>
-      <w:proofErr w:type="spellEnd"/>
-      <w:r>
-        <w:rPr>
-          <w:rFonts w:ascii="Courier New" w:hAnsi="Courier New"/>
-          <w:color w:val="282828"/>
-          <w:sz w:val="16"/>
-          <w:lang w:val="nl-NL"/>
-        </w:rPr>
-        <w:t xml:space="preserve"> </w:t>
-      </w:r>
-      <w:proofErr w:type="spellStart"/>
-      <w:r>
-        <w:rPr>
-          <w:rFonts w:ascii="Courier New" w:hAnsi="Courier New"/>
-          <w:color w:val="282828"/>
-          <w:sz w:val="16"/>
-          <w:lang w:val="nl-NL"/>
-        </w:rPr>
-        <w:t>granted</w:t>
-      </w:r>
-      <w:proofErr w:type="spellEnd"/>
       <w:r>
         <w:rPr>
           <w:rFonts w:ascii="Courier New" w:hAnsi="Courier New"/>
@@ -11008,28 +6089,9 @@
           <w:sz w:val="16"/>
           <w:lang w:val="nl-NL"/>
         </w:rPr>
+        <w:lastRenderedPageBreak/>
         <w:br/>
-        <w:t xml:space="preserve">    </w:t>
-      </w:r>
-      <w:proofErr w:type="spellStart"/>
-      <w:r>
-        <w:rPr>
-          <w:rFonts w:ascii="Courier New" w:hAnsi="Courier New"/>
-          <w:color w:val="282828"/>
-          <w:sz w:val="16"/>
-          <w:lang w:val="nl-NL"/>
-        </w:rPr>
-        <w:t>ErrorLog</w:t>
-      </w:r>
-      <w:proofErr w:type="spellEnd"/>
-      <w:r>
-        <w:rPr>
-          <w:rFonts w:ascii="Courier New" w:hAnsi="Courier New"/>
-          <w:color w:val="282828"/>
-          <w:sz w:val="16"/>
-          <w:lang w:val="nl-NL"/>
-        </w:rPr>
-        <w:t xml:space="preserve"> ${APACHE_LOG_DIR}/gouden-draak-acc-error.log</w:t>
+        <w:t xml:space="preserve">    ErrorLog ${APACHE_LOG_DIR}/gouden-draak-acc-error.log</w:t>
       </w:r>
       <w:r>
         <w:rPr>
@@ -11039,39 +6101,8 @@
           <w:lang w:val="nl-NL"/>
         </w:rPr>
         <w:br/>
-        <w:t xml:space="preserve">    </w:t>
+        <w:t xml:space="preserve">    CustomLog ${APACHE_LOG_DIR}/gouden-draak-acc-access.log combined</w:t>
       </w:r>
-      <w:proofErr w:type="spellStart"/>
-      <w:r>
-        <w:rPr>
-          <w:rFonts w:ascii="Courier New" w:hAnsi="Courier New"/>
-          <w:color w:val="282828"/>
-          <w:sz w:val="16"/>
-          <w:lang w:val="nl-NL"/>
-        </w:rPr>
-        <w:t>CustomLog</w:t>
-      </w:r>
-      <w:proofErr w:type="spellEnd"/>
-      <w:r>
-        <w:rPr>
-          <w:rFonts w:ascii="Courier New" w:hAnsi="Courier New"/>
-          <w:color w:val="282828"/>
-          <w:sz w:val="16"/>
-          <w:lang w:val="nl-NL"/>
-        </w:rPr>
-        <w:t xml:space="preserve"> ${APACHE_LOG_DIR}/gouden-draak-acc-access.log </w:t>
-      </w:r>
-      <w:proofErr w:type="spellStart"/>
-      <w:r>
-        <w:rPr>
-          <w:rFonts w:ascii="Courier New" w:hAnsi="Courier New"/>
-          <w:color w:val="282828"/>
-          <w:sz w:val="16"/>
-          <w:lang w:val="nl-NL"/>
-        </w:rPr>
-        <w:t>combined</w:t>
-      </w:r>
-      <w:proofErr w:type="spellEnd"/>
       <w:r>
         <w:rPr>
           <w:rFonts w:ascii="Courier New" w:hAnsi="Courier New"/>
@@ -11080,27 +6111,7 @@
           <w:lang w:val="nl-NL"/>
         </w:rPr>
         <w:br/>
-        <w:t>&lt;/</w:t>
-      </w:r>
-      <w:proofErr w:type="spellStart"/>
-      <w:r>
-        <w:rPr>
-          <w:rFonts w:ascii="Courier New" w:hAnsi="Courier New"/>
-          <w:color w:val="282828"/>
-          <w:sz w:val="16"/>
-          <w:lang w:val="nl-NL"/>
-        </w:rPr>
-        <w:t>VirtualHost</w:t>
-      </w:r>
-      <w:proofErr w:type="spellEnd"/>
-      <w:r>
-        <w:rPr>
-          <w:rFonts w:ascii="Courier New" w:hAnsi="Courier New"/>
-          <w:color w:val="282828"/>
-          <w:sz w:val="16"/>
-          <w:lang w:val="nl-NL"/>
-        </w:rPr>
-        <w:t>&gt;</w:t>
+        <w:t>&lt;/VirtualHost&gt;</w:t>
       </w:r>
     </w:p>
     <w:p>
@@ -11113,63 +6124,7 @@
         <w:rPr>
           <w:lang w:val="nl-NL"/>
         </w:rPr>
-        <w:t xml:space="preserve">Op productie zonder SSH wordt dezelfde public-map-structuur aangehouden via het hostingpanel: de publieke documentroot moet naar de </w:t>
-      </w:r>
-      <w:proofErr w:type="spellStart"/>
-      <w:r>
-        <w:rPr>
-          <w:lang w:val="nl-NL"/>
-        </w:rPr>
-        <w:t>Laravel</w:t>
-      </w:r>
-      <w:proofErr w:type="spellEnd"/>
-      <w:r>
-        <w:rPr>
-          <w:lang w:val="nl-NL"/>
-        </w:rPr>
-        <w:t xml:space="preserve"> public-map verwijzen. Als de provider dit niet toestaat, wordt de inhoud van public in de </w:t>
-      </w:r>
-      <w:proofErr w:type="spellStart"/>
-      <w:r>
-        <w:rPr>
-          <w:lang w:val="nl-NL"/>
-        </w:rPr>
-        <w:t>webroot</w:t>
-      </w:r>
-      <w:proofErr w:type="spellEnd"/>
-      <w:r>
-        <w:rPr>
-          <w:lang w:val="nl-NL"/>
-        </w:rPr>
-        <w:t xml:space="preserve"> geplaatst en verwijzen </w:t>
-      </w:r>
-      <w:proofErr w:type="spellStart"/>
-      <w:r>
-        <w:rPr>
-          <w:lang w:val="nl-NL"/>
-        </w:rPr>
-        <w:t>index.php</w:t>
-      </w:r>
-      <w:proofErr w:type="spellEnd"/>
-      <w:r>
-        <w:rPr>
-          <w:lang w:val="nl-NL"/>
-        </w:rPr>
-        <w:t xml:space="preserve"> en assetpaden naar de applicatiemap buiten de </w:t>
-      </w:r>
-      <w:proofErr w:type="spellStart"/>
-      <w:r>
-        <w:rPr>
-          <w:lang w:val="nl-NL"/>
-        </w:rPr>
-        <w:t>webroot</w:t>
-      </w:r>
-      <w:proofErr w:type="spellEnd"/>
-      <w:r>
-        <w:rPr>
-          <w:lang w:val="nl-NL"/>
-        </w:rPr>
-        <w:t>.</w:t>
+        <w:t>Op productie zonder SSH wordt dezelfde public-map-structuur aangehouden via het hostingpanel: de publieke documentroot moet naar de Laravel public-map verwijzen. Als de provider dit niet toestaat, wordt de inhoud van public in de webroot geplaatst en verwijzen index.php en assetpaden naar de applicatiemap buiten de webroot.</w:t>
       </w:r>
     </w:p>
     <w:p>
@@ -11183,29 +6138,7 @@
         <w:rPr>
           <w:lang w:val="nl-NL"/>
         </w:rPr>
-        <w:t>Per-</w:t>
-      </w:r>
-      <w:proofErr w:type="gramStart"/>
-      <w:r>
-        <w:rPr>
-          <w:lang w:val="nl-NL"/>
-        </w:rPr>
-        <w:t>omgeving .</w:t>
-      </w:r>
-      <w:proofErr w:type="spellStart"/>
-      <w:r>
-        <w:rPr>
-          <w:lang w:val="nl-NL"/>
-        </w:rPr>
-        <w:t>env</w:t>
-      </w:r>
-      <w:proofErr w:type="spellEnd"/>
-      <w:proofErr w:type="gramEnd"/>
-      <w:r>
-        <w:rPr>
-          <w:lang w:val="nl-NL"/>
-        </w:rPr>
-        <w:t>-afspraken</w:t>
+        <w:t>Per-omgeving .env-afspraken</w:t>
       </w:r>
     </w:p>
     <w:p>
@@ -11223,19 +6156,8 @@
           <w:sz w:val="16"/>
           <w:lang w:val="nl-NL"/>
         </w:rPr>
-        <w:t>APP_ENV=</w:t>
+        <w:t>APP_ENV=acceptance</w:t>
       </w:r>
-      <w:proofErr w:type="spellStart"/>
-      <w:r>
-        <w:rPr>
-          <w:rFonts w:ascii="Courier New" w:hAnsi="Courier New"/>
-          <w:color w:val="282828"/>
-          <w:sz w:val="16"/>
-          <w:lang w:val="nl-NL"/>
-        </w:rPr>
-        <w:t>acceptance</w:t>
-      </w:r>
-      <w:proofErr w:type="spellEnd"/>
       <w:r>
         <w:rPr>
           <w:rFonts w:ascii="Courier New" w:hAnsi="Courier New"/>
@@ -11244,19 +6166,8 @@
           <w:lang w:val="nl-NL"/>
         </w:rPr>
         <w:br/>
-        <w:t>APP_DEBUG=</w:t>
+        <w:t>APP_DEBUG=false</w:t>
       </w:r>
-      <w:proofErr w:type="spellStart"/>
-      <w:r>
-        <w:rPr>
-          <w:rFonts w:ascii="Courier New" w:hAnsi="Courier New"/>
-          <w:color w:val="282828"/>
-          <w:sz w:val="16"/>
-          <w:lang w:val="nl-NL"/>
-        </w:rPr>
-        <w:t>false</w:t>
-      </w:r>
-      <w:proofErr w:type="spellEnd"/>
       <w:r>
         <w:rPr>
           <w:rFonts w:ascii="Courier New" w:hAnsi="Courier New"/>
@@ -11275,19 +6186,8 @@
           <w:lang w:val="nl-NL"/>
         </w:rPr>
         <w:br/>
-        <w:t>DB_CONNECTION=</w:t>
+        <w:t>DB_CONNECTION=mysql</w:t>
       </w:r>
-      <w:proofErr w:type="spellStart"/>
-      <w:r>
-        <w:rPr>
-          <w:rFonts w:ascii="Courier New" w:hAnsi="Courier New"/>
-          <w:color w:val="282828"/>
-          <w:sz w:val="16"/>
-          <w:lang w:val="nl-NL"/>
-        </w:rPr>
-        <w:t>mysql</w:t>
-      </w:r>
-      <w:proofErr w:type="spellEnd"/>
       <w:r>
         <w:rPr>
           <w:rFonts w:ascii="Courier New" w:hAnsi="Courier New"/>
@@ -11296,19 +6196,8 @@
           <w:lang w:val="nl-NL"/>
         </w:rPr>
         <w:br/>
-        <w:t>DB_HOST=</w:t>
+        <w:t>DB_HOST=localhost</w:t>
       </w:r>
-      <w:proofErr w:type="spellStart"/>
-      <w:r>
-        <w:rPr>
-          <w:rFonts w:ascii="Courier New" w:hAnsi="Courier New"/>
-          <w:color w:val="282828"/>
-          <w:sz w:val="16"/>
-          <w:lang w:val="nl-NL"/>
-        </w:rPr>
-        <w:t>localhost</w:t>
-      </w:r>
-      <w:proofErr w:type="spellEnd"/>
       <w:r>
         <w:rPr>
           <w:rFonts w:ascii="Courier New" w:hAnsi="Courier New"/>
@@ -11317,19 +6206,8 @@
           <w:lang w:val="nl-NL"/>
         </w:rPr>
         <w:br/>
-        <w:t>DB_DATABASE=</w:t>
+        <w:t>DB_DATABASE=gouden_draak_acc</w:t>
       </w:r>
-      <w:proofErr w:type="spellStart"/>
-      <w:r>
-        <w:rPr>
-          <w:rFonts w:ascii="Courier New" w:hAnsi="Courier New"/>
-          <w:color w:val="282828"/>
-          <w:sz w:val="16"/>
-          <w:lang w:val="nl-NL"/>
-        </w:rPr>
-        <w:t>gouden_draak_acc</w:t>
-      </w:r>
-      <w:proofErr w:type="spellEnd"/>
       <w:r>
         <w:rPr>
           <w:rFonts w:ascii="Courier New" w:hAnsi="Courier New"/>
@@ -11338,19 +6216,8 @@
           <w:lang w:val="nl-NL"/>
         </w:rPr>
         <w:br/>
-        <w:t>DB_USERNAME=</w:t>
+        <w:t>DB_USERNAME=gouden_draak_acc_user</w:t>
       </w:r>
-      <w:proofErr w:type="spellStart"/>
-      <w:r>
-        <w:rPr>
-          <w:rFonts w:ascii="Courier New" w:hAnsi="Courier New"/>
-          <w:color w:val="282828"/>
-          <w:sz w:val="16"/>
-          <w:lang w:val="nl-NL"/>
-        </w:rPr>
-        <w:t>gouden_draak_acc_user</w:t>
-      </w:r>
-      <w:proofErr w:type="spellEnd"/>
       <w:r>
         <w:rPr>
           <w:rFonts w:ascii="Courier New" w:hAnsi="Courier New"/>
@@ -11373,7 +6240,6 @@
         <w:rPr>
           <w:lang w:val="nl-NL"/>
         </w:rPr>
-        <w:lastRenderedPageBreak/>
         <w:t>6. Versiebeheer</w:t>
       </w:r>
     </w:p>
@@ -11387,99 +6253,7 @@
         <w:rPr>
           <w:lang w:val="nl-NL"/>
         </w:rPr>
-        <w:t xml:space="preserve">Versiebeheer wordt toegepast met Git. De </w:t>
-      </w:r>
-      <w:proofErr w:type="spellStart"/>
-      <w:r>
-        <w:rPr>
-          <w:lang w:val="nl-NL"/>
-        </w:rPr>
-        <w:t>repository</w:t>
-      </w:r>
-      <w:proofErr w:type="spellEnd"/>
-      <w:r>
-        <w:rPr>
-          <w:lang w:val="nl-NL"/>
-        </w:rPr>
-        <w:t xml:space="preserve"> bevat </w:t>
-      </w:r>
-      <w:proofErr w:type="spellStart"/>
-      <w:r>
-        <w:rPr>
-          <w:lang w:val="nl-NL"/>
-        </w:rPr>
-        <w:t>Laravel</w:t>
-      </w:r>
-      <w:proofErr w:type="spellEnd"/>
-      <w:r>
-        <w:rPr>
-          <w:lang w:val="nl-NL"/>
-        </w:rPr>
-        <w:t xml:space="preserve">-code, Vue-code, database-migraties, </w:t>
-      </w:r>
-      <w:proofErr w:type="spellStart"/>
-      <w:r>
-        <w:rPr>
-          <w:lang w:val="nl-NL"/>
-        </w:rPr>
-        <w:t>seeders</w:t>
-      </w:r>
-      <w:proofErr w:type="spellEnd"/>
-      <w:r>
-        <w:rPr>
-          <w:lang w:val="nl-NL"/>
-        </w:rPr>
-        <w:t xml:space="preserve">, tests en documentatie. </w:t>
-      </w:r>
-      <w:proofErr w:type="gramStart"/>
-      <w:r>
-        <w:rPr>
-          <w:lang w:val="nl-NL"/>
-        </w:rPr>
-        <w:t>.</w:t>
-      </w:r>
-      <w:proofErr w:type="spellStart"/>
-      <w:r>
-        <w:rPr>
-          <w:lang w:val="nl-NL"/>
-        </w:rPr>
-        <w:t>env</w:t>
-      </w:r>
-      <w:proofErr w:type="spellEnd"/>
-      <w:proofErr w:type="gramEnd"/>
-      <w:r>
-        <w:rPr>
-          <w:lang w:val="nl-NL"/>
-        </w:rPr>
-        <w:t xml:space="preserve">-bestanden, database-exports, uploads en </w:t>
-      </w:r>
-      <w:proofErr w:type="spellStart"/>
-      <w:r>
-        <w:rPr>
-          <w:lang w:val="nl-NL"/>
-        </w:rPr>
-        <w:t>productiebackups</w:t>
-      </w:r>
-      <w:proofErr w:type="spellEnd"/>
-      <w:r>
-        <w:rPr>
-          <w:lang w:val="nl-NL"/>
-        </w:rPr>
-        <w:t xml:space="preserve"> worden niet </w:t>
-      </w:r>
-      <w:proofErr w:type="spellStart"/>
-      <w:r>
-        <w:rPr>
-          <w:lang w:val="nl-NL"/>
-        </w:rPr>
-        <w:t>gecommit</w:t>
-      </w:r>
-      <w:proofErr w:type="spellEnd"/>
-      <w:r>
-        <w:rPr>
-          <w:lang w:val="nl-NL"/>
-        </w:rPr>
-        <w:t>.</w:t>
+        <w:t>Versiebeheer wordt toegepast met Git. De repository bevat Laravel-code, Vue-code, database-migraties, seeders, tests en documentatie. .env-bestanden, database-exports, uploads en productiebackups worden niet gecommit.</w:t>
       </w:r>
     </w:p>
     <w:tbl>
@@ -11612,23 +6386,7 @@
                 <w:sz w:val="18"/>
                 <w:lang w:val="nl-NL"/>
               </w:rPr>
-              <w:t xml:space="preserve">Alleen via pull </w:t>
-            </w:r>
-            <w:proofErr w:type="spellStart"/>
-            <w:r>
-              <w:rPr>
-                <w:sz w:val="18"/>
-                <w:lang w:val="nl-NL"/>
-              </w:rPr>
-              <w:t>request</w:t>
-            </w:r>
-            <w:proofErr w:type="spellEnd"/>
-            <w:r>
-              <w:rPr>
-                <w:sz w:val="18"/>
-                <w:lang w:val="nl-NL"/>
-              </w:rPr>
-              <w:t xml:space="preserve"> en na acceptatie.</w:t>
+              <w:t>Alleen via pull request en na acceptatie.</w:t>
             </w:r>
           </w:p>
         </w:tc>
@@ -11766,21 +6524,7 @@
               <w:rPr>
                 <w:sz w:val="18"/>
               </w:rPr>
-              <w:t>release/&lt;</w:t>
-            </w:r>
-            <w:proofErr w:type="spellStart"/>
-            <w:r>
-              <w:rPr>
-                <w:sz w:val="18"/>
-              </w:rPr>
-              <w:t>versie</w:t>
-            </w:r>
-            <w:proofErr w:type="spellEnd"/>
-            <w:r>
-              <w:rPr>
-                <w:sz w:val="18"/>
-              </w:rPr>
-              <w:t>&gt;</w:t>
+              <w:t>release/&lt;versie&gt;</w:t>
             </w:r>
           </w:p>
         </w:tc>
@@ -11818,23 +6562,7 @@
                 <w:sz w:val="18"/>
                 <w:lang w:val="nl-NL"/>
               </w:rPr>
-              <w:t xml:space="preserve">Alleen </w:t>
-            </w:r>
-            <w:proofErr w:type="spellStart"/>
-            <w:r>
-              <w:rPr>
-                <w:sz w:val="18"/>
-                <w:lang w:val="nl-NL"/>
-              </w:rPr>
-              <w:t>bugfixes</w:t>
-            </w:r>
-            <w:proofErr w:type="spellEnd"/>
-            <w:r>
-              <w:rPr>
-                <w:sz w:val="18"/>
-                <w:lang w:val="nl-NL"/>
-              </w:rPr>
-              <w:t>, geen nieuwe features.</w:t>
+              <w:t>Alleen bugfixes, geen nieuwe features.</w:t>
             </w:r>
           </w:p>
         </w:tc>
@@ -11894,55 +6622,7 @@
                 <w:sz w:val="18"/>
                 <w:lang w:val="nl-NL"/>
               </w:rPr>
-              <w:t xml:space="preserve">Vanaf </w:t>
-            </w:r>
-            <w:proofErr w:type="spellStart"/>
-            <w:r>
-              <w:rPr>
-                <w:sz w:val="18"/>
-                <w:lang w:val="nl-NL"/>
-              </w:rPr>
-              <w:t>main</w:t>
-            </w:r>
-            <w:proofErr w:type="spellEnd"/>
-            <w:r>
-              <w:rPr>
-                <w:sz w:val="18"/>
-                <w:lang w:val="nl-NL"/>
-              </w:rPr>
-              <w:t xml:space="preserve">, daarna </w:t>
-            </w:r>
-            <w:proofErr w:type="spellStart"/>
-            <w:r>
-              <w:rPr>
-                <w:sz w:val="18"/>
-                <w:lang w:val="nl-NL"/>
-              </w:rPr>
-              <w:t>terugmergen</w:t>
-            </w:r>
-            <w:proofErr w:type="spellEnd"/>
-            <w:r>
-              <w:rPr>
-                <w:sz w:val="18"/>
-                <w:lang w:val="nl-NL"/>
-              </w:rPr>
-              <w:t xml:space="preserve"> naar </w:t>
-            </w:r>
-            <w:proofErr w:type="spellStart"/>
-            <w:r>
-              <w:rPr>
-                <w:sz w:val="18"/>
-                <w:lang w:val="nl-NL"/>
-              </w:rPr>
-              <w:t>develop</w:t>
-            </w:r>
-            <w:proofErr w:type="spellEnd"/>
-            <w:r>
-              <w:rPr>
-                <w:sz w:val="18"/>
-                <w:lang w:val="nl-NL"/>
-              </w:rPr>
-              <w:t>.</w:t>
+              <w:t>Vanaf main, daarna terugmergen naar develop.</w:t>
             </w:r>
           </w:p>
         </w:tc>
@@ -11960,56 +6640,7 @@
         <w:pStyle w:val="Heading2"/>
       </w:pPr>
       <w:r>
-        <w:t xml:space="preserve">Commit- </w:t>
-      </w:r>
-      <w:proofErr w:type="spellStart"/>
-      <w:r>
-        <w:t>en</w:t>
-      </w:r>
-      <w:proofErr w:type="spellEnd"/>
-      <w:r>
-        <w:t xml:space="preserve"> </w:t>
-      </w:r>
-      <w:proofErr w:type="spellStart"/>
-      <w:r>
-        <w:t>tagafspraken</w:t>
-      </w:r>
-      <w:proofErr w:type="spellEnd"/>
-    </w:p>
-    <w:p>
-      <w:pPr>
-        <w:pStyle w:val="ListBullet"/>
-        <w:rPr>
-          <w:lang w:val="nl-NL"/>
-        </w:rPr>
-      </w:pPr>
-      <w:proofErr w:type="spellStart"/>
-      <w:r>
-        <w:rPr>
-          <w:lang w:val="nl-NL"/>
-        </w:rPr>
-        <w:t>Commitberichten</w:t>
-      </w:r>
-      <w:proofErr w:type="spellEnd"/>
-      <w:r>
-        <w:rPr>
-          <w:lang w:val="nl-NL"/>
-        </w:rPr>
-        <w:t xml:space="preserve"> beschrijven wat is aangepast, bijvoorbeeld: </w:t>
-      </w:r>
-      <w:proofErr w:type="spellStart"/>
-      <w:r>
-        <w:rPr>
-          <w:lang w:val="nl-NL"/>
-        </w:rPr>
-        <w:t>feat</w:t>
-      </w:r>
-      <w:proofErr w:type="spellEnd"/>
-      <w:r>
-        <w:rPr>
-          <w:lang w:val="nl-NL"/>
-        </w:rPr>
-        <w:t>(kassa): voeg orderregels toe.</w:t>
+        <w:t>Commit- en tagafspraken</w:t>
       </w:r>
     </w:p>
     <w:p>
@@ -12023,49 +6654,21 @@
         <w:rPr>
           <w:lang w:val="nl-NL"/>
         </w:rPr>
-        <w:t xml:space="preserve">Elke databasewijziging gaat via </w:t>
+        <w:t>Commitberichten beschrijven wat is aangepast, bijvoorbeeld: feat(kassa): voeg orderregels toe.</w:t>
       </w:r>
-      <w:proofErr w:type="spellStart"/>
+    </w:p>
+    <w:p>
+      <w:pPr>
+        <w:pStyle w:val="ListBullet"/>
+        <w:rPr>
+          <w:lang w:val="nl-NL"/>
+        </w:rPr>
+      </w:pPr>
       <w:r>
         <w:rPr>
           <w:lang w:val="nl-NL"/>
         </w:rPr>
-        <w:t>Laravel</w:t>
-      </w:r>
-      <w:proofErr w:type="spellEnd"/>
-      <w:r>
-        <w:rPr>
-          <w:lang w:val="nl-NL"/>
-        </w:rPr>
-        <w:t xml:space="preserve"> </w:t>
-      </w:r>
-      <w:proofErr w:type="spellStart"/>
-      <w:r>
-        <w:rPr>
-          <w:lang w:val="nl-NL"/>
-        </w:rPr>
-        <w:t>migration</w:t>
-      </w:r>
-      <w:proofErr w:type="spellEnd"/>
-      <w:r>
-        <w:rPr>
-          <w:lang w:val="nl-NL"/>
-        </w:rPr>
-        <w:t xml:space="preserve">; directe handmatige tabelwijzigingen zijn alleen toegestaan als noodprocedure en worden daarna als </w:t>
-      </w:r>
-      <w:proofErr w:type="spellStart"/>
-      <w:r>
-        <w:rPr>
-          <w:lang w:val="nl-NL"/>
-        </w:rPr>
-        <w:t>migration</w:t>
-      </w:r>
-      <w:proofErr w:type="spellEnd"/>
-      <w:r>
-        <w:rPr>
-          <w:lang w:val="nl-NL"/>
-        </w:rPr>
-        <w:t xml:space="preserve"> vastgelegd.</w:t>
+        <w:t>Elke databasewijziging gaat via Laravel migration; directe handmatige tabelwijzigingen zijn alleen toegestaan als noodprocedure en worden daarna als migration vastgelegd.</w:t>
       </w:r>
     </w:p>
     <w:p>
@@ -12093,35 +6696,7 @@
         <w:rPr>
           <w:lang w:val="nl-NL"/>
         </w:rPr>
-        <w:t>Elke productie-release krijgt een tag zoals v1.0.0 met release-</w:t>
-      </w:r>
-      <w:proofErr w:type="spellStart"/>
-      <w:r>
-        <w:rPr>
-          <w:lang w:val="nl-NL"/>
-        </w:rPr>
-        <w:t>notes</w:t>
-      </w:r>
-      <w:proofErr w:type="spellEnd"/>
-      <w:r>
-        <w:rPr>
-          <w:lang w:val="nl-NL"/>
-        </w:rPr>
-        <w:t xml:space="preserve"> en </w:t>
-      </w:r>
-      <w:proofErr w:type="spellStart"/>
-      <w:r>
-        <w:rPr>
-          <w:lang w:val="nl-NL"/>
-        </w:rPr>
-        <w:t>rollback</w:t>
-      </w:r>
-      <w:proofErr w:type="spellEnd"/>
-      <w:r>
-        <w:rPr>
-          <w:lang w:val="nl-NL"/>
-        </w:rPr>
-        <w:t>-instructie.</w:t>
+        <w:t>Elke productie-release krijgt een tag zoals v1.0.0 met release-notes en rollback-instructie.</w:t>
       </w:r>
     </w:p>
     <w:p>
@@ -12144,19 +6719,11 @@
           <w:lang w:val="nl-NL"/>
         </w:rPr>
       </w:pPr>
-      <w:proofErr w:type="spellStart"/>
       <w:r>
         <w:rPr>
           <w:lang w:val="nl-NL"/>
         </w:rPr>
-        <w:t>Deployments</w:t>
-      </w:r>
-      <w:proofErr w:type="spellEnd"/>
-      <w:r>
-        <w:rPr>
-          <w:lang w:val="nl-NL"/>
-        </w:rPr>
-        <w:t xml:space="preserve"> worden gepland om dataverlies en downtime te voorkomen. De oude productie blijft actief tot de eigenaar de acceptatieomgeving heeft goedgekeurd. Nieuwe functionaliteit wordt eerst op Test gecontroleerd en daarna op Acceptatie beoordeeld.</w:t>
+        <w:t>Deployments worden gepland om dataverlies en downtime te voorkomen. De oude productie blijft actief tot de eigenaar de acceptatieomgeving heeft goedgekeurd. Nieuwe functionaliteit wordt eerst op Test gecontroleerd en daarna op Acceptatie beoordeeld.</w:t>
       </w:r>
     </w:p>
     <w:tbl>
@@ -12435,14 +7002,12 @@
             <w:pPr>
               <w:spacing w:after="0"/>
             </w:pPr>
-            <w:proofErr w:type="spellStart"/>
             <w:r>
               <w:rPr>
                 <w:sz w:val="18"/>
               </w:rPr>
               <w:t>Deploymoment</w:t>
             </w:r>
-            <w:proofErr w:type="spellEnd"/>
           </w:p>
         </w:tc>
         <w:tc>
@@ -12501,6 +7066,7 @@
               <w:rPr>
                 <w:sz w:val="18"/>
               </w:rPr>
+              <w:lastRenderedPageBreak/>
               <w:t>Backup</w:t>
             </w:r>
           </w:p>
@@ -12539,49 +7105,7 @@
               <w:rPr>
                 <w:sz w:val="18"/>
               </w:rPr>
-              <w:t xml:space="preserve">Rollback </w:t>
-            </w:r>
-            <w:proofErr w:type="spellStart"/>
-            <w:r>
-              <w:rPr>
-                <w:sz w:val="18"/>
-              </w:rPr>
-              <w:t>moet</w:t>
-            </w:r>
-            <w:proofErr w:type="spellEnd"/>
-            <w:r>
-              <w:rPr>
-                <w:sz w:val="18"/>
-              </w:rPr>
-              <w:t xml:space="preserve"> </w:t>
-            </w:r>
-            <w:proofErr w:type="spellStart"/>
-            <w:r>
-              <w:rPr>
-                <w:sz w:val="18"/>
-              </w:rPr>
-              <w:t>uitvoerbaar</w:t>
-            </w:r>
-            <w:proofErr w:type="spellEnd"/>
-            <w:r>
-              <w:rPr>
-                <w:sz w:val="18"/>
-              </w:rPr>
-              <w:t xml:space="preserve"> </w:t>
-            </w:r>
-            <w:proofErr w:type="spellStart"/>
-            <w:r>
-              <w:rPr>
-                <w:sz w:val="18"/>
-              </w:rPr>
-              <w:t>zijn</w:t>
-            </w:r>
-            <w:proofErr w:type="spellEnd"/>
-            <w:r>
-              <w:rPr>
-                <w:sz w:val="18"/>
-              </w:rPr>
-              <w:t>.</w:t>
+              <w:t>Rollback moet uitvoerbaar zijn.</w:t>
             </w:r>
           </w:p>
         </w:tc>
@@ -12662,19 +7186,9 @@
       <w:pPr>
         <w:pStyle w:val="Heading2"/>
       </w:pPr>
-      <w:proofErr w:type="spellStart"/>
       <w:r>
-        <w:t>Stappenplan</w:t>
+        <w:t>Stappenplan productie-oplevering</w:t>
       </w:r>
-      <w:proofErr w:type="spellEnd"/>
-      <w:r>
-        <w:t xml:space="preserve"> </w:t>
-      </w:r>
-      <w:proofErr w:type="spellStart"/>
-      <w:r>
-        <w:t>productie-oplevering</w:t>
-      </w:r>
-      <w:proofErr w:type="spellEnd"/>
     </w:p>
     <w:p>
       <w:pPr>
@@ -12687,21 +7201,7 @@
         <w:rPr>
           <w:lang w:val="nl-NL"/>
         </w:rPr>
-        <w:t xml:space="preserve">Zet release </w:t>
-      </w:r>
-      <w:proofErr w:type="spellStart"/>
-      <w:r>
-        <w:rPr>
-          <w:lang w:val="nl-NL"/>
-        </w:rPr>
-        <w:t>branch</w:t>
-      </w:r>
-      <w:proofErr w:type="spellEnd"/>
-      <w:r>
-        <w:rPr>
-          <w:lang w:val="nl-NL"/>
-        </w:rPr>
-        <w:t xml:space="preserve"> vast en maak tag v1.0.0-rc.1.</w:t>
+        <w:t>Zet release branch vast en maak tag v1.0.0-rc.1.</w:t>
       </w:r>
     </w:p>
     <w:p>
@@ -12711,33 +7211,11 @@
           <w:lang w:val="nl-NL"/>
         </w:rPr>
       </w:pPr>
-      <w:proofErr w:type="spellStart"/>
       <w:r>
         <w:rPr>
           <w:lang w:val="nl-NL"/>
         </w:rPr>
-        <w:t>Deploy</w:t>
-      </w:r>
-      <w:proofErr w:type="spellEnd"/>
-      <w:r>
-        <w:rPr>
-          <w:lang w:val="nl-NL"/>
-        </w:rPr>
-        <w:t xml:space="preserve"> naar Acceptatie en voer regressietest uit op homepage, menukaart, login, kassa, </w:t>
-      </w:r>
-      <w:proofErr w:type="spellStart"/>
-      <w:r>
-        <w:rPr>
-          <w:lang w:val="nl-NL"/>
-        </w:rPr>
-        <w:t>menuconfigurator</w:t>
-      </w:r>
-      <w:proofErr w:type="spellEnd"/>
-      <w:r>
-        <w:rPr>
-          <w:lang w:val="nl-NL"/>
-        </w:rPr>
-        <w:t xml:space="preserve"> en bestelproces.</w:t>
+        <w:t>Deploy naar Acceptatie en voer regressietest uit op homepage, menukaart, login, kassa, menuconfigurator en bestelproces.</w:t>
       </w:r>
     </w:p>
     <w:p>
@@ -12765,35 +7243,7 @@
         <w:rPr>
           <w:lang w:val="nl-NL"/>
         </w:rPr>
-        <w:t xml:space="preserve">Start content </w:t>
-      </w:r>
-      <w:proofErr w:type="spellStart"/>
-      <w:r>
-        <w:rPr>
-          <w:lang w:val="nl-NL"/>
-        </w:rPr>
-        <w:t>freeze</w:t>
-      </w:r>
-      <w:proofErr w:type="spellEnd"/>
-      <w:r>
-        <w:rPr>
-          <w:lang w:val="nl-NL"/>
-        </w:rPr>
-        <w:t xml:space="preserve"> en exporteer oude database via </w:t>
-      </w:r>
-      <w:proofErr w:type="spellStart"/>
-      <w:r>
-        <w:rPr>
-          <w:lang w:val="nl-NL"/>
-        </w:rPr>
-        <w:t>phpMyAdmin</w:t>
-      </w:r>
-      <w:proofErr w:type="spellEnd"/>
-      <w:r>
-        <w:rPr>
-          <w:lang w:val="nl-NL"/>
-        </w:rPr>
-        <w:t>.</w:t>
+        <w:t>Start content freeze en exporteer oude database via phpMyAdmin.</w:t>
       </w:r>
     </w:p>
     <w:p>
@@ -12807,21 +7257,7 @@
         <w:rPr>
           <w:lang w:val="nl-NL"/>
         </w:rPr>
-        <w:t xml:space="preserve">Maak </w:t>
-      </w:r>
-      <w:proofErr w:type="spellStart"/>
-      <w:r>
-        <w:rPr>
-          <w:lang w:val="nl-NL"/>
-        </w:rPr>
-        <w:t>backup</w:t>
-      </w:r>
-      <w:proofErr w:type="spellEnd"/>
-      <w:r>
-        <w:rPr>
-          <w:lang w:val="nl-NL"/>
-        </w:rPr>
-        <w:t xml:space="preserve"> van oude bestanden en oude database.</w:t>
+        <w:t>Maak backup van oude bestanden en oude database.</w:t>
       </w:r>
     </w:p>
     <w:p>
@@ -12857,31 +7293,7 @@
         <w:pStyle w:val="ListNumber"/>
       </w:pPr>
       <w:r>
-        <w:t xml:space="preserve">Upload </w:t>
-      </w:r>
-      <w:proofErr w:type="spellStart"/>
-      <w:r>
-        <w:t>releasepakket</w:t>
-      </w:r>
-      <w:proofErr w:type="spellEnd"/>
-      <w:r>
-        <w:t xml:space="preserve"> </w:t>
-      </w:r>
-      <w:proofErr w:type="spellStart"/>
-      <w:r>
-        <w:t>naar</w:t>
-      </w:r>
-      <w:proofErr w:type="spellEnd"/>
-      <w:r>
-        <w:t xml:space="preserve"> </w:t>
-      </w:r>
-      <w:proofErr w:type="spellStart"/>
-      <w:r>
-        <w:t>productie</w:t>
-      </w:r>
-      <w:proofErr w:type="spellEnd"/>
-      <w:r>
-        <w:t xml:space="preserve"> en controleer APP_ENV=production en APP_DEBUG=false.</w:t>
+        <w:t>Upload releasepakket naar productie en controleer APP_ENV=production en APP_DEBUG=false.</w:t>
       </w:r>
     </w:p>
     <w:p>
@@ -12895,22 +7307,7 @@
         <w:rPr>
           <w:lang w:val="nl-NL"/>
         </w:rPr>
-        <w:lastRenderedPageBreak/>
-        <w:t xml:space="preserve">Voer </w:t>
-      </w:r>
-      <w:proofErr w:type="spellStart"/>
-      <w:r>
-        <w:rPr>
-          <w:lang w:val="nl-NL"/>
-        </w:rPr>
-        <w:t>smoke</w:t>
-      </w:r>
-      <w:proofErr w:type="spellEnd"/>
-      <w:r>
-        <w:rPr>
-          <w:lang w:val="nl-NL"/>
-        </w:rPr>
-        <w:t xml:space="preserve"> test uit: homepage, menukaart, login, bestelling aanmaken, verkoopoverzicht.</w:t>
+        <w:t>Voer smoke test uit: homepage, menukaart, login, bestelling aanmaken, verkoopoverzicht.</w:t>
       </w:r>
     </w:p>
     <w:p>
@@ -12924,21 +7321,7 @@
         <w:rPr>
           <w:lang w:val="nl-NL"/>
         </w:rPr>
-        <w:t xml:space="preserve">Hef content </w:t>
-      </w:r>
-      <w:proofErr w:type="spellStart"/>
-      <w:r>
-        <w:rPr>
-          <w:lang w:val="nl-NL"/>
-        </w:rPr>
-        <w:t>freeze</w:t>
-      </w:r>
-      <w:proofErr w:type="spellEnd"/>
-      <w:r>
-        <w:rPr>
-          <w:lang w:val="nl-NL"/>
-        </w:rPr>
-        <w:t xml:space="preserve"> op en noteer release in changelog.</w:t>
+        <w:t>Hef content freeze op en noteer release in changelog.</w:t>
       </w:r>
     </w:p>
     <w:p>
@@ -12948,14 +7331,12 @@
           <w:lang w:val="nl-NL"/>
         </w:rPr>
       </w:pPr>
-      <w:proofErr w:type="spellStart"/>
       <w:r>
         <w:rPr>
           <w:lang w:val="nl-NL"/>
         </w:rPr>
         <w:t>Rollback</w:t>
       </w:r>
-      <w:proofErr w:type="spellEnd"/>
     </w:p>
     <w:p>
       <w:pPr>
@@ -12967,35 +7348,7 @@
         <w:rPr>
           <w:lang w:val="nl-NL"/>
         </w:rPr>
-        <w:t xml:space="preserve">Als de </w:t>
-      </w:r>
-      <w:proofErr w:type="spellStart"/>
-      <w:r>
-        <w:rPr>
-          <w:lang w:val="nl-NL"/>
-        </w:rPr>
-        <w:t>smoke</w:t>
-      </w:r>
-      <w:proofErr w:type="spellEnd"/>
-      <w:r>
-        <w:rPr>
-          <w:lang w:val="nl-NL"/>
-        </w:rPr>
-        <w:t xml:space="preserve"> test faalt en de fout niet binnen 15 minuten veilig opgelost kan worden, wordt teruggerold naar de oude bestanden en oude </w:t>
-      </w:r>
-      <w:proofErr w:type="spellStart"/>
-      <w:r>
-        <w:rPr>
-          <w:lang w:val="nl-NL"/>
-        </w:rPr>
-        <w:t>databasebackup</w:t>
-      </w:r>
-      <w:proofErr w:type="spellEnd"/>
-      <w:r>
-        <w:rPr>
-          <w:lang w:val="nl-NL"/>
-        </w:rPr>
-        <w:t>. Nieuwe orders die eventueel al in de nieuwe database zijn geplaatst, worden eerst als SQL-export veiliggesteld voordat de oude database wordt teruggezet.</w:t>
+        <w:t>Als de smoke test faalt en de fout niet binnen 15 minuten veilig opgelost kan worden, wordt teruggerold naar de oude bestanden en oude databasebackup. Nieuwe orders die eventueel al in de nieuwe database zijn geplaatst, worden eerst als SQL-export veiliggesteld voordat de oude database wordt teruggezet.</w:t>
       </w:r>
     </w:p>
     <w:p>
@@ -13009,21 +7362,7 @@
         <w:rPr>
           <w:lang w:val="nl-NL"/>
         </w:rPr>
-        <w:t xml:space="preserve">8. </w:t>
-      </w:r>
-      <w:proofErr w:type="gramStart"/>
-      <w:r>
-        <w:rPr>
-          <w:lang w:val="nl-NL"/>
-        </w:rPr>
-        <w:t>Data management</w:t>
-      </w:r>
-      <w:proofErr w:type="gramEnd"/>
-      <w:r>
-        <w:rPr>
-          <w:lang w:val="nl-NL"/>
-        </w:rPr>
-        <w:t xml:space="preserve"> en synchronisatie</w:t>
+        <w:t>8. Data management en synchronisatie</w:t>
       </w:r>
     </w:p>
     <w:p>
@@ -13034,23 +7373,7 @@
         <w:t xml:space="preserve">Data stroomt gecontroleerd van productie naar lagere omgevingen voor testdoeleinden, en code stroomt van ontwikkel naar productie. </w:t>
       </w:r>
       <w:r>
-        <w:t xml:space="preserve">Er </w:t>
-      </w:r>
-      <w:proofErr w:type="spellStart"/>
-      <w:r>
-        <w:t>wordt</w:t>
-      </w:r>
-      <w:proofErr w:type="spellEnd"/>
-      <w:r>
-        <w:t xml:space="preserve"> nooit </w:t>
-      </w:r>
-      <w:proofErr w:type="spellStart"/>
-      <w:r>
-        <w:t>testdata</w:t>
-      </w:r>
-      <w:proofErr w:type="spellEnd"/>
-      <w:r>
-        <w:t xml:space="preserve"> teruggezet naar productie.</w:t>
+        <w:t>Er wordt nooit testdata teruggezet naar productie.</w:t>
       </w:r>
     </w:p>
     <w:tbl>
@@ -13183,23 +7506,7 @@
                 <w:sz w:val="18"/>
                 <w:lang w:val="nl-NL"/>
               </w:rPr>
-              <w:t xml:space="preserve">Exporteer via </w:t>
-            </w:r>
-            <w:proofErr w:type="spellStart"/>
-            <w:r>
-              <w:rPr>
-                <w:sz w:val="18"/>
-                <w:lang w:val="nl-NL"/>
-              </w:rPr>
-              <w:t>phpMyAdmin</w:t>
-            </w:r>
-            <w:proofErr w:type="spellEnd"/>
-            <w:r>
-              <w:rPr>
-                <w:sz w:val="18"/>
-                <w:lang w:val="nl-NL"/>
-              </w:rPr>
-              <w:t>, anonimiseer klantgegevens en importeer in lagere omgeving.</w:t>
+              <w:t>Exporteer via phpMyAdmin, anonimiseer klantgegevens en importeer in lagere omgeving.</w:t>
             </w:r>
           </w:p>
         </w:tc>
@@ -13217,28 +7524,12 @@
             <w:pPr>
               <w:spacing w:after="0"/>
             </w:pPr>
-            <w:proofErr w:type="spellStart"/>
-            <w:r>
-              <w:rPr>
-                <w:sz w:val="18"/>
-              </w:rPr>
-              <w:t>Acceptatie</w:t>
-            </w:r>
-            <w:proofErr w:type="spellEnd"/>
-            <w:r>
-              <w:rPr>
-                <w:sz w:val="18"/>
-              </w:rPr>
-              <w:t xml:space="preserve">/Test -&gt; </w:t>
-            </w:r>
-            <w:proofErr w:type="spellStart"/>
-            <w:r>
-              <w:rPr>
-                <w:sz w:val="18"/>
-              </w:rPr>
-              <w:t>Productie</w:t>
-            </w:r>
-            <w:proofErr w:type="spellEnd"/>
+            <w:r>
+              <w:rPr>
+                <w:sz w:val="18"/>
+              </w:rPr>
+              <w:t>Acceptatie/Test -&gt; Productie</w:t>
+            </w:r>
           </w:p>
         </w:tc>
         <w:tc>
@@ -13275,55 +7566,7 @@
                 <w:sz w:val="18"/>
                 <w:lang w:val="nl-NL"/>
               </w:rPr>
-              <w:t xml:space="preserve">Alleen </w:t>
-            </w:r>
-            <w:proofErr w:type="spellStart"/>
-            <w:r>
-              <w:rPr>
-                <w:sz w:val="18"/>
-                <w:lang w:val="nl-NL"/>
-              </w:rPr>
-              <w:t>Laravel</w:t>
-            </w:r>
-            <w:proofErr w:type="spellEnd"/>
-            <w:r>
-              <w:rPr>
-                <w:sz w:val="18"/>
-                <w:lang w:val="nl-NL"/>
-              </w:rPr>
-              <w:t xml:space="preserve"> </w:t>
-            </w:r>
-            <w:proofErr w:type="spellStart"/>
-            <w:r>
-              <w:rPr>
-                <w:sz w:val="18"/>
-                <w:lang w:val="nl-NL"/>
-              </w:rPr>
-              <w:t>migrations</w:t>
-            </w:r>
-            <w:proofErr w:type="spellEnd"/>
-            <w:r>
-              <w:rPr>
-                <w:sz w:val="18"/>
-                <w:lang w:val="nl-NL"/>
-              </w:rPr>
-              <w:t xml:space="preserve"> en gecontroleerde </w:t>
-            </w:r>
-            <w:proofErr w:type="spellStart"/>
-            <w:r>
-              <w:rPr>
-                <w:sz w:val="18"/>
-                <w:lang w:val="nl-NL"/>
-              </w:rPr>
-              <w:t>seeders</w:t>
-            </w:r>
-            <w:proofErr w:type="spellEnd"/>
-            <w:r>
-              <w:rPr>
-                <w:sz w:val="18"/>
-                <w:lang w:val="nl-NL"/>
-              </w:rPr>
-              <w:t xml:space="preserve"> mogen naar productie.</w:t>
+              <w:t>Alleen Laravel migrations en gecontroleerde seeders mogen naar productie.</w:t>
             </w:r>
           </w:p>
         </w:tc>
@@ -13345,21 +7588,7 @@
               <w:rPr>
                 <w:sz w:val="18"/>
               </w:rPr>
-              <w:t xml:space="preserve">Oude DB -&gt; </w:t>
-            </w:r>
-            <w:proofErr w:type="spellStart"/>
-            <w:r>
-              <w:rPr>
-                <w:sz w:val="18"/>
-              </w:rPr>
-              <w:t>Nieuwe</w:t>
-            </w:r>
-            <w:proofErr w:type="spellEnd"/>
-            <w:r>
-              <w:rPr>
-                <w:sz w:val="18"/>
-              </w:rPr>
-              <w:t xml:space="preserve"> DB</w:t>
+              <w:t>Oude DB -&gt; Nieuwe DB</w:t>
             </w:r>
           </w:p>
         </w:tc>
@@ -13479,35 +7708,7 @@
         <w:rPr>
           <w:lang w:val="nl-NL"/>
         </w:rPr>
-        <w:t xml:space="preserve">Exporteer </w:t>
-      </w:r>
-      <w:proofErr w:type="spellStart"/>
-      <w:r>
-        <w:rPr>
-          <w:lang w:val="nl-NL"/>
-        </w:rPr>
-        <w:t>gouden_draak</w:t>
-      </w:r>
-      <w:proofErr w:type="spellEnd"/>
-      <w:r>
-        <w:rPr>
-          <w:lang w:val="nl-NL"/>
-        </w:rPr>
-        <w:t xml:space="preserve"> via </w:t>
-      </w:r>
-      <w:proofErr w:type="spellStart"/>
-      <w:r>
-        <w:rPr>
-          <w:lang w:val="nl-NL"/>
-        </w:rPr>
-        <w:t>phpMyAdmin</w:t>
-      </w:r>
-      <w:proofErr w:type="spellEnd"/>
-      <w:r>
-        <w:rPr>
-          <w:lang w:val="nl-NL"/>
-        </w:rPr>
-        <w:t xml:space="preserve"> als SQL met structuur en data.</w:t>
+        <w:t>Exporteer gouden_draak via phpMyAdmin als SQL met structuur en data.</w:t>
       </w:r>
     </w:p>
     <w:p>
@@ -13521,21 +7722,7 @@
         <w:rPr>
           <w:lang w:val="nl-NL"/>
         </w:rPr>
-        <w:t xml:space="preserve">Importeer de dump lokaal in </w:t>
-      </w:r>
-      <w:proofErr w:type="spellStart"/>
-      <w:r>
-        <w:rPr>
-          <w:lang w:val="nl-NL"/>
-        </w:rPr>
-        <w:t>gouden_draak_legacy</w:t>
-      </w:r>
-      <w:proofErr w:type="spellEnd"/>
-      <w:r>
-        <w:rPr>
-          <w:lang w:val="nl-NL"/>
-        </w:rPr>
-        <w:t>.</w:t>
+        <w:t>Importeer de dump lokaal in gouden_draak_legacy.</w:t>
       </w:r>
     </w:p>
     <w:p>
@@ -13549,91 +7736,7 @@
         <w:rPr>
           <w:lang w:val="nl-NL"/>
         </w:rPr>
-        <w:t xml:space="preserve">Maak een </w:t>
-      </w:r>
-      <w:proofErr w:type="spellStart"/>
-      <w:r>
-        <w:rPr>
-          <w:lang w:val="nl-NL"/>
-        </w:rPr>
-        <w:t>Laravel</w:t>
-      </w:r>
-      <w:proofErr w:type="spellEnd"/>
-      <w:r>
-        <w:rPr>
-          <w:lang w:val="nl-NL"/>
-        </w:rPr>
-        <w:t xml:space="preserve"> </w:t>
-      </w:r>
-      <w:proofErr w:type="spellStart"/>
-      <w:r>
-        <w:rPr>
-          <w:lang w:val="nl-NL"/>
-        </w:rPr>
-        <w:t>migration</w:t>
-      </w:r>
-      <w:proofErr w:type="spellEnd"/>
-      <w:r>
-        <w:rPr>
-          <w:lang w:val="nl-NL"/>
-        </w:rPr>
-        <w:t xml:space="preserve"> voor de nieuwe tabellen en voer </w:t>
-      </w:r>
-      <w:proofErr w:type="spellStart"/>
-      <w:r>
-        <w:rPr>
-          <w:lang w:val="nl-NL"/>
-        </w:rPr>
-        <w:t>php</w:t>
-      </w:r>
-      <w:proofErr w:type="spellEnd"/>
-      <w:r>
-        <w:rPr>
-          <w:lang w:val="nl-NL"/>
-        </w:rPr>
-        <w:t xml:space="preserve"> </w:t>
-      </w:r>
-      <w:proofErr w:type="spellStart"/>
-      <w:r>
-        <w:rPr>
-          <w:lang w:val="nl-NL"/>
-        </w:rPr>
-        <w:t>artisan</w:t>
-      </w:r>
-      <w:proofErr w:type="spellEnd"/>
-      <w:r>
-        <w:rPr>
-          <w:lang w:val="nl-NL"/>
-        </w:rPr>
-        <w:t xml:space="preserve"> </w:t>
-      </w:r>
-      <w:proofErr w:type="spellStart"/>
-      <w:r>
-        <w:rPr>
-          <w:lang w:val="nl-NL"/>
-        </w:rPr>
-        <w:t>migrate</w:t>
-      </w:r>
-      <w:proofErr w:type="spellEnd"/>
-      <w:r>
-        <w:rPr>
-          <w:lang w:val="nl-NL"/>
-        </w:rPr>
-        <w:t xml:space="preserve"> uit op </w:t>
-      </w:r>
-      <w:proofErr w:type="spellStart"/>
-      <w:r>
-        <w:rPr>
-          <w:lang w:val="nl-NL"/>
-        </w:rPr>
-        <w:t>gouden_draak_dev</w:t>
-      </w:r>
-      <w:proofErr w:type="spellEnd"/>
-      <w:r>
-        <w:rPr>
-          <w:lang w:val="nl-NL"/>
-        </w:rPr>
-        <w:t>.</w:t>
+        <w:t>Maak een Laravel migration voor de nieuwe tabellen en voer php artisan migrate uit op gouden_draak_dev.</w:t>
       </w:r>
     </w:p>
     <w:p>
@@ -13647,57 +7750,7 @@
         <w:rPr>
           <w:lang w:val="nl-NL"/>
         </w:rPr>
-        <w:t xml:space="preserve">Maak een </w:t>
-      </w:r>
-      <w:proofErr w:type="spellStart"/>
-      <w:r>
-        <w:rPr>
-          <w:lang w:val="nl-NL"/>
-        </w:rPr>
-        <w:t>Artisan</w:t>
-      </w:r>
-      <w:proofErr w:type="spellEnd"/>
-      <w:r>
-        <w:rPr>
-          <w:lang w:val="nl-NL"/>
-        </w:rPr>
-        <w:t xml:space="preserve"> </w:t>
-      </w:r>
-      <w:proofErr w:type="spellStart"/>
-      <w:r>
-        <w:rPr>
-          <w:lang w:val="nl-NL"/>
-        </w:rPr>
-        <w:t>command</w:t>
-      </w:r>
-      <w:proofErr w:type="spellEnd"/>
-      <w:r>
-        <w:rPr>
-          <w:lang w:val="nl-NL"/>
-        </w:rPr>
-        <w:t xml:space="preserve"> </w:t>
-      </w:r>
-      <w:proofErr w:type="spellStart"/>
-      <w:proofErr w:type="gramStart"/>
-      <w:r>
-        <w:rPr>
-          <w:lang w:val="nl-NL"/>
-        </w:rPr>
-        <w:t>app:import</w:t>
-      </w:r>
-      <w:proofErr w:type="gramEnd"/>
-      <w:r>
-        <w:rPr>
-          <w:lang w:val="nl-NL"/>
-        </w:rPr>
-        <w:t>-legacy-gouden-draak</w:t>
-      </w:r>
-      <w:proofErr w:type="spellEnd"/>
-      <w:r>
-        <w:rPr>
-          <w:lang w:val="nl-NL"/>
-        </w:rPr>
-        <w:t xml:space="preserve"> dat de oude tabellen leest en de nieuwe tabellen vult.</w:t>
+        <w:t>Maak een Artisan command app:import-legacy-gouden-draak dat de oude tabellen leest en de nieuwe tabellen vult.</w:t>
       </w:r>
     </w:p>
     <w:p>
@@ -13725,49 +7778,7 @@
         <w:rPr>
           <w:lang w:val="nl-NL"/>
         </w:rPr>
-        <w:t xml:space="preserve">Maak </w:t>
-      </w:r>
-      <w:proofErr w:type="spellStart"/>
-      <w:r>
-        <w:rPr>
-          <w:lang w:val="nl-NL"/>
-        </w:rPr>
-        <w:t>menu_categories</w:t>
-      </w:r>
-      <w:proofErr w:type="spellEnd"/>
-      <w:r>
-        <w:rPr>
-          <w:lang w:val="nl-NL"/>
-        </w:rPr>
-        <w:t xml:space="preserve"> op basis van </w:t>
-      </w:r>
-      <w:proofErr w:type="gramStart"/>
-      <w:r>
-        <w:rPr>
-          <w:lang w:val="nl-NL"/>
-        </w:rPr>
-        <w:t>DISTINCT soortgerecht</w:t>
-      </w:r>
-      <w:proofErr w:type="gramEnd"/>
-      <w:r>
-        <w:rPr>
-          <w:lang w:val="nl-NL"/>
-        </w:rPr>
-        <w:t xml:space="preserve">, met </w:t>
-      </w:r>
-      <w:proofErr w:type="spellStart"/>
-      <w:r>
-        <w:rPr>
-          <w:lang w:val="nl-NL"/>
-        </w:rPr>
-        <w:t>sort_order</w:t>
-      </w:r>
-      <w:proofErr w:type="spellEnd"/>
-      <w:r>
-        <w:rPr>
-          <w:lang w:val="nl-NL"/>
-        </w:rPr>
-        <w:t xml:space="preserve"> volgens de oude menukaartvolgorde.</w:t>
+        <w:t>Maak menu_categories op basis van DISTINCT soortgerecht, met sort_order volgens de oude menukaartvolgorde.</w:t>
       </w:r>
     </w:p>
     <w:p>
@@ -13781,63 +7792,8 @@
         <w:rPr>
           <w:lang w:val="nl-NL"/>
         </w:rPr>
-        <w:t xml:space="preserve">Maak </w:t>
-      </w:r>
-      <w:proofErr w:type="spellStart"/>
-      <w:r>
-        <w:rPr>
-          <w:lang w:val="nl-NL"/>
-        </w:rPr>
-        <w:t>menu_items</w:t>
-      </w:r>
-      <w:proofErr w:type="spellEnd"/>
-      <w:r>
-        <w:rPr>
-          <w:lang w:val="nl-NL"/>
-        </w:rPr>
-        <w:t xml:space="preserve"> aan met </w:t>
-      </w:r>
-      <w:proofErr w:type="spellStart"/>
-      <w:r>
-        <w:rPr>
-          <w:lang w:val="nl-NL"/>
-        </w:rPr>
-        <w:t>decimal</w:t>
-      </w:r>
-      <w:proofErr w:type="spellEnd"/>
-      <w:r>
-        <w:rPr>
-          <w:lang w:val="nl-NL"/>
-        </w:rPr>
-        <w:t xml:space="preserve">-prijzen en behoud oud </w:t>
-      </w:r>
-      <w:proofErr w:type="spellStart"/>
-      <w:r>
-        <w:rPr>
-          <w:lang w:val="nl-NL"/>
-        </w:rPr>
-        <w:t>id</w:t>
-      </w:r>
-      <w:proofErr w:type="spellEnd"/>
-      <w:r>
-        <w:rPr>
-          <w:lang w:val="nl-NL"/>
-        </w:rPr>
-        <w:t xml:space="preserve"> in </w:t>
-      </w:r>
-      <w:proofErr w:type="spellStart"/>
-      <w:r>
-        <w:rPr>
-          <w:lang w:val="nl-NL"/>
-        </w:rPr>
-        <w:t>legacy_menu_id</w:t>
-      </w:r>
-      <w:proofErr w:type="spellEnd"/>
-      <w:r>
-        <w:rPr>
-          <w:lang w:val="nl-NL"/>
-        </w:rPr>
-        <w:t xml:space="preserve"> voor controle.</w:t>
+        <w:lastRenderedPageBreak/>
+        <w:t>Maak menu_items aan met decimal-prijzen en behoud oud id in legacy_menu_id voor controle.</w:t>
       </w:r>
     </w:p>
     <w:p>
@@ -13851,49 +7807,7 @@
         <w:rPr>
           <w:lang w:val="nl-NL"/>
         </w:rPr>
-        <w:t xml:space="preserve">Groepeer sales-regels met dezelfde </w:t>
-      </w:r>
-      <w:proofErr w:type="spellStart"/>
-      <w:r>
-        <w:rPr>
-          <w:lang w:val="nl-NL"/>
-        </w:rPr>
-        <w:t>saleDate</w:t>
-      </w:r>
-      <w:proofErr w:type="spellEnd"/>
-      <w:r>
-        <w:rPr>
-          <w:lang w:val="nl-NL"/>
-        </w:rPr>
-        <w:t xml:space="preserve"> tot orders wanneer de </w:t>
-      </w:r>
-      <w:proofErr w:type="spellStart"/>
-      <w:r>
-        <w:rPr>
-          <w:lang w:val="nl-NL"/>
-        </w:rPr>
-        <w:t>timestamps</w:t>
-      </w:r>
-      <w:proofErr w:type="spellEnd"/>
-      <w:r>
-        <w:rPr>
-          <w:lang w:val="nl-NL"/>
-        </w:rPr>
-        <w:t xml:space="preserve"> gelijk zijn; zet losse regels in </w:t>
-      </w:r>
-      <w:proofErr w:type="spellStart"/>
-      <w:r>
-        <w:rPr>
-          <w:lang w:val="nl-NL"/>
-        </w:rPr>
-        <w:t>order_lines</w:t>
-      </w:r>
-      <w:proofErr w:type="spellEnd"/>
-      <w:r>
-        <w:rPr>
-          <w:lang w:val="nl-NL"/>
-        </w:rPr>
-        <w:t>.</w:t>
+        <w:t>Groepeer sales-regels met dezelfde saleDate tot orders wanneer de timestamps gelijk zijn; zet losse regels in order_lines.</w:t>
       </w:r>
     </w:p>
     <w:p>
@@ -13907,48 +7821,16 @@
         <w:rPr>
           <w:lang w:val="nl-NL"/>
         </w:rPr>
-        <w:t xml:space="preserve">Controleer aantallen: 1 gebruiker, 175 menu-items minus ontbrekende </w:t>
-      </w:r>
-      <w:proofErr w:type="spellStart"/>
-      <w:r>
-        <w:rPr>
-          <w:lang w:val="nl-NL"/>
-        </w:rPr>
-        <w:t>id</w:t>
-      </w:r>
-      <w:proofErr w:type="spellEnd"/>
-      <w:r>
-        <w:rPr>
-          <w:lang w:val="nl-NL"/>
-        </w:rPr>
-        <w:t xml:space="preserve"> 166, 35 sales-regels en lege configuratietabellen.</w:t>
+        <w:t>Controleer aantallen: 1 gebruiker, 175 menu-items minus ontbrekende id 166, 35 sales-regels en lege configuratietabellen.</w:t>
       </w:r>
     </w:p>
     <w:p>
       <w:pPr>
         <w:pStyle w:val="Heading2"/>
       </w:pPr>
-      <w:proofErr w:type="spellStart"/>
       <w:r>
-        <w:t>Controlequeries</w:t>
+        <w:t>Controlequeries na migratie</w:t>
       </w:r>
-      <w:proofErr w:type="spellEnd"/>
-      <w:r>
-        <w:t xml:space="preserve"> </w:t>
-      </w:r>
-      <w:proofErr w:type="spellStart"/>
-      <w:r>
-        <w:t>na</w:t>
-      </w:r>
-      <w:proofErr w:type="spellEnd"/>
-      <w:r>
-        <w:t xml:space="preserve"> </w:t>
-      </w:r>
-      <w:proofErr w:type="spellStart"/>
-      <w:r>
-        <w:t>migratie</w:t>
-      </w:r>
-      <w:proofErr w:type="spellEnd"/>
     </w:p>
     <w:p>
       <w:pPr>
@@ -14011,17 +7893,8 @@
         <w:rPr>
           <w:lang w:val="nl-NL"/>
         </w:rPr>
-        <w:lastRenderedPageBreak/>
-        <w:t xml:space="preserve">9. </w:t>
+        <w:t>9. Frontendadvies</w:t>
       </w:r>
-      <w:proofErr w:type="spellStart"/>
-      <w:r>
-        <w:rPr>
-          <w:lang w:val="nl-NL"/>
-        </w:rPr>
-        <w:t>Frontendadvies</w:t>
-      </w:r>
-      <w:proofErr w:type="spellEnd"/>
     </w:p>
     <w:p>
       <w:pPr>
@@ -14033,91 +7906,7 @@
         <w:rPr>
           <w:lang w:val="nl-NL"/>
         </w:rPr>
-        <w:t xml:space="preserve">Het advies is om Vue 3 met </w:t>
-      </w:r>
-      <w:proofErr w:type="spellStart"/>
-      <w:r>
-        <w:rPr>
-          <w:lang w:val="nl-NL"/>
-        </w:rPr>
-        <w:t>TypeScript</w:t>
-      </w:r>
-      <w:proofErr w:type="spellEnd"/>
-      <w:r>
-        <w:rPr>
-          <w:lang w:val="nl-NL"/>
-        </w:rPr>
-        <w:t xml:space="preserve"> te gebruiken binnen de </w:t>
-      </w:r>
-      <w:proofErr w:type="spellStart"/>
-      <w:r>
-        <w:rPr>
-          <w:lang w:val="nl-NL"/>
-        </w:rPr>
-        <w:t>Laravel</w:t>
-      </w:r>
-      <w:proofErr w:type="spellEnd"/>
-      <w:r>
-        <w:rPr>
-          <w:lang w:val="nl-NL"/>
-        </w:rPr>
-        <w:t>/</w:t>
-      </w:r>
-      <w:proofErr w:type="spellStart"/>
-      <w:r>
-        <w:rPr>
-          <w:lang w:val="nl-NL"/>
-        </w:rPr>
-        <w:t>Vite</w:t>
-      </w:r>
-      <w:proofErr w:type="spellEnd"/>
-      <w:r>
-        <w:rPr>
-          <w:lang w:val="nl-NL"/>
-        </w:rPr>
-        <w:t xml:space="preserve">-stack. Dit sluit aan op de opdracht, is overdraagbaar aan studenten die </w:t>
-      </w:r>
-      <w:proofErr w:type="spellStart"/>
-      <w:r>
-        <w:rPr>
-          <w:lang w:val="nl-NL"/>
-        </w:rPr>
-        <w:t>Laravel</w:t>
-      </w:r>
-      <w:proofErr w:type="spellEnd"/>
-      <w:r>
-        <w:rPr>
-          <w:lang w:val="nl-NL"/>
-        </w:rPr>
-        <w:t xml:space="preserve"> en </w:t>
-      </w:r>
-      <w:proofErr w:type="spellStart"/>
-      <w:r>
-        <w:rPr>
-          <w:lang w:val="nl-NL"/>
-        </w:rPr>
-        <w:t>VueJS</w:t>
-      </w:r>
-      <w:proofErr w:type="spellEnd"/>
-      <w:r>
-        <w:rPr>
-          <w:lang w:val="nl-NL"/>
-        </w:rPr>
-        <w:t xml:space="preserve"> leren, en maakt interactieve onderdelen schaalbaar zonder de backend te mengen met complexe </w:t>
-      </w:r>
-      <w:proofErr w:type="spellStart"/>
-      <w:r>
-        <w:rPr>
-          <w:lang w:val="nl-NL"/>
-        </w:rPr>
-        <w:t>frontendstatus</w:t>
-      </w:r>
-      <w:proofErr w:type="spellEnd"/>
-      <w:r>
-        <w:rPr>
-          <w:lang w:val="nl-NL"/>
-        </w:rPr>
-        <w:t>.</w:t>
+        <w:t>Het advies is om Vue 3 met TypeScript te gebruiken binnen de Laravel/Vite-stack. Dit sluit aan op de opdracht, is overdraagbaar aan studenten die Laravel en VueJS leren, en maakt interactieve onderdelen schaalbaar zonder de backend te mengen met complexe frontendstatus.</w:t>
       </w:r>
     </w:p>
     <w:tbl>
@@ -14147,7 +7936,6 @@
             <w:pPr>
               <w:spacing w:after="0"/>
             </w:pPr>
-            <w:proofErr w:type="spellStart"/>
             <w:r>
               <w:rPr>
                 <w:b/>
@@ -14155,7 +7943,6 @@
               </w:rPr>
               <w:t>Keuze</w:t>
             </w:r>
-            <w:proofErr w:type="spellEnd"/>
           </w:p>
         </w:tc>
         <w:tc>
@@ -14252,23 +8039,7 @@
                 <w:sz w:val="18"/>
                 <w:lang w:val="nl-NL"/>
               </w:rPr>
-              <w:t xml:space="preserve">Vue is verplicht vanuit de opdracht en </w:t>
-            </w:r>
-            <w:proofErr w:type="spellStart"/>
-            <w:r>
-              <w:rPr>
-                <w:sz w:val="18"/>
-                <w:lang w:val="nl-NL"/>
-              </w:rPr>
-              <w:t>TypeScript</w:t>
-            </w:r>
-            <w:proofErr w:type="spellEnd"/>
-            <w:r>
-              <w:rPr>
-                <w:sz w:val="18"/>
-                <w:lang w:val="nl-NL"/>
-              </w:rPr>
-              <w:t xml:space="preserve"> verlaagt foutkans bij kassa en bestelconfiguratie.</w:t>
+              <w:t>Vue is verplicht vanuit de opdracht en TypeScript verlaagt foutkans bij kassa en bestelconfiguratie.</w:t>
             </w:r>
           </w:p>
         </w:tc>
@@ -14290,16 +8061,8 @@
               <w:rPr>
                 <w:sz w:val="18"/>
               </w:rPr>
-              <w:t>Laravel-</w:t>
-            </w:r>
-            <w:proofErr w:type="spellStart"/>
-            <w:r>
-              <w:rPr>
-                <w:sz w:val="18"/>
-              </w:rPr>
-              <w:t>integratie</w:t>
-            </w:r>
-            <w:proofErr w:type="spellEnd"/>
+              <w:t>Laravel-integratie</w:t>
+            </w:r>
           </w:p>
         </w:tc>
         <w:tc>
@@ -14331,37 +8094,12 @@
                 <w:lang w:val="nl-NL"/>
               </w:rPr>
             </w:pPr>
-            <w:proofErr w:type="spellStart"/>
-            <w:r>
-              <w:rPr>
-                <w:sz w:val="18"/>
-                <w:lang w:val="nl-NL"/>
-              </w:rPr>
-              <w:t>Inertia</w:t>
-            </w:r>
-            <w:proofErr w:type="spellEnd"/>
-            <w:r>
-              <w:rPr>
-                <w:sz w:val="18"/>
-                <w:lang w:val="nl-NL"/>
-              </w:rPr>
-              <w:t xml:space="preserve"> is geschikt voor snelle </w:t>
-            </w:r>
-            <w:proofErr w:type="spellStart"/>
-            <w:r>
-              <w:rPr>
-                <w:sz w:val="18"/>
-                <w:lang w:val="nl-NL"/>
-              </w:rPr>
-              <w:t>Laravel</w:t>
-            </w:r>
-            <w:proofErr w:type="spellEnd"/>
-            <w:r>
-              <w:rPr>
-                <w:sz w:val="18"/>
-                <w:lang w:val="nl-NL"/>
-              </w:rPr>
-              <w:t>/Vue-overdracht; API+SPA is geschikt als tablets later losser moeten draaien.</w:t>
+            <w:r>
+              <w:rPr>
+                <w:sz w:val="18"/>
+                <w:lang w:val="nl-NL"/>
+              </w:rPr>
+              <w:t>Inertia is geschikt voor snelle Laravel/Vue-overdracht; API+SPA is geschikt als tablets later losser moeten draaien.</w:t>
             </w:r>
           </w:p>
         </w:tc>
@@ -14379,14 +8117,12 @@
             <w:pPr>
               <w:spacing w:after="0"/>
             </w:pPr>
-            <w:proofErr w:type="spellStart"/>
             <w:r>
               <w:rPr>
                 <w:sz w:val="18"/>
               </w:rPr>
               <w:t>Buildtool</w:t>
             </w:r>
-            <w:proofErr w:type="spellEnd"/>
           </w:p>
         </w:tc>
         <w:tc>
@@ -14423,39 +8159,7 @@
                 <w:sz w:val="18"/>
                 <w:lang w:val="nl-NL"/>
               </w:rPr>
-              <w:t xml:space="preserve">Standaard in moderne </w:t>
-            </w:r>
-            <w:proofErr w:type="spellStart"/>
-            <w:r>
-              <w:rPr>
-                <w:sz w:val="18"/>
-                <w:lang w:val="nl-NL"/>
-              </w:rPr>
-              <w:t>Laravel</w:t>
-            </w:r>
-            <w:proofErr w:type="spellEnd"/>
-            <w:r>
-              <w:rPr>
-                <w:sz w:val="18"/>
-                <w:lang w:val="nl-NL"/>
-              </w:rPr>
-              <w:t xml:space="preserve"> en snel voor development/</w:t>
-            </w:r>
-            <w:proofErr w:type="spellStart"/>
-            <w:r>
-              <w:rPr>
-                <w:sz w:val="18"/>
-                <w:lang w:val="nl-NL"/>
-              </w:rPr>
-              <w:t>builds</w:t>
-            </w:r>
-            <w:proofErr w:type="spellEnd"/>
-            <w:r>
-              <w:rPr>
-                <w:sz w:val="18"/>
-                <w:lang w:val="nl-NL"/>
-              </w:rPr>
-              <w:t>.</w:t>
+              <w:t>Standaard in moderne Laravel en snel voor development/builds.</w:t>
             </w:r>
           </w:p>
         </w:tc>
@@ -14507,65 +8211,18 @@
             <w:pPr>
               <w:spacing w:after="0"/>
             </w:pPr>
-            <w:proofErr w:type="spellStart"/>
-            <w:r>
-              <w:rPr>
-                <w:sz w:val="18"/>
-                <w:lang w:val="nl-NL"/>
-              </w:rPr>
-              <w:t>Tailwind</w:t>
-            </w:r>
-            <w:proofErr w:type="spellEnd"/>
-            <w:r>
-              <w:rPr>
-                <w:sz w:val="18"/>
-                <w:lang w:val="nl-NL"/>
-              </w:rPr>
-              <w:t xml:space="preserve"> geeft maatwerk zonder oude tabel-</w:t>
-            </w:r>
-            <w:proofErr w:type="spellStart"/>
-            <w:r>
-              <w:rPr>
-                <w:sz w:val="18"/>
-                <w:lang w:val="nl-NL"/>
-              </w:rPr>
-              <w:t>layout</w:t>
-            </w:r>
-            <w:proofErr w:type="spellEnd"/>
-            <w:r>
-              <w:rPr>
-                <w:sz w:val="18"/>
-                <w:lang w:val="nl-NL"/>
-              </w:rPr>
-              <w:t xml:space="preserve">; Bootstrap is eenvoudiger voor studenten. </w:t>
-            </w:r>
-            <w:proofErr w:type="spellStart"/>
-            <w:r>
-              <w:rPr>
-                <w:sz w:val="18"/>
-              </w:rPr>
-              <w:t>Advies</w:t>
-            </w:r>
-            <w:proofErr w:type="spellEnd"/>
-            <w:r>
-              <w:rPr>
-                <w:sz w:val="18"/>
-              </w:rPr>
-              <w:t xml:space="preserve">: Tailwind </w:t>
-            </w:r>
-            <w:proofErr w:type="spellStart"/>
-            <w:r>
-              <w:rPr>
-                <w:sz w:val="18"/>
-              </w:rPr>
-              <w:t>als</w:t>
-            </w:r>
-            <w:proofErr w:type="spellEnd"/>
-            <w:r>
-              <w:rPr>
-                <w:sz w:val="18"/>
-              </w:rPr>
-              <w:t xml:space="preserve"> team dit beheerst.</w:t>
+            <w:r>
+              <w:rPr>
+                <w:sz w:val="18"/>
+                <w:lang w:val="nl-NL"/>
+              </w:rPr>
+              <w:t xml:space="preserve">Tailwind geeft maatwerk zonder oude tabel-layout; Bootstrap is eenvoudiger voor studenten. </w:t>
+            </w:r>
+            <w:r>
+              <w:rPr>
+                <w:sz w:val="18"/>
+              </w:rPr>
+              <w:t>Advies: Tailwind als team dit beheerst.</w:t>
             </w:r>
           </w:p>
         </w:tc>
@@ -14625,23 +8282,7 @@
                 <w:sz w:val="18"/>
                 <w:lang w:val="nl-NL"/>
               </w:rPr>
-              <w:t xml:space="preserve">Kassa en </w:t>
-            </w:r>
-            <w:proofErr w:type="spellStart"/>
-            <w:r>
-              <w:rPr>
-                <w:sz w:val="18"/>
-                <w:lang w:val="nl-NL"/>
-              </w:rPr>
-              <w:t>menuconfigurator</w:t>
-            </w:r>
-            <w:proofErr w:type="spellEnd"/>
-            <w:r>
-              <w:rPr>
-                <w:sz w:val="18"/>
-                <w:lang w:val="nl-NL"/>
-              </w:rPr>
-              <w:t xml:space="preserve"> hebben gedeelde winkelmand-status; simpele pagina's niet.</w:t>
+              <w:t>Kassa en menuconfigurator hebben gedeelde winkelmand-status; simpele pagina's niet.</w:t>
             </w:r>
           </w:p>
         </w:tc>
@@ -14659,14 +8300,12 @@
             <w:pPr>
               <w:spacing w:after="0"/>
             </w:pPr>
-            <w:proofErr w:type="spellStart"/>
             <w:r>
               <w:rPr>
                 <w:sz w:val="18"/>
               </w:rPr>
               <w:t>Validatie</w:t>
             </w:r>
-            <w:proofErr w:type="spellEnd"/>
           </w:p>
         </w:tc>
         <w:tc>
@@ -14703,23 +8342,7 @@
                 <w:sz w:val="18"/>
                 <w:lang w:val="nl-NL"/>
               </w:rPr>
-              <w:t xml:space="preserve">Server blijft leidend; </w:t>
-            </w:r>
-            <w:proofErr w:type="spellStart"/>
-            <w:r>
-              <w:rPr>
-                <w:sz w:val="18"/>
-                <w:lang w:val="nl-NL"/>
-              </w:rPr>
-              <w:t>frontend</w:t>
-            </w:r>
-            <w:proofErr w:type="spellEnd"/>
-            <w:r>
-              <w:rPr>
-                <w:sz w:val="18"/>
-                <w:lang w:val="nl-NL"/>
-              </w:rPr>
-              <w:t xml:space="preserve"> geeft snelle feedback.</w:t>
+              <w:t>Server blijft leidend; frontend geeft snelle feedback.</w:t>
             </w:r>
           </w:p>
         </w:tc>
@@ -14762,39 +8385,7 @@
                 <w:sz w:val="18"/>
                 <w:lang w:val="nl-NL"/>
               </w:rPr>
-              <w:t>Pest/</w:t>
-            </w:r>
-            <w:proofErr w:type="spellStart"/>
-            <w:r>
-              <w:rPr>
-                <w:sz w:val="18"/>
-                <w:lang w:val="nl-NL"/>
-              </w:rPr>
-              <w:t>PHPUnit</w:t>
-            </w:r>
-            <w:proofErr w:type="spellEnd"/>
-            <w:r>
-              <w:rPr>
-                <w:sz w:val="18"/>
-                <w:lang w:val="nl-NL"/>
-              </w:rPr>
-              <w:t xml:space="preserve"> voor backend, </w:t>
-            </w:r>
-            <w:proofErr w:type="spellStart"/>
-            <w:r>
-              <w:rPr>
-                <w:sz w:val="18"/>
-                <w:lang w:val="nl-NL"/>
-              </w:rPr>
-              <w:t>Vitest</w:t>
-            </w:r>
-            <w:proofErr w:type="spellEnd"/>
-            <w:r>
-              <w:rPr>
-                <w:sz w:val="18"/>
-                <w:lang w:val="nl-NL"/>
-              </w:rPr>
-              <w:t xml:space="preserve"> voor Vue componenten</w:t>
+              <w:t>Pest/PHPUnit voor backend, Vitest voor Vue componenten</w:t>
             </w:r>
           </w:p>
         </w:tc>
@@ -14815,23 +8406,7 @@
                 <w:sz w:val="18"/>
                 <w:lang w:val="nl-NL"/>
               </w:rPr>
-              <w:t xml:space="preserve">Dek kritieke </w:t>
-            </w:r>
-            <w:proofErr w:type="spellStart"/>
-            <w:r>
-              <w:rPr>
-                <w:sz w:val="18"/>
-                <w:lang w:val="nl-NL"/>
-              </w:rPr>
-              <w:t>flows</w:t>
-            </w:r>
-            <w:proofErr w:type="spellEnd"/>
-            <w:r>
-              <w:rPr>
-                <w:sz w:val="18"/>
-                <w:lang w:val="nl-NL"/>
-              </w:rPr>
-              <w:t xml:space="preserve"> zoals bestellen, prijzen en migratiecontrole af.</w:t>
+              <w:t>Dek kritieke flows zoals bestellen, prijzen en migratiecontrole af.</w:t>
             </w:r>
           </w:p>
         </w:tc>
@@ -14848,19 +8423,9 @@
       <w:pPr>
         <w:pStyle w:val="Heading2"/>
       </w:pPr>
-      <w:proofErr w:type="spellStart"/>
       <w:r>
-        <w:t>Nieuwe</w:t>
+        <w:t>Nieuwe functionaliteit</w:t>
       </w:r>
-      <w:proofErr w:type="spellEnd"/>
-      <w:r>
-        <w:t xml:space="preserve"> </w:t>
-      </w:r>
-      <w:proofErr w:type="spellStart"/>
-      <w:r>
-        <w:t>functionaliteit</w:t>
-      </w:r>
-      <w:proofErr w:type="spellEnd"/>
     </w:p>
     <w:tbl>
       <w:tblPr>
@@ -14970,21 +8535,12 @@
                 <w:lang w:val="nl-NL"/>
               </w:rPr>
             </w:pPr>
-            <w:proofErr w:type="spellStart"/>
-            <w:r>
-              <w:rPr>
-                <w:sz w:val="18"/>
-                <w:lang w:val="nl-NL"/>
-              </w:rPr>
-              <w:t>Laravel</w:t>
-            </w:r>
-            <w:proofErr w:type="spellEnd"/>
-            <w:r>
-              <w:rPr>
-                <w:sz w:val="18"/>
-                <w:lang w:val="nl-NL"/>
-              </w:rPr>
-              <w:t xml:space="preserve"> genereert een compacte PDF-rekening vanuit orderdata; Vue toont preview/downloadstatus.</w:t>
+            <w:r>
+              <w:rPr>
+                <w:sz w:val="18"/>
+                <w:lang w:val="nl-NL"/>
+              </w:rPr>
+              <w:t>Laravel genereert een compacte PDF-rekening vanuit orderdata; Vue toont preview/downloadstatus.</w:t>
             </w:r>
           </w:p>
         </w:tc>
@@ -15001,30 +8557,8 @@
               <w:rPr>
                 <w:sz w:val="18"/>
               </w:rPr>
-              <w:t xml:space="preserve">orders, </w:t>
-            </w:r>
-            <w:proofErr w:type="spellStart"/>
-            <w:r>
-              <w:rPr>
-                <w:sz w:val="18"/>
-              </w:rPr>
-              <w:t>order_lines</w:t>
-            </w:r>
-            <w:proofErr w:type="spellEnd"/>
-            <w:r>
-              <w:rPr>
-                <w:sz w:val="18"/>
-              </w:rPr>
-              <w:t xml:space="preserve">, </w:t>
-            </w:r>
-            <w:proofErr w:type="spellStart"/>
-            <w:r>
-              <w:rPr>
-                <w:sz w:val="18"/>
-              </w:rPr>
-              <w:t>order_pdfs</w:t>
-            </w:r>
-            <w:proofErr w:type="spellEnd"/>
+              <w:t>orders, order_lines, order_pdfs</w:t>
+            </w:r>
           </w:p>
         </w:tc>
       </w:tr>
@@ -15083,30 +8617,8 @@
               <w:rPr>
                 <w:sz w:val="18"/>
               </w:rPr>
-              <w:t xml:space="preserve">orders, </w:t>
-            </w:r>
-            <w:proofErr w:type="spellStart"/>
-            <w:r>
-              <w:rPr>
-                <w:sz w:val="18"/>
-              </w:rPr>
-              <w:t>order_lines</w:t>
-            </w:r>
-            <w:proofErr w:type="spellEnd"/>
-            <w:r>
-              <w:rPr>
-                <w:sz w:val="18"/>
-              </w:rPr>
-              <w:t xml:space="preserve">, </w:t>
-            </w:r>
-            <w:proofErr w:type="spellStart"/>
-            <w:r>
-              <w:rPr>
-                <w:sz w:val="18"/>
-              </w:rPr>
-              <w:t>reorder_source_id</w:t>
-            </w:r>
-            <w:proofErr w:type="spellEnd"/>
+              <w:t>orders, order_lines, reorder_source_id</w:t>
+            </w:r>
           </w:p>
         </w:tc>
       </w:tr>
@@ -15169,17 +8681,8 @@
                 <w:sz w:val="18"/>
                 <w:lang w:val="nl-NL"/>
               </w:rPr>
-              <w:t xml:space="preserve">Geen kern-DB nodig; optioneel </w:t>
-            </w:r>
-            <w:proofErr w:type="spellStart"/>
-            <w:r>
-              <w:rPr>
-                <w:sz w:val="18"/>
-                <w:lang w:val="nl-NL"/>
-              </w:rPr>
-              <w:t>api_cache</w:t>
-            </w:r>
-            <w:proofErr w:type="spellEnd"/>
+              <w:t>Geen kern-DB nodig; optioneel api_cache</w:t>
+            </w:r>
           </w:p>
         </w:tc>
       </w:tr>
@@ -15200,30 +8703,8 @@
               <w:rPr>
                 <w:sz w:val="18"/>
               </w:rPr>
-              <w:t xml:space="preserve">Kassa </w:t>
-            </w:r>
-            <w:proofErr w:type="spellStart"/>
-            <w:r>
-              <w:rPr>
-                <w:sz w:val="18"/>
-              </w:rPr>
-              <w:t>zoeken</w:t>
-            </w:r>
-            <w:proofErr w:type="spellEnd"/>
-            <w:r>
-              <w:rPr>
-                <w:sz w:val="18"/>
-              </w:rPr>
-              <w:t>/</w:t>
-            </w:r>
-            <w:proofErr w:type="spellStart"/>
-            <w:r>
-              <w:rPr>
-                <w:sz w:val="18"/>
-              </w:rPr>
-              <w:t>filteren</w:t>
-            </w:r>
-            <w:proofErr w:type="spellEnd"/>
+              <w:t>Kassa zoeken/filteren</w:t>
+            </w:r>
           </w:p>
         </w:tc>
         <w:tc>
@@ -15256,42 +8737,12 @@
             <w:pPr>
               <w:spacing w:after="0"/>
             </w:pPr>
-            <w:proofErr w:type="spellStart"/>
-            <w:r>
-              <w:rPr>
-                <w:sz w:val="18"/>
-              </w:rPr>
-              <w:t>menu_categories</w:t>
-            </w:r>
-            <w:proofErr w:type="spellEnd"/>
-            <w:r>
-              <w:rPr>
-                <w:sz w:val="18"/>
-              </w:rPr>
-              <w:t xml:space="preserve">, </w:t>
-            </w:r>
-            <w:proofErr w:type="spellStart"/>
-            <w:r>
-              <w:rPr>
-                <w:sz w:val="18"/>
-              </w:rPr>
-              <w:t>menu_items</w:t>
-            </w:r>
-            <w:proofErr w:type="spellEnd"/>
-            <w:r>
-              <w:rPr>
-                <w:sz w:val="18"/>
-              </w:rPr>
-              <w:t xml:space="preserve"> </w:t>
-            </w:r>
-            <w:proofErr w:type="spellStart"/>
-            <w:r>
-              <w:rPr>
-                <w:sz w:val="18"/>
-              </w:rPr>
-              <w:t>indexen</w:t>
-            </w:r>
-            <w:proofErr w:type="spellEnd"/>
+            <w:r>
+              <w:rPr>
+                <w:sz w:val="18"/>
+              </w:rPr>
+              <w:t>menu_categories, menu_items indexen</w:t>
+            </w:r>
           </w:p>
         </w:tc>
       </w:tr>
@@ -15346,36 +8797,12 @@
             <w:pPr>
               <w:spacing w:after="0"/>
             </w:pPr>
-            <w:proofErr w:type="spellStart"/>
-            <w:r>
-              <w:rPr>
-                <w:sz w:val="18"/>
-              </w:rPr>
-              <w:t>order_</w:t>
-            </w:r>
-            <w:proofErr w:type="gramStart"/>
-            <w:r>
-              <w:rPr>
-                <w:sz w:val="18"/>
-              </w:rPr>
-              <w:t>lines.notes</w:t>
-            </w:r>
-            <w:proofErr w:type="spellEnd"/>
-            <w:proofErr w:type="gramEnd"/>
-            <w:r>
-              <w:rPr>
-                <w:sz w:val="18"/>
-              </w:rPr>
-              <w:t xml:space="preserve">, </w:t>
-            </w:r>
-            <w:proofErr w:type="spellStart"/>
-            <w:r>
-              <w:rPr>
-                <w:sz w:val="18"/>
-              </w:rPr>
-              <w:t>note_suggestions</w:t>
-            </w:r>
-            <w:proofErr w:type="spellEnd"/>
+            <w:r>
+              <w:rPr>
+                <w:sz w:val="18"/>
+              </w:rPr>
+              <w:t>order_lines.notes, note_suggestions</w:t>
+            </w:r>
           </w:p>
         </w:tc>
       </w:tr>
@@ -15412,21 +8839,12 @@
                 <w:lang w:val="nl-NL"/>
               </w:rPr>
             </w:pPr>
-            <w:proofErr w:type="spellStart"/>
-            <w:r>
-              <w:rPr>
-                <w:sz w:val="18"/>
-                <w:lang w:val="nl-NL"/>
-              </w:rPr>
-              <w:t>Admin</w:t>
-            </w:r>
-            <w:proofErr w:type="spellEnd"/>
-            <w:r>
-              <w:rPr>
-                <w:sz w:val="18"/>
-                <w:lang w:val="nl-NL"/>
-              </w:rPr>
-              <w:t xml:space="preserve"> kan actuele PDF genereren vanuit database inclusief aanbiedingen.</w:t>
+            <w:r>
+              <w:rPr>
+                <w:sz w:val="18"/>
+                <w:lang w:val="nl-NL"/>
+              </w:rPr>
+              <w:t>Admin kan actuele PDF genereren vanuit database inclusief aanbiedingen.</w:t>
             </w:r>
           </w:p>
         </w:tc>
@@ -15439,28 +8857,12 @@
             <w:pPr>
               <w:spacing w:after="0"/>
             </w:pPr>
-            <w:proofErr w:type="spellStart"/>
-            <w:r>
-              <w:rPr>
-                <w:sz w:val="18"/>
-              </w:rPr>
-              <w:t>menu_items</w:t>
-            </w:r>
-            <w:proofErr w:type="spellEnd"/>
-            <w:r>
-              <w:rPr>
-                <w:sz w:val="18"/>
-              </w:rPr>
-              <w:t xml:space="preserve">, promotions, </w:t>
-            </w:r>
-            <w:proofErr w:type="spellStart"/>
-            <w:r>
-              <w:rPr>
-                <w:sz w:val="18"/>
-              </w:rPr>
-              <w:t>generated_files</w:t>
-            </w:r>
-            <w:proofErr w:type="spellEnd"/>
+            <w:r>
+              <w:rPr>
+                <w:sz w:val="18"/>
+              </w:rPr>
+              <w:t>menu_items, promotions, generated_files</w:t>
+            </w:r>
           </w:p>
         </w:tc>
       </w:tr>
@@ -15502,23 +8904,7 @@
                 <w:sz w:val="18"/>
                 <w:lang w:val="nl-NL"/>
               </w:rPr>
-              <w:t>Website bewaart favorieten in cookie/</w:t>
-            </w:r>
-            <w:proofErr w:type="spellStart"/>
-            <w:r>
-              <w:rPr>
-                <w:sz w:val="18"/>
-                <w:lang w:val="nl-NL"/>
-              </w:rPr>
-              <w:t>localStorage</w:t>
-            </w:r>
-            <w:proofErr w:type="spellEnd"/>
-            <w:r>
-              <w:rPr>
-                <w:sz w:val="18"/>
-                <w:lang w:val="nl-NL"/>
-              </w:rPr>
-              <w:t xml:space="preserve"> en sorteert menuweergave.</w:t>
+              <w:t>Website bewaart favorieten in cookie/localStorage en sorteert menuweergave.</w:t>
             </w:r>
           </w:p>
         </w:tc>
@@ -15539,23 +8925,7 @@
                 <w:sz w:val="18"/>
                 <w:lang w:val="nl-NL"/>
               </w:rPr>
-              <w:t xml:space="preserve">Geen account nodig; </w:t>
-            </w:r>
-            <w:proofErr w:type="spellStart"/>
-            <w:r>
-              <w:rPr>
-                <w:sz w:val="18"/>
-                <w:lang w:val="nl-NL"/>
-              </w:rPr>
-              <w:t>menu_items</w:t>
-            </w:r>
-            <w:proofErr w:type="spellEnd"/>
-            <w:r>
-              <w:rPr>
-                <w:sz w:val="18"/>
-                <w:lang w:val="nl-NL"/>
-              </w:rPr>
-              <w:t xml:space="preserve"> blijven brondata</w:t>
+              <w:t>Geen account nodig; menu_items blijven brondata</w:t>
             </w:r>
           </w:p>
         </w:tc>
@@ -15573,14 +8943,13 @@
             <w:pPr>
               <w:spacing w:after="0"/>
             </w:pPr>
-            <w:proofErr w:type="spellStart"/>
-            <w:r>
-              <w:rPr>
-                <w:sz w:val="18"/>
-              </w:rPr>
+            <w:r>
+              <w:rPr>
+                <w:sz w:val="18"/>
+              </w:rPr>
+              <w:lastRenderedPageBreak/>
               <w:t>Dagrapportage</w:t>
             </w:r>
-            <w:proofErr w:type="spellEnd"/>
           </w:p>
         </w:tc>
         <w:tc>
@@ -15595,69 +8964,12 @@
                 <w:lang w:val="nl-NL"/>
               </w:rPr>
             </w:pPr>
-            <w:proofErr w:type="spellStart"/>
-            <w:r>
-              <w:rPr>
-                <w:sz w:val="18"/>
-                <w:lang w:val="nl-NL"/>
-              </w:rPr>
-              <w:t>Laravel</w:t>
-            </w:r>
-            <w:proofErr w:type="spellEnd"/>
-            <w:r>
-              <w:rPr>
-                <w:sz w:val="18"/>
-                <w:lang w:val="nl-NL"/>
-              </w:rPr>
-              <w:t xml:space="preserve"> </w:t>
-            </w:r>
-            <w:proofErr w:type="spellStart"/>
-            <w:r>
-              <w:rPr>
-                <w:sz w:val="18"/>
-                <w:lang w:val="nl-NL"/>
-              </w:rPr>
-              <w:t>scheduled</w:t>
-            </w:r>
-            <w:proofErr w:type="spellEnd"/>
-            <w:r>
-              <w:rPr>
-                <w:sz w:val="18"/>
-                <w:lang w:val="nl-NL"/>
-              </w:rPr>
-              <w:t xml:space="preserve"> </w:t>
-            </w:r>
-            <w:proofErr w:type="spellStart"/>
-            <w:r>
-              <w:rPr>
-                <w:sz w:val="18"/>
-                <w:lang w:val="nl-NL"/>
-              </w:rPr>
-              <w:t>task</w:t>
-            </w:r>
-            <w:proofErr w:type="spellEnd"/>
-            <w:r>
-              <w:rPr>
-                <w:sz w:val="18"/>
-                <w:lang w:val="nl-NL"/>
-              </w:rPr>
-              <w:t xml:space="preserve"> maakt dagelijks Excel-overzicht voor </w:t>
-            </w:r>
-            <w:proofErr w:type="spellStart"/>
-            <w:r>
-              <w:rPr>
-                <w:sz w:val="18"/>
-                <w:lang w:val="nl-NL"/>
-              </w:rPr>
-              <w:t>admin</w:t>
-            </w:r>
-            <w:proofErr w:type="spellEnd"/>
-            <w:r>
-              <w:rPr>
-                <w:sz w:val="18"/>
-                <w:lang w:val="nl-NL"/>
-              </w:rPr>
-              <w:t>-download.</w:t>
+            <w:r>
+              <w:rPr>
+                <w:sz w:val="18"/>
+                <w:lang w:val="nl-NL"/>
+              </w:rPr>
+              <w:t>Laravel scheduled task maakt dagelijks Excel-overzicht voor admin-download.</w:t>
             </w:r>
           </w:p>
         </w:tc>
@@ -15670,28 +8982,12 @@
             <w:pPr>
               <w:spacing w:after="0"/>
             </w:pPr>
-            <w:proofErr w:type="spellStart"/>
-            <w:r>
-              <w:rPr>
-                <w:sz w:val="18"/>
-              </w:rPr>
-              <w:t>report_files</w:t>
-            </w:r>
-            <w:proofErr w:type="spellEnd"/>
-            <w:r>
-              <w:rPr>
-                <w:sz w:val="18"/>
-              </w:rPr>
-              <w:t xml:space="preserve">, orders, </w:t>
-            </w:r>
-            <w:proofErr w:type="spellStart"/>
-            <w:r>
-              <w:rPr>
-                <w:sz w:val="18"/>
-              </w:rPr>
-              <w:t>order_lines</w:t>
-            </w:r>
-            <w:proofErr w:type="spellEnd"/>
+            <w:r>
+              <w:rPr>
+                <w:sz w:val="18"/>
+              </w:rPr>
+              <w:t>report_files, orders, order_lines</w:t>
+            </w:r>
           </w:p>
         </w:tc>
       </w:tr>
@@ -15728,37 +9024,12 @@
                 <w:lang w:val="nl-NL"/>
               </w:rPr>
             </w:pPr>
-            <w:proofErr w:type="spellStart"/>
-            <w:r>
-              <w:rPr>
-                <w:sz w:val="18"/>
-                <w:lang w:val="nl-NL"/>
-              </w:rPr>
-              <w:t>Admin</w:t>
-            </w:r>
-            <w:proofErr w:type="spellEnd"/>
-            <w:r>
-              <w:rPr>
-                <w:sz w:val="18"/>
-                <w:lang w:val="nl-NL"/>
-              </w:rPr>
-              <w:t xml:space="preserve"> beheert gerechten, </w:t>
-            </w:r>
-            <w:proofErr w:type="spellStart"/>
-            <w:r>
-              <w:rPr>
-                <w:sz w:val="18"/>
-                <w:lang w:val="nl-NL"/>
-              </w:rPr>
-              <w:t>categorieen</w:t>
-            </w:r>
-            <w:proofErr w:type="spellEnd"/>
-            <w:r>
-              <w:rPr>
-                <w:sz w:val="18"/>
-                <w:lang w:val="nl-NL"/>
-              </w:rPr>
-              <w:t>, prijzen en a/b/c-nummering.</w:t>
+            <w:r>
+              <w:rPr>
+                <w:sz w:val="18"/>
+                <w:lang w:val="nl-NL"/>
+              </w:rPr>
+              <w:t>Admin beheert gerechten, categorieen, prijzen en a/b/c-nummering.</w:t>
             </w:r>
           </w:p>
         </w:tc>
@@ -15771,28 +9042,12 @@
             <w:pPr>
               <w:spacing w:after="0"/>
             </w:pPr>
-            <w:proofErr w:type="spellStart"/>
-            <w:r>
-              <w:rPr>
-                <w:sz w:val="18"/>
-              </w:rPr>
-              <w:t>menu_categories</w:t>
-            </w:r>
-            <w:proofErr w:type="spellEnd"/>
-            <w:r>
-              <w:rPr>
-                <w:sz w:val="18"/>
-              </w:rPr>
-              <w:t xml:space="preserve">, </w:t>
-            </w:r>
-            <w:proofErr w:type="spellStart"/>
-            <w:r>
-              <w:rPr>
-                <w:sz w:val="18"/>
-              </w:rPr>
-              <w:t>menu_items</w:t>
-            </w:r>
-            <w:proofErr w:type="spellEnd"/>
+            <w:r>
+              <w:rPr>
+                <w:sz w:val="18"/>
+              </w:rPr>
+              <w:t>menu_categories, menu_items</w:t>
+            </w:r>
           </w:p>
         </w:tc>
       </w:tr>
@@ -15816,21 +9071,7 @@
         <w:rPr>
           <w:lang w:val="nl-NL"/>
         </w:rPr>
-        <w:t>Deze bijlage toont bewijs van de oude opdrachtbestanden. De afbeeldingen zijn Quick Look-</w:t>
-      </w:r>
-      <w:proofErr w:type="spellStart"/>
-      <w:r>
-        <w:rPr>
-          <w:lang w:val="nl-NL"/>
-        </w:rPr>
-        <w:t>thumbnails</w:t>
-      </w:r>
-      <w:proofErr w:type="spellEnd"/>
-      <w:r>
-        <w:rPr>
-          <w:lang w:val="nl-NL"/>
-        </w:rPr>
-        <w:t xml:space="preserve"> van de lokale HTML-pagina's. Daarnaast zijn scriptbestanden en SQL-bestanden als bewijs vermeld, omdat de KO screenshots of script files toestaat.</w:t>
+        <w:t>Deze bijlage toont bewijs van de oude opdrachtbestanden. De afbeeldingen zijn Quick Look-thumbnails van de lokale HTML-pagina's. Daarnaast zijn scriptbestanden en SQL-bestanden als bewijs vermeld, omdat de KO screenshots of script files toestaat.</w:t>
       </w:r>
     </w:p>
     <w:p>
@@ -15838,21 +9079,7 @@
         <w:rPr>
           <w:b/>
         </w:rPr>
-        <w:t xml:space="preserve">Homepage </w:t>
-      </w:r>
-      <w:proofErr w:type="spellStart"/>
-      <w:r>
-        <w:rPr>
-          <w:b/>
-        </w:rPr>
-        <w:t>oude</w:t>
-      </w:r>
-      <w:proofErr w:type="spellEnd"/>
-      <w:r>
-        <w:rPr>
-          <w:b/>
-        </w:rPr>
-        <w:t xml:space="preserve"> website</w:t>
+        <w:t>Homepage oude website</w:t>
       </w:r>
     </w:p>
     <w:p>
@@ -15860,7 +9087,6 @@
         <w:rPr>
           <w:noProof/>
         </w:rPr>
-        <w:lastRenderedPageBreak/>
         <w:drawing>
           <wp:inline distT="0" distB="0" distL="0" distR="0" wp14:anchorId="52965220" wp14:editId="6BD97049">
             <wp:extent cx="5303520" cy="5303520"/>
@@ -15912,27 +9138,7 @@
           <w:sz w:val="18"/>
           <w:lang w:val="nl-NL"/>
         </w:rPr>
-        <w:t xml:space="preserve">Bewijs: Homepage oude website - </w:t>
-      </w:r>
-      <w:proofErr w:type="spellStart"/>
-      <w:r>
-        <w:rPr>
-          <w:i/>
-          <w:color w:val="505050"/>
-          <w:sz w:val="18"/>
-          <w:lang w:val="nl-NL"/>
-        </w:rPr>
-        <w:t>devdoc_artifacts</w:t>
-      </w:r>
-      <w:proofErr w:type="spellEnd"/>
-      <w:r>
-        <w:rPr>
-          <w:i/>
-          <w:color w:val="505050"/>
-          <w:sz w:val="18"/>
-          <w:lang w:val="nl-NL"/>
-        </w:rPr>
-        <w:t>/screenshots/index.html.png</w:t>
+        <w:t>Bewijs: Homepage oude website - devdoc_artifacts/screenshots/index.html.png</w:t>
       </w:r>
     </w:p>
     <w:p>
@@ -16006,57 +9212,15 @@
           <w:sz w:val="18"/>
           <w:lang w:val="nl-NL"/>
         </w:rPr>
-        <w:t xml:space="preserve">Bewijs: Menukaartpagina oude website - </w:t>
-      </w:r>
-      <w:proofErr w:type="spellStart"/>
-      <w:r>
-        <w:rPr>
-          <w:i/>
-          <w:color w:val="505050"/>
-          <w:sz w:val="18"/>
-          <w:lang w:val="nl-NL"/>
-        </w:rPr>
-        <w:t>devdoc_artifacts</w:t>
-      </w:r>
-      <w:proofErr w:type="spellEnd"/>
-      <w:r>
-        <w:rPr>
-          <w:i/>
-          <w:color w:val="505050"/>
-          <w:sz w:val="18"/>
-          <w:lang w:val="nl-NL"/>
-        </w:rPr>
-        <w:t>/screenshots/MENUKAART.html.png</w:t>
+        <w:t>Bewijs: Menukaartpagina oude website - devdoc_artifacts/screenshots/MENUKAART.html.png</w:t>
       </w:r>
     </w:p>
     <w:p>
-      <w:proofErr w:type="spellStart"/>
       <w:r>
         <w:rPr>
           <w:b/>
         </w:rPr>
-        <w:t>Nieuwspagina</w:t>
-      </w:r>
-      <w:proofErr w:type="spellEnd"/>
-      <w:r>
-        <w:rPr>
-          <w:b/>
-        </w:rPr>
-        <w:t xml:space="preserve"> </w:t>
-      </w:r>
-      <w:proofErr w:type="spellStart"/>
-      <w:r>
-        <w:rPr>
-          <w:b/>
-        </w:rPr>
-        <w:t>oude</w:t>
-      </w:r>
-      <w:proofErr w:type="spellEnd"/>
-      <w:r>
-        <w:rPr>
-          <w:b/>
-        </w:rPr>
-        <w:t xml:space="preserve"> website</w:t>
+        <w:t>Nieuwspagina oude website</w:t>
       </w:r>
     </w:p>
     <w:p>
@@ -16116,57 +9280,15 @@
           <w:sz w:val="18"/>
           <w:lang w:val="nl-NL"/>
         </w:rPr>
-        <w:t xml:space="preserve">Bewijs: Nieuwspagina oude website - </w:t>
-      </w:r>
-      <w:proofErr w:type="spellStart"/>
-      <w:r>
-        <w:rPr>
-          <w:i/>
-          <w:color w:val="505050"/>
-          <w:sz w:val="18"/>
-          <w:lang w:val="nl-NL"/>
-        </w:rPr>
-        <w:t>devdoc_artifacts</w:t>
-      </w:r>
-      <w:proofErr w:type="spellEnd"/>
-      <w:r>
-        <w:rPr>
-          <w:i/>
-          <w:color w:val="505050"/>
-          <w:sz w:val="18"/>
-          <w:lang w:val="nl-NL"/>
-        </w:rPr>
-        <w:t>/screenshots/news.html.png</w:t>
+        <w:t>Bewijs: Nieuwspagina oude website - devdoc_artifacts/screenshots/news.html.png</w:t>
       </w:r>
     </w:p>
     <w:p>
-      <w:proofErr w:type="spellStart"/>
       <w:r>
         <w:rPr>
           <w:b/>
         </w:rPr>
-        <w:t>Contactpagina</w:t>
-      </w:r>
-      <w:proofErr w:type="spellEnd"/>
-      <w:r>
-        <w:rPr>
-          <w:b/>
-        </w:rPr>
-        <w:t xml:space="preserve"> </w:t>
-      </w:r>
-      <w:proofErr w:type="spellStart"/>
-      <w:r>
-        <w:rPr>
-          <w:b/>
-        </w:rPr>
-        <w:t>oude</w:t>
-      </w:r>
-      <w:proofErr w:type="spellEnd"/>
-      <w:r>
-        <w:rPr>
-          <w:b/>
-        </w:rPr>
-        <w:t xml:space="preserve"> website</w:t>
+        <w:t>Contactpagina oude website</w:t>
       </w:r>
     </w:p>
     <w:p>
@@ -16226,27 +9348,7 @@
           <w:sz w:val="18"/>
           <w:lang w:val="nl-NL"/>
         </w:rPr>
-        <w:t xml:space="preserve">Bewijs: Contactpagina oude website - </w:t>
-      </w:r>
-      <w:proofErr w:type="spellStart"/>
-      <w:r>
-        <w:rPr>
-          <w:i/>
-          <w:color w:val="505050"/>
-          <w:sz w:val="18"/>
-          <w:lang w:val="nl-NL"/>
-        </w:rPr>
-        <w:t>devdoc_artifacts</w:t>
-      </w:r>
-      <w:proofErr w:type="spellEnd"/>
-      <w:r>
-        <w:rPr>
-          <w:i/>
-          <w:color w:val="505050"/>
-          <w:sz w:val="18"/>
-          <w:lang w:val="nl-NL"/>
-        </w:rPr>
-        <w:t>/screenshots/contact.html.png</w:t>
+        <w:t>Bewijs: Contactpagina oude website - devdoc_artifacts/screenshots/contact.html.png</w:t>
       </w:r>
     </w:p>
     <w:p>
@@ -16360,23 +9462,7 @@
                 <w:sz w:val="18"/>
                 <w:lang w:val="nl-NL"/>
               </w:rPr>
-              <w:t xml:space="preserve">Omgezette bijlage met nieuwe user </w:t>
-            </w:r>
-            <w:proofErr w:type="spellStart"/>
-            <w:r>
-              <w:rPr>
-                <w:sz w:val="18"/>
-                <w:lang w:val="nl-NL"/>
-              </w:rPr>
-              <w:t>stories</w:t>
-            </w:r>
-            <w:proofErr w:type="spellEnd"/>
-            <w:r>
-              <w:rPr>
-                <w:sz w:val="18"/>
-                <w:lang w:val="nl-NL"/>
-              </w:rPr>
-              <w:t>, acceptatiecriteria en storypoints.</w:t>
+              <w:t>Omgezette bijlage met nieuwe user stories, acceptatiecriteria en storypoints.</w:t>
             </w:r>
           </w:p>
         </w:tc>
@@ -16394,28 +9480,12 @@
             <w:pPr>
               <w:spacing w:after="0"/>
             </w:pPr>
-            <w:proofErr w:type="spellStart"/>
-            <w:r>
-              <w:rPr>
-                <w:sz w:val="18"/>
-              </w:rPr>
-              <w:t>webfs_old</w:t>
-            </w:r>
-            <w:proofErr w:type="spellEnd"/>
-            <w:r>
-              <w:rPr>
-                <w:sz w:val="18"/>
-              </w:rPr>
-              <w:t>/</w:t>
-            </w:r>
-            <w:proofErr w:type="spellStart"/>
-            <w:r>
-              <w:rPr>
-                <w:sz w:val="18"/>
-              </w:rPr>
-              <w:t>gouden_draak_create_script.sql</w:t>
-            </w:r>
-            <w:proofErr w:type="spellEnd"/>
+            <w:r>
+              <w:rPr>
+                <w:sz w:val="18"/>
+              </w:rPr>
+              <w:t>webfs_old/gouden_draak_create_script.sql</w:t>
+            </w:r>
           </w:p>
         </w:tc>
         <w:tc>
@@ -16435,23 +9505,7 @@
                 <w:sz w:val="18"/>
                 <w:lang w:val="nl-NL"/>
               </w:rPr>
-              <w:t xml:space="preserve">Database-schema, menu-data, sales-data en oude </w:t>
-            </w:r>
-            <w:proofErr w:type="spellStart"/>
-            <w:r>
-              <w:rPr>
-                <w:sz w:val="18"/>
-                <w:lang w:val="nl-NL"/>
-              </w:rPr>
-              <w:t>MariaDB</w:t>
-            </w:r>
-            <w:proofErr w:type="spellEnd"/>
-            <w:r>
-              <w:rPr>
-                <w:sz w:val="18"/>
-                <w:lang w:val="nl-NL"/>
-              </w:rPr>
-              <w:t>-versie.</w:t>
+              <w:t>Database-schema, menu-data, sales-data en oude MariaDB-versie.</w:t>
             </w:r>
           </w:p>
         </w:tc>
@@ -16469,42 +9523,12 @@
             <w:pPr>
               <w:spacing w:after="0"/>
             </w:pPr>
-            <w:proofErr w:type="spellStart"/>
-            <w:r>
-              <w:rPr>
-                <w:sz w:val="18"/>
-              </w:rPr>
-              <w:t>webfs_old</w:t>
-            </w:r>
-            <w:proofErr w:type="spellEnd"/>
-            <w:r>
-              <w:rPr>
-                <w:sz w:val="18"/>
-              </w:rPr>
-              <w:t>/</w:t>
-            </w:r>
-            <w:proofErr w:type="spellStart"/>
-            <w:r>
-              <w:rPr>
-                <w:sz w:val="18"/>
-              </w:rPr>
-              <w:t>kassa</w:t>
-            </w:r>
-            <w:proofErr w:type="spellEnd"/>
-            <w:r>
-              <w:rPr>
-                <w:sz w:val="18"/>
-              </w:rPr>
-              <w:t>/config/</w:t>
-            </w:r>
-            <w:proofErr w:type="spellStart"/>
-            <w:r>
-              <w:rPr>
-                <w:sz w:val="18"/>
-              </w:rPr>
-              <w:t>dbconfig.php</w:t>
-            </w:r>
-            <w:proofErr w:type="spellEnd"/>
+            <w:r>
+              <w:rPr>
+                <w:sz w:val="18"/>
+              </w:rPr>
+              <w:t>webfs_old/kassa/config/dbconfig.php</w:t>
+            </w:r>
           </w:p>
         </w:tc>
         <w:tc>
@@ -16581,42 +9605,12 @@
             <w:pPr>
               <w:spacing w:after="0"/>
             </w:pPr>
-            <w:proofErr w:type="spellStart"/>
-            <w:r>
-              <w:rPr>
-                <w:sz w:val="18"/>
-              </w:rPr>
-              <w:t>webfs_old</w:t>
-            </w:r>
-            <w:proofErr w:type="spellEnd"/>
-            <w:r>
-              <w:rPr>
-                <w:sz w:val="18"/>
-              </w:rPr>
-              <w:t>/</w:t>
-            </w:r>
-            <w:proofErr w:type="spellStart"/>
-            <w:r>
-              <w:rPr>
-                <w:sz w:val="18"/>
-              </w:rPr>
-              <w:t>kassa</w:t>
-            </w:r>
-            <w:proofErr w:type="spellEnd"/>
-            <w:r>
-              <w:rPr>
-                <w:sz w:val="18"/>
-              </w:rPr>
-              <w:t>/</w:t>
-            </w:r>
-            <w:proofErr w:type="spellStart"/>
-            <w:r>
-              <w:rPr>
-                <w:sz w:val="18"/>
-              </w:rPr>
-              <w:t>cashDesk.php</w:t>
-            </w:r>
-            <w:proofErr w:type="spellEnd"/>
+            <w:r>
+              <w:rPr>
+                <w:sz w:val="18"/>
+              </w:rPr>
+              <w:t>webfs_old/kassa/cashDesk.php</w:t>
+            </w:r>
           </w:p>
         </w:tc>
         <w:tc>
@@ -16654,42 +9648,12 @@
             <w:pPr>
               <w:spacing w:after="0"/>
             </w:pPr>
-            <w:proofErr w:type="spellStart"/>
-            <w:r>
-              <w:rPr>
-                <w:sz w:val="18"/>
-              </w:rPr>
-              <w:t>webfs_old</w:t>
-            </w:r>
-            <w:proofErr w:type="spellEnd"/>
-            <w:r>
-              <w:rPr>
-                <w:sz w:val="18"/>
-              </w:rPr>
-              <w:t>/</w:t>
-            </w:r>
-            <w:proofErr w:type="spellStart"/>
-            <w:r>
-              <w:rPr>
-                <w:sz w:val="18"/>
-              </w:rPr>
-              <w:t>kassa</w:t>
-            </w:r>
-            <w:proofErr w:type="spellEnd"/>
-            <w:r>
-              <w:rPr>
-                <w:sz w:val="18"/>
-              </w:rPr>
-              <w:t>/</w:t>
-            </w:r>
-            <w:proofErr w:type="spellStart"/>
-            <w:r>
-              <w:rPr>
-                <w:sz w:val="18"/>
-              </w:rPr>
-              <w:t>payOrder.php</w:t>
-            </w:r>
-            <w:proofErr w:type="spellEnd"/>
+            <w:r>
+              <w:rPr>
+                <w:sz w:val="18"/>
+              </w:rPr>
+              <w:t>webfs_old/kassa/payOrder.php</w:t>
+            </w:r>
           </w:p>
         </w:tc>
         <w:tc>
@@ -16727,42 +9691,12 @@
             <w:pPr>
               <w:spacing w:after="0"/>
             </w:pPr>
-            <w:proofErr w:type="spellStart"/>
-            <w:r>
-              <w:rPr>
-                <w:sz w:val="18"/>
-              </w:rPr>
-              <w:t>webfs_old</w:t>
-            </w:r>
-            <w:proofErr w:type="spellEnd"/>
-            <w:r>
-              <w:rPr>
-                <w:sz w:val="18"/>
-              </w:rPr>
-              <w:t>/</w:t>
-            </w:r>
-            <w:proofErr w:type="spellStart"/>
-            <w:r>
-              <w:rPr>
-                <w:sz w:val="18"/>
-              </w:rPr>
-              <w:t>kassa</w:t>
-            </w:r>
-            <w:proofErr w:type="spellEnd"/>
-            <w:r>
-              <w:rPr>
-                <w:sz w:val="18"/>
-              </w:rPr>
-              <w:t>/</w:t>
-            </w:r>
-            <w:proofErr w:type="spellStart"/>
-            <w:r>
-              <w:rPr>
-                <w:sz w:val="18"/>
-              </w:rPr>
-              <w:t>salesOverview.php</w:t>
-            </w:r>
-            <w:proofErr w:type="spellEnd"/>
+            <w:r>
+              <w:rPr>
+                <w:sz w:val="18"/>
+              </w:rPr>
+              <w:t>webfs_old/kassa/salesOverview.php</w:t>
+            </w:r>
           </w:p>
         </w:tc>
         <w:tc>
@@ -16862,25 +9796,7 @@
           <w:color w:val="282828"/>
           <w:sz w:val="16"/>
         </w:rPr>
-        <w:t>SELECT * FROM gebruiker WHERE id='".$_POST['</w:t>
-      </w:r>
-      <w:proofErr w:type="spellStart"/>
-      <w:r>
-        <w:rPr>
-          <w:rFonts w:ascii="Courier New" w:hAnsi="Courier New"/>
-          <w:color w:val="282828"/>
-          <w:sz w:val="16"/>
-        </w:rPr>
-        <w:t>employeeNr</w:t>
-      </w:r>
-      <w:proofErr w:type="spellEnd"/>
-      <w:r>
-        <w:rPr>
-          <w:rFonts w:ascii="Courier New" w:hAnsi="Courier New"/>
-          <w:color w:val="282828"/>
-          <w:sz w:val="16"/>
-        </w:rPr>
-        <w:t xml:space="preserve">']."' </w:t>
+        <w:t xml:space="preserve">SELECT * FROM gebruiker WHERE id='".$_POST['employeeNr']."' </w:t>
       </w:r>
       <w:r>
         <w:rPr>
@@ -16902,25 +9818,7 @@
           <w:color w:val="505050"/>
           <w:sz w:val="18"/>
         </w:rPr>
-        <w:t xml:space="preserve">Bewijs: Login-query </w:t>
-      </w:r>
-      <w:proofErr w:type="spellStart"/>
-      <w:r>
-        <w:rPr>
-          <w:i/>
-          <w:color w:val="505050"/>
-          <w:sz w:val="18"/>
-        </w:rPr>
-        <w:t>zonder</w:t>
-      </w:r>
-      <w:proofErr w:type="spellEnd"/>
-      <w:r>
-        <w:rPr>
-          <w:i/>
-          <w:color w:val="505050"/>
-          <w:sz w:val="18"/>
-        </w:rPr>
-        <w:t xml:space="preserve"> hashing/prepared statements - webfs_old/kassa/loginRequest.php</w:t>
+        <w:t>Bewijs: Login-query zonder hashing/prepared statements - webfs_old/kassa/loginRequest.php</w:t>
       </w:r>
     </w:p>
     <w:p>
@@ -16951,39 +9849,8 @@
           <w:sz w:val="18"/>
           <w:lang w:val="nl-NL"/>
         </w:rPr>
-        <w:t xml:space="preserve">Bewijs: Opslaan van kassa-verkoopregels - </w:t>
+        <w:t>Bewijs: Opslaan van kassa-verkoopregels - webfs_old/kassa/payOrder.php</w:t>
       </w:r>
-      <w:proofErr w:type="spellStart"/>
-      <w:r>
-        <w:rPr>
-          <w:i/>
-          <w:color w:val="505050"/>
-          <w:sz w:val="18"/>
-          <w:lang w:val="nl-NL"/>
-        </w:rPr>
-        <w:t>webfs_old</w:t>
-      </w:r>
-      <w:proofErr w:type="spellEnd"/>
-      <w:r>
-        <w:rPr>
-          <w:i/>
-          <w:color w:val="505050"/>
-          <w:sz w:val="18"/>
-          <w:lang w:val="nl-NL"/>
-        </w:rPr>
-        <w:t>/kassa/</w:t>
-      </w:r>
-      <w:proofErr w:type="spellStart"/>
-      <w:r>
-        <w:rPr>
-          <w:i/>
-          <w:color w:val="505050"/>
-          <w:sz w:val="18"/>
-          <w:lang w:val="nl-NL"/>
-        </w:rPr>
-        <w:t>payOrder.php</w:t>
-      </w:r>
-      <w:proofErr w:type="spellEnd"/>
     </w:p>
     <w:p>
       <w:pPr>
@@ -17004,21 +9871,7 @@
         <w:rPr>
           <w:lang w:val="nl-NL"/>
         </w:rPr>
-        <w:t xml:space="preserve">PHP </w:t>
-      </w:r>
-      <w:proofErr w:type="spellStart"/>
-      <w:r>
-        <w:rPr>
-          <w:lang w:val="nl-NL"/>
-        </w:rPr>
-        <w:t>Supported</w:t>
-      </w:r>
-      <w:proofErr w:type="spellEnd"/>
-      <w:r>
-        <w:rPr>
-          <w:lang w:val="nl-NL"/>
-        </w:rPr>
-        <w:t xml:space="preserve"> Versions, geraadpleegd op 2 juni 2026: https://www.php.net/supported-versions.php</w:t>
+        <w:t>PHP Supported Versions, geraadpleegd op 2 juni 2026: https://www.php.net/supported-versions.php</w:t>
       </w:r>
     </w:p>
     <w:p>
@@ -17026,15 +9879,7 @@
         <w:pStyle w:val="ListBullet"/>
       </w:pPr>
       <w:r>
-        <w:t xml:space="preserve">Laravel Release Notes </w:t>
-      </w:r>
-      <w:proofErr w:type="spellStart"/>
-      <w:r>
-        <w:t>en</w:t>
-      </w:r>
-      <w:proofErr w:type="spellEnd"/>
-      <w:r>
-        <w:t xml:space="preserve"> Support Policy, geraadpleegd op 2 juni 2026: https://laravel.com/docs/master/releases</w:t>
+        <w:t>Laravel Release Notes en Support Policy, geraadpleegd op 2 juni 2026: https://laravel.com/docs/master/releases</w:t>
       </w:r>
     </w:p>
     <w:p>
@@ -17044,21 +9889,11 @@
           <w:lang w:val="nl-NL"/>
         </w:rPr>
       </w:pPr>
-      <w:proofErr w:type="spellStart"/>
-      <w:proofErr w:type="gramStart"/>
       <w:r>
         <w:rPr>
           <w:lang w:val="nl-NL"/>
         </w:rPr>
-        <w:t>npm</w:t>
-      </w:r>
-      <w:proofErr w:type="spellEnd"/>
-      <w:proofErr w:type="gramEnd"/>
-      <w:r>
-        <w:rPr>
-          <w:lang w:val="nl-NL"/>
-        </w:rPr>
-        <w:t xml:space="preserve"> package vue, geraadpleegd op 2 juni 2026: https://www.npmjs.com/package/vue</w:t>
+        <w:t>npm package vue, geraadpleegd op 2 juni 2026: https://www.npmjs.com/package/vue</w:t>
       </w:r>
     </w:p>
     <w:sectPr>
@@ -17072,7 +9907,7 @@
 </file>
 
 <file path=word/numbering.xml><?xml version="1.0" encoding="utf-8"?>
-<w:numbering xmlns:wpc="http://schemas.microsoft.com/office/word/2010/wordprocessingCanvas" xmlns:cx="http://schemas.microsoft.com/office/drawing/2014/chartex" xmlns:cx1="http://schemas.microsoft.com/office/drawing/2015/9/8/chartex" xmlns:cx2="http://schemas.microsoft.com/office/drawing/2015/10/21/chartex" xmlns:cx3="http://schemas.microsoft.com/office/drawing/2016/5/9/chartex" xmlns:cx4="http://schemas.microsoft.com/office/drawing/2016/5/10/chartex" xmlns:cx5="http://schemas.microsoft.com/office/drawing/2016/5/11/chartex" xmlns:cx6="http://schemas.microsoft.com/office/drawing/2016/5/12/chartex" xmlns:cx7="http://schemas.microsoft.com/office/drawing/2016/5/13/chartex" xmlns:cx8="http://schemas.microsoft.com/office/drawing/2016/5/14/chartex" xmlns:mc="http://schemas.openxmlformats.org/markup-compatibility/2006" xmlns:aink="http://schemas.microsoft.com/office/drawing/2016/ink" xmlns:am3d="http://schemas.microsoft.com/office/drawing/2017/model3d" xmlns:o="urn:schemas-microsoft-com:office:office" xmlns:oel="http://schemas.microsoft.com/office/2019/extlst" xmlns:r="http://schemas.openxmlformats.org/officeDocument/2006/relationships" xmlns:m="http://schemas.openxmlformats.org/officeDocument/2006/math" xmlns:v="urn:schemas-microsoft-com:vml" xmlns:wp14="http://schemas.microsoft.com/office/word/2010/wordprocessingDrawing" xmlns:wp="http://schemas.openxmlformats.org/drawingml/2006/wordprocessingDrawing" xmlns:w10="urn:schemas-microsoft-com:office:word" xmlns:w="http://schemas.openxmlformats.org/wordprocessingml/2006/main" xmlns:w14="http://schemas.microsoft.com/office/word/2010/wordml" xmlns:w15="http://schemas.microsoft.com/office/word/2012/wordml" xmlns:w16cex="http://schemas.microsoft.com/office/word/2018/wordml/cex" xmlns:w16cid="http://schemas.microsoft.com/office/word/2016/wordml/cid" xmlns:w16="http://schemas.microsoft.com/office/word/2018/wordml" xmlns:w16du="http://schemas.microsoft.com/office/word/2023/wordml/word16du" xmlns:w16sdtdh="http://schemas.microsoft.com/office/word/2020/wordml/sdtdatahash" xmlns:w16sdtfl="http://schemas.microsoft.com/office/word/2024/wordml/sdtformatlock" xmlns:w16se="http://schemas.microsoft.com/office/word/2015/wordml/symex" xmlns:wpg="http://schemas.microsoft.com/office/word/2010/wordprocessingGroup" xmlns:wpi="http://schemas.microsoft.com/office/word/2010/wordprocessingInk" xmlns:wne="http://schemas.microsoft.com/office/word/2006/wordml" xmlns:wps="http://schemas.microsoft.com/office/word/2010/wordprocessingShape" mc:Ignorable="w14 w15 w16se w16cid w16 w16cex w16sdtdh w16sdtfl w16du wp14">
+<w:numbering xmlns:wpc="http://schemas.microsoft.com/office/word/2010/wordprocessingCanvas" xmlns:cx="http://schemas.microsoft.com/office/drawing/2014/chartex" xmlns:cx1="http://schemas.microsoft.com/office/drawing/2015/9/8/chartex" xmlns:cx2="http://schemas.microsoft.com/office/drawing/2015/10/21/chartex" xmlns:cx3="http://schemas.microsoft.com/office/drawing/2016/5/9/chartex" xmlns:cx4="http://schemas.microsoft.com/office/drawing/2016/5/10/chartex" xmlns:cx5="http://schemas.microsoft.com/office/drawing/2016/5/11/chartex" xmlns:cx6="http://schemas.microsoft.com/office/drawing/2016/5/12/chartex" xmlns:cx7="http://schemas.microsoft.com/office/drawing/2016/5/13/chartex" xmlns:cx8="http://schemas.microsoft.com/office/drawing/2016/5/14/chartex" xmlns:mc="http://schemas.openxmlformats.org/markup-compatibility/2006" xmlns:m="http://schemas.openxmlformats.org/officeDocument/2006/math" xmlns:aink="http://schemas.microsoft.com/office/drawing/2016/ink" xmlns:am3d="http://schemas.microsoft.com/office/drawing/2017/model3d" xmlns:oel="http://schemas.microsoft.com/office/2019/extlst" xmlns:r="http://schemas.openxmlformats.org/officeDocument/2006/relationships" xmlns:wp14="http://schemas.microsoft.com/office/word/2010/wordprocessingDrawing" xmlns:wp="http://schemas.openxmlformats.org/drawingml/2006/wordprocessingDrawing" xmlns:wpg="http://schemas.microsoft.com/office/word/2010/wordprocessingGroup" xmlns:wpi="http://schemas.microsoft.com/office/word/2010/wordprocessingInk" xmlns:wps="http://schemas.microsoft.com/office/word/2010/wordprocessingShape" xmlns:o="urn:schemas-microsoft-com:office:office" xmlns:v="urn:schemas-microsoft-com:vml" xmlns:w10="urn:schemas-microsoft-com:office:word" xmlns:w="http://schemas.openxmlformats.org/wordprocessingml/2006/main" xmlns:w14="http://schemas.microsoft.com/office/word/2010/wordml" xmlns:w15="http://schemas.microsoft.com/office/word/2012/wordml" xmlns:w16cex="http://schemas.microsoft.com/office/word/2018/wordml/cex" xmlns:w16cid="http://schemas.microsoft.com/office/word/2016/wordml/cid" xmlns:w16="http://schemas.microsoft.com/office/word/2018/wordml" xmlns:w16sdtdh="http://schemas.microsoft.com/office/word/2020/wordml/sdtdatahash" xmlns:w16sdtfl="http://schemas.microsoft.com/office/word/2024/wordml/sdtformatlock" xmlns:w16se="http://schemas.microsoft.com/office/word/2015/wordml/symex" xmlns:w16du="http://schemas.microsoft.com/office/word/2023/wordml/word16du" xmlns:wne="http://schemas.microsoft.com/office/word/2006/wordml" mc:Ignorable="w14 w15 w16se w16cid w16 w16cex w16sdtdh w16sdtfl w16du wp14">
   <w:abstractNum w:abstractNumId="0" w15:restartNumberingAfterBreak="0">
     <w:nsid w:val="FFFFFF7C"/>
     <w:multiLevelType w:val="singleLevel"/>
@@ -17275,7 +10110,7 @@
 </file>
 
 <file path=word/styles.xml><?xml version="1.0" encoding="utf-8"?>
-<w:styles xmlns:mc="http://schemas.openxmlformats.org/markup-compatibility/2006" xmlns:r="http://schemas.openxmlformats.org/officeDocument/2006/relationships" xmlns:w="http://schemas.openxmlformats.org/wordprocessingml/2006/main" xmlns:w14="http://schemas.microsoft.com/office/word/2010/wordml" xmlns:w15="http://schemas.microsoft.com/office/word/2012/wordml" xmlns:w16cex="http://schemas.microsoft.com/office/word/2018/wordml/cex" xmlns:w16cid="http://schemas.microsoft.com/office/word/2016/wordml/cid" xmlns:w16="http://schemas.microsoft.com/office/word/2018/wordml" xmlns:w16du="http://schemas.microsoft.com/office/word/2023/wordml/word16du" xmlns:w16sdtdh="http://schemas.microsoft.com/office/word/2020/wordml/sdtdatahash" xmlns:w16sdtfl="http://schemas.microsoft.com/office/word/2024/wordml/sdtformatlock" xmlns:w16se="http://schemas.microsoft.com/office/word/2015/wordml/symex" mc:Ignorable="w14 w15 w16se w16cid w16 w16cex w16sdtdh w16sdtfl w16du">
+<w:styles xmlns:mc="http://schemas.openxmlformats.org/markup-compatibility/2006" xmlns:r="http://schemas.openxmlformats.org/officeDocument/2006/relationships" xmlns:w="http://schemas.openxmlformats.org/wordprocessingml/2006/main" xmlns:w14="http://schemas.microsoft.com/office/word/2010/wordml" xmlns:w15="http://schemas.microsoft.com/office/word/2012/wordml" xmlns:w16cex="http://schemas.microsoft.com/office/word/2018/wordml/cex" xmlns:w16cid="http://schemas.microsoft.com/office/word/2016/wordml/cid" xmlns:w16="http://schemas.microsoft.com/office/word/2018/wordml" xmlns:w16sdtdh="http://schemas.microsoft.com/office/word/2020/wordml/sdtdatahash" xmlns:w16sdtfl="http://schemas.microsoft.com/office/word/2024/wordml/sdtformatlock" xmlns:w16se="http://schemas.microsoft.com/office/word/2015/wordml/symex" xmlns:w16du="http://schemas.microsoft.com/office/word/2023/wordml/word16du" mc:Ignorable="w14 w15 w16se w16cid w16 w16cex w16sdtdh w16sdtfl w16du">
   <w:docDefaults>
     <w:rPrDefault>
       <w:rPr>
